--- a/thesis/毕业论文-修改版.docx
+++ b/thesis/毕业论文-修改版.docx
@@ -464,7 +464,7 @@
           <ns0:sz ns0:val="24"/>
           <ns0:szCs ns0:val="24"/>
         </ns0:rPr>
-        <ns0:t xml:space="preserve">To address information overload and personalization demands in movie consumption scenarios, this thesis designs and implements a multi-strategy movie recommendation system named CineMatch based on large-scale rating data. Using the MovieLens 32M dataset (32 million ratings, 270,000 users, 87,000 movies), the system stores and manages data in MySQL, builds backend services and recommendation APIs with the Flask application factory pattern, and provides an interactive web interface with Jinja2 templates, Vue.js 3, Bootstrap 5, and ECharts for recommendation display, user profiling, and visual analytics.</ns0:t>
+        <ns0:t xml:space="preserve">To address information overload and meet personalization demands in movie consumption, this thesis designs and implements a multi-strategy movie recommendation system named CineMatch. Based on the MovieLens 32M dataset—comprising 32 million ratings from 270,000 users on 87,000 movies—the system leverages MySQL for data storage and management, employs the Flask application factory pattern for backend services and RESTful APIs, and integrates Jinja2 templates with Vue.js 3, Bootstrap 5, and ECharts on the frontend to deliver recommendation displays, user profiling, and visual analytics.</ns0:t>
       </ns0:r>
     </ns0:p>
     <ns0:p ns2:paraId="0FAA4084" ns2:textId="77777777" ns0:rsidR="00BC6045" ns0:rsidRDefault="00000000">
@@ -483,7 +483,7 @@
           <ns0:sz ns0:val="24"/>
           <ns0:szCs ns0:val="24"/>
         </ns0:rPr>
-        <ns0:t xml:space="preserve">On the algorithmic side, three recommendation strategies are implemented: Item-based Collaborative Filtering (ItemCF) serves as the primary recall model, computing movie similarities via cosine similarity with user-mean normalization and retaining Top-K neighbors to improve storage efficiency and retrieval performance, with support for explainable recommendation reasons; a Neural Collaborative Filtering (NCF) model based on PyTorch implements GMF architecture with async loading and singleton pattern for efficient inference; a Hybrid strategy innovatively adopts a cascade "ItemCF recall + NCF rerank" architecture, balancing recommendation accuracy with interpretability. The system also implements comprehensive functional modules including user profiling (12-dimensional features), user behavior tracking, recommendation feedback collection, movie list social features, data visualization dashboards, and an admin panel.</ns0:t>
+        <ns0:t xml:space="preserve">At the algorithmic level, three recommendation strategies are implemented. Item-based Collaborative Filtering (ItemCF) serves as the primary recall model, computing movie similarities through cosine similarity with user-mean normalization and retaining only Top-K neighbors to improve storage efficiency and retrieval speed; it also supports explainable recommendations by identifying which previously liked movies contributed to each suggestion. A Neural Collaborative Filtering (NCF) model, built with PyTorch, implements a GMF architecture with asynchronous loading and a singleton inference engine for efficient candidate reranking. The Hybrid strategy combines both through a cascade architecture: ItemCF generates recall candidates, and NCF reranks them to produce the final Top-N list, balancing accuracy with interpretability. Beyond the core recommendation pipeline, the system includes comprehensive functional modules such as 12-dimensional user profiling, asynchronous behavior tracking, recommendation feedback collection, movie list creation with social features, data visualization dashboards, and an admin panel.</ns0:t>
       </ns0:r>
     </ns0:p>
     <ns0:p ns2:paraId="1179C3C0" ns2:textId="77777777" ns0:rsidR="00BC6045" ns0:rsidRDefault="00000000">
@@ -502,7 +502,7 @@
           <ns0:sz ns0:val="24"/>
           <ns0:szCs ns0:val="24"/>
         </ns0:rPr>
-        <ns0:t xml:space="preserve">For effectiveness verification, a unified offline evaluation framework (Leave-Last-Out protocol) is established to compare the three recommendation strategies using five ranking-oriented metrics: Precision@K, Recall@K, MAP@K, NDCG@K, and MRR@K, together with analyses on coverage and popularity bias to assess accuracy and diversity. Ablation studies are conducted to analyze the impact of key parameters. Experimental results demonstrate that the system achieves good usability and scalability, providing a solid foundation for future extensions such as content features, online feedback, and A/B testing.</ns0:t>
+        <ns0:t xml:space="preserve">To validate recommendation quality, a unified offline evaluation framework based on the Leave-Last-Out protocol is established, comparing the three strategies across five ranking-oriented metrics—Precision@K, Recall@K, MAP@K, NDCG@K, and MRR@K—supplemented by coverage and popularity bias analyses. Ablation studies examine the effects of key parameters such as recall candidate size and per-seed similarity limits. The overall system demonstrates strong usability and scalability, providing a solid foundation for future extensions including content-based features, online feedback integration, and A/B testing.</ns0:t>
       </ns0:r>
     </ns0:p>
     <ns0:p ns2:paraId="07574E48" ns2:textId="77777777" ns0:rsidR="00BC6045" ns0:rsidRDefault="00000000">
@@ -522,7 +522,7 @@
           <ns0:sz ns0:val="24"/>
           <ns0:szCs ns0:val="24"/>
         </ns0:rPr>
-        <ns0:t xml:space="preserve">KEY WORDS: movie recommendation system, collaborative filtering, neural collaborative filtering, hybrid recommendation, explainable recommendation</ns0:t>
+        <ns0:t xml:space="preserve">KEY WORDS: movie recommendation system, collaborative filtering, neural collaborative filtering, hybrid recommendation, explainable recommendation, user profiling</ns0:t>
       </ns0:r>
     </ns0:p>
     <ns0:p ns2:paraId="342D63BC" ns2:textId="77777777" ns0:rsidR="00415E87" ns0:rsidRDefault="00415E87">
@@ -13254,6 +13254,28 @@
           <ns0:szCs ns0:val="24"/>
           <ns0:lang ns0:eastAsia="zh-CN"/>
         </ns0:rPr>
+        <ns0:t>第5章为推荐算法与系统实现，详细描述数据预处理、ItemCF召回模型、NCF重排模型、混合推荐策略的实现过程，并且详细阐述核心功能模块的实现细节（包括应用工厂、用户认证、推荐API、推荐解释、用户画像、行为追踪、数据预处理）以及前端核心实现（推荐页面、数据看板、API模块和Vue组件系统），并给出关键工程优化方法。</ns0:t>
+      </ns0:r>
+    </ns0:p>
+    <ns0:p ns2:paraId="2ACC558C" ns2:textId="77777777" ns0:rsidR="00AB7F8C" ns0:rsidRPr="00AB7F8C" ns0:rsidRDefault="00AB7F8C" ns0:rsidP="00AB7F8C">
+      <ns0:pPr>
+        <ns0:spacing ns0:after="0" ns0:line="360" ns0:lineRule="auto"/>
+        <ns0:ind ns0:firstLine="480"/>
+        <ns0:jc ns0:val="both"/>
+        <ns0:rPr>
+          <ns0:rFonts ns0:ascii="Times New Roman" ns0:eastAsia="SimSun" ns0:hAnsi="Times New Roman" ns0:cs="Times New Roman"/>
+          <ns0:sz ns0:val="24"/>
+          <ns0:szCs ns0:val="24"/>
+          <ns0:lang ns0:eastAsia="zh-CN"/>
+        </ns0:rPr>
+      </ns0:pPr>
+      <ns0:r>
+        <ns0:rPr>
+          <ns0:rFonts ns0:ascii="Times New Roman" ns0:eastAsia="SimSun" ns0:hAnsi="Times New Roman" ns0:cs="Times New Roman" ns0:hint="eastAsia"/>
+          <ns0:sz ns0:val="24"/>
+          <ns0:szCs ns0:val="24"/>
+          <ns0:lang ns0:eastAsia="zh-CN"/>
+        </ns0:rPr>
         <ns0:t>第</ns0:t>
       </ns0:r>
       <ns0:r>
@@ -13263,7 +13285,7 @@
           <ns0:szCs ns0:val="24"/>
           <ns0:lang ns0:eastAsia="zh-CN"/>
         </ns0:rPr>
-        <ns0:t>5</ns0:t>
+        <ns0:t>6</ns0:t>
       </ns0:r>
       <ns0:r>
         <ns0:rPr>
@@ -13272,17 +13294,21 @@
           <ns0:szCs ns0:val="24"/>
           <ns0:lang ns0:eastAsia="zh-CN"/>
         </ns0:rPr>
-        <ns0:t>章为推荐算法设计与实现，详细描述数据预处理、</ns0:t>
-      </ns0:r>
-      <ns0:r>
-        <ns0:rPr>
-          <ns0:rFonts ns0:ascii="Times New Roman" ns0:eastAsia="SimSun" ns0:hAnsi="Times New Roman" ns0:cs="Times New Roman"/>
-          <ns0:sz ns0:val="24"/>
-          <ns0:szCs ns0:val="24"/>
-          <ns0:lang ns0:eastAsia="zh-CN"/>
-        </ns0:rPr>
-        <ns0:t>ItemCF</ns0:t>
-      </ns0:r>
+        <ns0:t>章为实验设计与结果分析，说明实验环境、对比方法与评价方案，展示多模型对比结果与消融实验结果，并对覆盖率与流行度偏置等现象进行讨论。</ns0:t>
+      </ns0:r>
+    </ns0:p>
+    <ns0:p ns2:paraId="20BC00DC" ns2:textId="7BFAB34C" ns0:rsidR="00AB7F8C" ns0:rsidRDefault="00AB7F8C" ns0:rsidP="00AB7F8C">
+      <ns0:pPr>
+        <ns0:spacing ns0:after="0" ns0:line="360" ns0:lineRule="auto"/>
+        <ns0:ind ns0:firstLine="480"/>
+        <ns0:jc ns0:val="both"/>
+        <ns0:rPr>
+          <ns0:rFonts ns0:ascii="Times New Roman" ns0:eastAsia="SimSun" ns0:hAnsi="Times New Roman" ns0:cs="Times New Roman"/>
+          <ns0:sz ns0:val="24"/>
+          <ns0:szCs ns0:val="24"/>
+          <ns0:lang ns0:eastAsia="zh-CN"/>
+        </ns0:rPr>
+      </ns0:pPr>
       <ns0:r>
         <ns0:rPr>
           <ns0:rFonts ns0:ascii="Times New Roman" ns0:eastAsia="SimSun" ns0:hAnsi="Times New Roman" ns0:cs="Times New Roman" ns0:hint="eastAsia"/>
@@ -13290,105 +13316,7 @@
           <ns0:szCs ns0:val="24"/>
           <ns0:lang ns0:eastAsia="zh-CN"/>
         </ns0:rPr>
-        <ns0:t>召回模型、</ns0:t>
-      </ns0:r>
-      <ns0:r>
-        <ns0:rPr>
-          <ns0:rFonts ns0:ascii="Times New Roman" ns0:eastAsia="SimSun" ns0:hAnsi="Times New Roman" ns0:cs="Times New Roman"/>
-          <ns0:sz ns0:val="24"/>
-          <ns0:szCs ns0:val="24"/>
-          <ns0:lang ns0:eastAsia="zh-CN"/>
-        </ns0:rPr>
-        <ns0:t>NCF</ns0:t>
-      </ns0:r>
-      <ns0:r>
-        <ns0:rPr>
-          <ns0:rFonts ns0:ascii="Times New Roman" ns0:eastAsia="SimSun" ns0:hAnsi="Times New Roman" ns0:cs="Times New Roman" ns0:hint="eastAsia"/>
-          <ns0:sz ns0:val="24"/>
-          <ns0:szCs ns0:val="24"/>
-          <ns0:lang ns0:eastAsia="zh-CN"/>
-        </ns0:rPr>
-        <ns0:t>重排模型以及混合推荐策略的实现过程，并给出关键工程优化方法。</ns0:t>
-      </ns0:r>
-    </ns0:p>
-    <ns0:p ns2:paraId="2ACC558C" ns2:textId="77777777" ns0:rsidR="00AB7F8C" ns0:rsidRPr="00AB7F8C" ns0:rsidRDefault="00AB7F8C" ns0:rsidP="00AB7F8C">
-      <ns0:pPr>
-        <ns0:spacing ns0:after="0" ns0:line="360" ns0:lineRule="auto"/>
-        <ns0:ind ns0:firstLine="480"/>
-        <ns0:jc ns0:val="both"/>
-        <ns0:rPr>
-          <ns0:rFonts ns0:ascii="Times New Roman" ns0:eastAsia="SimSun" ns0:hAnsi="Times New Roman" ns0:cs="Times New Roman"/>
-          <ns0:sz ns0:val="24"/>
-          <ns0:szCs ns0:val="24"/>
-          <ns0:lang ns0:eastAsia="zh-CN"/>
-        </ns0:rPr>
-      </ns0:pPr>
-      <ns0:r>
-        <ns0:rPr>
-          <ns0:rFonts ns0:ascii="Times New Roman" ns0:eastAsia="SimSun" ns0:hAnsi="Times New Roman" ns0:cs="Times New Roman" ns0:hint="eastAsia"/>
-          <ns0:sz ns0:val="24"/>
-          <ns0:szCs ns0:val="24"/>
-          <ns0:lang ns0:eastAsia="zh-CN"/>
-        </ns0:rPr>
-        <ns0:t>第</ns0:t>
-      </ns0:r>
-      <ns0:r>
-        <ns0:rPr>
-          <ns0:rFonts ns0:ascii="Times New Roman" ns0:eastAsia="SimSun" ns0:hAnsi="Times New Roman" ns0:cs="Times New Roman"/>
-          <ns0:sz ns0:val="24"/>
-          <ns0:szCs ns0:val="24"/>
-          <ns0:lang ns0:eastAsia="zh-CN"/>
-        </ns0:rPr>
-        <ns0:t>6</ns0:t>
-      </ns0:r>
-      <ns0:r>
-        <ns0:rPr>
-          <ns0:rFonts ns0:ascii="Times New Roman" ns0:eastAsia="SimSun" ns0:hAnsi="Times New Roman" ns0:cs="Times New Roman" ns0:hint="eastAsia"/>
-          <ns0:sz ns0:val="24"/>
-          <ns0:szCs ns0:val="24"/>
-          <ns0:lang ns0:eastAsia="zh-CN"/>
-        </ns0:rPr>
-        <ns0:t>章为实验设计与结果分析，说明实验环境、对比方法与评价方案，展示多模型对比结果与消融实验结果，并对覆盖率与流行度偏置等现象进行讨论。</ns0:t>
-      </ns0:r>
-    </ns0:p>
-    <ns0:p ns2:paraId="20BC00DC" ns2:textId="7BFAB34C" ns0:rsidR="00AB7F8C" ns0:rsidRDefault="00AB7F8C" ns0:rsidP="00AB7F8C">
-      <ns0:pPr>
-        <ns0:spacing ns0:after="0" ns0:line="360" ns0:lineRule="auto"/>
-        <ns0:ind ns0:firstLine="480"/>
-        <ns0:jc ns0:val="both"/>
-        <ns0:rPr>
-          <ns0:rFonts ns0:ascii="Times New Roman" ns0:eastAsia="SimSun" ns0:hAnsi="Times New Roman" ns0:cs="Times New Roman"/>
-          <ns0:sz ns0:val="24"/>
-          <ns0:szCs ns0:val="24"/>
-          <ns0:lang ns0:eastAsia="zh-CN"/>
-        </ns0:rPr>
-      </ns0:pPr>
-      <ns0:r>
-        <ns0:rPr>
-          <ns0:rFonts ns0:ascii="Times New Roman" ns0:eastAsia="SimSun" ns0:hAnsi="Times New Roman" ns0:cs="Times New Roman" ns0:hint="eastAsia"/>
-          <ns0:sz ns0:val="24"/>
-          <ns0:szCs ns0:val="24"/>
-          <ns0:lang ns0:eastAsia="zh-CN"/>
-        </ns0:rPr>
-        <ns0:t>第</ns0:t>
-      </ns0:r>
-      <ns0:r>
-        <ns0:rPr>
-          <ns0:rFonts ns0:ascii="Times New Roman" ns0:eastAsia="SimSun" ns0:hAnsi="Times New Roman" ns0:cs="Times New Roman"/>
-          <ns0:sz ns0:val="24"/>
-          <ns0:szCs ns0:val="24"/>
-          <ns0:lang ns0:eastAsia="zh-CN"/>
-        </ns0:rPr>
-        <ns0:t>7</ns0:t>
-      </ns0:r>
-      <ns0:r>
-        <ns0:rPr>
-          <ns0:rFonts ns0:ascii="Times New Roman" ns0:eastAsia="SimSun" ns0:hAnsi="Times New Roman" ns0:cs="Times New Roman" ns0:hint="eastAsia"/>
-          <ns0:sz ns0:val="24"/>
-          <ns0:szCs ns0:val="24"/>
-          <ns0:lang ns0:eastAsia="zh-CN"/>
-        </ns0:rPr>
-        <ns0:t>章对全文工作进行总结，分析系统不足并展望未来改进方向。</ns0:t>
+        <ns0:t>第7章对全文工作进行总结，分析系统不足并展望未来改进方向。第8章为系统使用指南，分别从普通用户和管理员两个角度介绍系统的使用方法。</ns0:t>
       </ns0:r>
     </ns0:p>
     <ns0:p ns2:paraId="15C9F603" ns2:textId="77777777" ns0:rsidR="00BC6045" ns0:rsidRPr="00AB7F8C" ns0:rsidRDefault="00000000">
@@ -13837,6 +13765,128 @@
         <ns0:t>反映二者在用户行为空间中的方向一致性。余弦相似度越大，说明两部电影在用户群体中的偏好模式越接近。</ns0:t>
       </ns0:r>
     </ns0:p>
+    <ns0:p ns2:paraId="6C3E368A" ns2:textId="77777777" ns0:rsidR="00BC6045" ns0:rsidRDefault="00000000">
+      <ns0:pPr>
+        <ns0:spacing ns0:after="0" ns0:line="360" ns0:lineRule="auto"/>
+        <ns0:ind ns0:firstLine="480"/>
+        <ns0:jc ns0:val="both"/>
+        <ns0:rPr>
+          <ns0:rFonts ns0:ascii="Times New Roman" ns0:eastAsia="SimSun" ns0:hAnsi="Times New Roman" ns0:cs="Times New Roman"/>
+          <ns0:sz ns0:val="24"/>
+          <ns0:szCs ns0:val="24"/>
+          <ns0:lang ns0:eastAsia="zh-CN"/>
+        </ns0:rPr>
+      </ns0:pPr>
+      <ns0:r>
+        <ns0:rPr>
+          <ns0:rFonts ns0:ascii="Times New Roman" ns0:eastAsia="SimSun" ns0:hAnsi="Times New Roman" ns0:cs="Times New Roman"/>
+          <ns0:sz ns0:val="24"/>
+          <ns0:szCs ns0:val="24"/>
+          <ns0:lang ns0:eastAsia="zh-CN"/>
+        </ns0:rPr>
+        <ns0:t xml:space="preserve">其中μ_u为用户u所有评分的均值。归一化后的评分可以取负值，表示该用户对某电影的评分低于其平均水平。相似度取值范围为[-1, 1]，转换后以1-distance得到非负相似度分数。</ns0:t>
+        <ns0:lastRenderedPageBreak/>
+        <ns0:t>反映二者在用户行为空间中的方向一致性。余弦相似度越大，说明两部电影在用户群体中的偏好模式越接近。</ns0:t>
+      </ns0:r>
+    </ns0:p>
+    <ns0:p ns2:paraId="6C3E368A" ns2:textId="77777777" ns0:rsidR="00BC6045" ns0:rsidRDefault="00000000">
+      <ns0:pPr>
+        <ns0:spacing ns0:after="0" ns0:line="360" ns0:lineRule="auto"/>
+        <ns0:ind ns0:firstLine="480"/>
+        <ns0:jc ns0:val="both"/>
+        <ns0:rPr>
+          <ns0:rFonts ns0:ascii="Times New Roman" ns0:eastAsia="SimSun" ns0:hAnsi="Times New Roman" ns0:cs="Times New Roman"/>
+          <ns0:sz ns0:val="24"/>
+          <ns0:szCs ns0:val="24"/>
+          <ns0:lang ns0:eastAsia="zh-CN"/>
+        </ns0:rPr>
+      </ns0:pPr>
+      <ns0:r>
+        <ns0:rPr>
+          <ns0:rFonts ns0:ascii="Times New Roman" ns0:eastAsia="SimSun" ns0:hAnsi="Times New Roman" ns0:cs="Times New Roman"/>
+          <ns0:sz ns0:val="24"/>
+          <ns0:szCs ns0:val="24"/>
+          <ns0:lang ns0:eastAsia="zh-CN"/>
+        </ns0:rPr>
+        <ns0:t xml:space="preserve">    R^{norm}_{u,i} = R_{u,i} - μ_u                                      (2-2)</ns0:t>
+        <ns0:lastRenderedPageBreak/>
+        <ns0:t>反映二者在用户行为空间中的方向一致性。余弦相似度越大，说明两部电影在用户群体中的偏好模式越接近。</ns0:t>
+      </ns0:r>
+    </ns0:p>
+    <ns0:p ns2:paraId="6C3E368A" ns2:textId="77777777" ns0:rsidR="00BC6045" ns0:rsidRDefault="00000000">
+      <ns0:pPr>
+        <ns0:spacing ns0:after="0" ns0:line="360" ns0:lineRule="auto"/>
+        <ns0:ind ns0:firstLine="480"/>
+        <ns0:jc ns0:val="both"/>
+        <ns0:rPr>
+          <ns0:rFonts ns0:ascii="Times New Roman" ns0:eastAsia="SimSun" ns0:hAnsi="Times New Roman" ns0:cs="Times New Roman"/>
+          <ns0:sz ns0:val="24"/>
+          <ns0:szCs ns0:val="24"/>
+          <ns0:lang ns0:eastAsia="zh-CN"/>
+        </ns0:rPr>
+      </ns0:pPr>
+      <ns0:r>
+        <ns0:rPr>
+          <ns0:rFonts ns0:ascii="Times New Roman" ns0:eastAsia="SimSun" ns0:hAnsi="Times New Roman" ns0:cs="Times New Roman"/>
+          <ns0:sz ns0:val="24"/>
+          <ns0:szCs ns0:val="24"/>
+          <ns0:lang ns0:eastAsia="zh-CN"/>
+        </ns0:rPr>
+        <ns0:t xml:space="preserve">其中R_{u,i}为用户u对电影i的评分（或归一化评分），||Col_i||为向量Col_i的欧几里得范数。为消除用户评分尺度差异，本文在实际计算中先对评分进行用户均值归一化处理：</ns0:t>
+        <ns0:lastRenderedPageBreak/>
+        <ns0:t>反映二者在用户行为空间中的方向一致性。余弦相似度越大，说明两部电影在用户群体中的偏好模式越接近。</ns0:t>
+      </ns0:r>
+    </ns0:p>
+    <ns0:p ns2:paraId="6C3E368A" ns2:textId="77777777" ns0:rsidR="00BC6045" ns0:rsidRDefault="00000000">
+      <ns0:pPr>
+        <ns0:spacing ns0:after="0" ns0:line="360" ns0:lineRule="auto"/>
+        <ns0:ind ns0:firstLine="480"/>
+        <ns0:jc ns0:val="both"/>
+        <ns0:rPr>
+          <ns0:rFonts ns0:ascii="Times New Roman" ns0:eastAsia="SimSun" ns0:hAnsi="Times New Roman" ns0:cs="Times New Roman"/>
+          <ns0:sz ns0:val="24"/>
+          <ns0:szCs ns0:val="24"/>
+          <ns0:lang ns0:eastAsia="zh-CN"/>
+        </ns0:rPr>
+      </ns0:pPr>
+      <ns0:r>
+        <ns0:rPr>
+          <ns0:rFonts ns0:ascii="Times New Roman" ns0:eastAsia="SimSun" ns0:hAnsi="Times New Roman" ns0:cs="Times New Roman"/>
+          <ns0:sz ns0:val="24"/>
+          <ns0:szCs ns0:val="24"/>
+          <ns0:lang ns0:eastAsia="zh-CN"/>
+        </ns0:rPr>
+        <ns0:t xml:space="preserve">                                            Σ_{u∈U_{ij}} R_{u,i} · R_{u,j}
+    sim(i, j) = cos(Col_i, Col_j) = ────────────────────────────────
+                                            ||Col_i|| × ||Col_j||           (2-1)</ns0:t>
+        <ns0:lastRenderedPageBreak/>
+        <ns0:t>反映二者在用户行为空间中的方向一致性。余弦相似度越大，说明两部电影在用户群体中的偏好模式越接近。</ns0:t>
+      </ns0:r>
+    </ns0:p>
+    <ns0:p ns2:paraId="6C3E368A" ns2:textId="77777777" ns0:rsidR="00BC6045" ns0:rsidRDefault="00000000">
+      <ns0:pPr>
+        <ns0:spacing ns0:after="0" ns0:line="360" ns0:lineRule="auto"/>
+        <ns0:ind ns0:firstLine="480"/>
+        <ns0:jc ns0:val="both"/>
+        <ns0:rPr>
+          <ns0:rFonts ns0:ascii="Times New Roman" ns0:eastAsia="SimSun" ns0:hAnsi="Times New Roman" ns0:cs="Times New Roman"/>
+          <ns0:sz ns0:val="24"/>
+          <ns0:szCs ns0:val="24"/>
+          <ns0:lang ns0:eastAsia="zh-CN"/>
+        </ns0:rPr>
+      </ns0:pPr>
+      <ns0:r>
+        <ns0:rPr>
+          <ns0:rFonts ns0:ascii="Times New Roman" ns0:eastAsia="SimSun" ns0:hAnsi="Times New Roman" ns0:cs="Times New Roman"/>
+          <ns0:sz ns0:val="24"/>
+          <ns0:szCs ns0:val="24"/>
+          <ns0:lang ns0:eastAsia="zh-CN"/>
+        </ns0:rPr>
+        <ns0:t xml:space="preserve">余弦相似度公式如式(2-1)所示。设物品i和物品j对应的评分向量分别为Col_i和Col_j，U_{ij}为同时评分了两部电影的用户集合，则：</ns0:t>
+        <ns0:lastRenderedPageBreak/>
+        <ns0:t>反映二者在用户行为空间中的方向一致性。余弦相似度越大，说明两部电影在用户群体中的偏好模式越接近。</ns0:t>
+      </ns0:r>
+    </ns0:p>
     <ns0:p ns2:paraId="29BF3329" ns2:textId="77777777" ns0:rsidR="00BC6045" ns0:rsidRDefault="00000000">
       <ns0:pPr>
         <ns0:spacing ns0:after="0" ns0:line="360" ns0:lineRule="auto"/>
@@ -13936,6 +13986,78 @@
           <ns0:lang ns0:eastAsia="zh-CN"/>
         </ns0:rPr>
         <ns0:t>（1）离线阶段：构建物品相似度表</ns0:t>
+      </ns0:r>
+    </ns0:p>
+    <ns0:p ns2:paraId="5BEC30BA" ns2:textId="77777777" ns0:rsidR="00BC6045" ns0:rsidRDefault="00000000">
+      <ns0:pPr>
+        <ns0:spacing ns0:after="0" ns0:line="360" ns0:lineRule="auto"/>
+        <ns0:ind ns0:firstLine="480"/>
+        <ns0:jc ns0:val="both"/>
+        <ns0:rPr>
+          <ns0:rFonts ns0:ascii="Times New Roman" ns0:eastAsia="SimSun" ns0:hAnsi="Times New Roman" ns0:cs="Times New Roman"/>
+          <ns0:sz ns0:val="24"/>
+          <ns0:szCs ns0:val="24"/>
+          <ns0:lang ns0:eastAsia="zh-CN"/>
+        </ns0:rPr>
+      </ns0:pPr>
+      <ns0:r>
+        <ns0:rPr>
+          <ns0:rFonts ns0:ascii="Times New Roman" ns0:eastAsia="SimSun" ns0:hAnsi="Times New Roman" ns0:cs="Times New Roman"/>
+          <ns0:sz ns0:val="24"/>
+          <ns0:szCs ns0:val="24"/>
+          <ns0:lang ns0:eastAsia="zh-CN"/>
+        </ns0:rPr>
+        <ns0:t xml:space="preserve">其中I_u为用户u已评分的电影集合，sim(i, j)为电影i与电影j的余弦相似度，R_{u,j}为用户u对种子电影j的原始评分。推荐过程为：对用户历史中的每部种子电影j，将其相似度sim(i, j)与用户评分R_{u,j}加权后累加到候选电影i的得分上，最后对所有候选电影按得分降序排列，过滤已评分电影后输出Top-N推荐结果。</ns0:t>
+        <ns0:lastRenderedPageBreak/>
+        <ns0:t>的直觉。最后，过滤掉用户已看过或已评分的电影，对剩余候选按得分排序，输出Top-N推荐结果。</ns0:t>
+      </ns0:r>
+    </ns0:p>
+    <ns0:p ns2:paraId="5BEC30BA" ns2:textId="77777777" ns0:rsidR="00BC6045" ns0:rsidRDefault="00000000">
+      <ns0:pPr>
+        <ns0:spacing ns0:after="0" ns0:line="360" ns0:lineRule="auto"/>
+        <ns0:ind ns0:firstLine="480"/>
+        <ns0:jc ns0:val="both"/>
+        <ns0:rPr>
+          <ns0:rFonts ns0:ascii="Times New Roman" ns0:eastAsia="SimSun" ns0:hAnsi="Times New Roman" ns0:cs="Times New Roman"/>
+          <ns0:sz ns0:val="24"/>
+          <ns0:szCs ns0:val="24"/>
+          <ns0:lang ns0:eastAsia="zh-CN"/>
+        </ns0:rPr>
+      </ns0:pPr>
+      <ns0:r>
+        <ns0:rPr>
+          <ns0:rFonts ns0:ascii="Times New Roman" ns0:eastAsia="SimSun" ns0:hAnsi="Times New Roman" ns0:cs="Times New Roman"/>
+          <ns0:sz ns0:val="24"/>
+          <ns0:szCs ns0:val="24"/>
+          <ns0:lang ns0:eastAsia="zh-CN"/>
+        </ns0:rPr>
+        <ns0:t xml:space="preserve">    score(u, i) = Σ_{j∈I_u} sim(i, j) × R_{u,j}                          (2-3)</ns0:t>
+        <ns0:lastRenderedPageBreak/>
+        <ns0:t>的直觉。最后，过滤掉用户已看过或已评分的电影，对剩余候选按得分排序，输出Top-N推荐结果。</ns0:t>
+      </ns0:r>
+    </ns0:p>
+    <ns0:p ns2:paraId="5BEC30BA" ns2:textId="77777777" ns0:rsidR="00BC6045" ns0:rsidRDefault="00000000">
+      <ns0:pPr>
+        <ns0:spacing ns0:after="0" ns0:line="360" ns0:lineRule="auto"/>
+        <ns0:ind ns0:firstLine="480"/>
+        <ns0:jc ns0:val="both"/>
+        <ns0:rPr>
+          <ns0:rFonts ns0:ascii="Times New Roman" ns0:eastAsia="SimSun" ns0:hAnsi="Times New Roman" ns0:cs="Times New Roman"/>
+          <ns0:sz ns0:val="24"/>
+          <ns0:szCs ns0:val="24"/>
+          <ns0:lang ns0:eastAsia="zh-CN"/>
+        </ns0:rPr>
+      </ns0:pPr>
+      <ns0:r>
+        <ns0:rPr>
+          <ns0:rFonts ns0:ascii="Times New Roman" ns0:eastAsia="SimSun" ns0:hAnsi="Times New Roman" ns0:cs="Times New Roman"/>
+          <ns0:sz ns0:val="24"/>
+          <ns0:szCs ns0:val="24"/>
+          <ns0:lang ns0:eastAsia="zh-CN"/>
+        </ns0:rPr>
+        <ns0:t xml:space="preserve">推荐分数的计算公式如式(2-3)所示：</ns0:t>
+        <ns0:lastRenderedPageBreak/>
+        <ns0:t>的直觉。最后，过滤掉用户已看过或已评分的电影，对剩余候选按得分排序，输出Top-N推荐结果。</ns0:t>
       </ns0:r>
     </ns0:p>
     <ns0:p ns2:paraId="3861CF6D" ns2:textId="77777777" ns0:rsidR="00BC6045" ns0:rsidRDefault="00000000">
@@ -16249,7 +16371,13 @@
           <ns0:sz ns0:val="24"/>
           <ns0:szCs ns0:val="24"/>
         </ns0:rPr>
-        <ns0:t>系统的核心实体包括用户（User）、电影（Movie）、评分（Rating）、电影相似度（MovieSimilarity）与推荐反馈（RecommendationFeedback）。其中，评分表用于刻画用户与电影之间的交互关系；电影相似度表用于存储离线训练得到的TopK相似电影关系；推荐反馈表用于记录用户对推荐结果的主观反馈。</ns0:t>
+        <ns0:t xml:space="preserve">系统的核心实体可分为五类：
+（1）用户与认证类：用户表（User）存储账户信息与权限。
+（2）电影与元数据类：电影表（Movie）存储电影完整元数据（含TMDB补充信息）。
+（3）评分与交互类：评分表（Rating）记录用户对电影的评分行为；相似度表（MovieSimilarity）存储ItemCF预计算的电影相似度对；推荐反馈表（RecommendationFeedback）记录用户对推荐结果的反馈。
+（4）社交与内容类：评论表（Review）存储用户对电影的评论；评论点赞表（ReviewLike）记录评论点赞关系；收藏表（UserCollection）支持favorite/watchlist/seen三种收藏类型；观看链接表（WatchLink）存储电影的在线播放链接；影单表（MovieList）、影单项表（MovieListItem）、影单点赞表（MovieListLike）和影单评论表（MovieListComment）共同构成影单社交系统。
+（5）系统支撑类：通知表（Notification）存储用户通知；通知偏好表（UserNotificationPreference）管理通知订阅设置；榜单表（MovieChart）和榜单项表（ChartItem）构成电影排行榜系统；用户行为表（UserBehavior）记录用户操作日志用于行为分析；用户画像表（UserProfile）存储12维用户偏好与行为特征。
+以上共19张数据表，以评分表为核心，通过外键关系关联用户、电影及各类扩展功能表。</ns0:t>
       </ns0:r>
     </ns0:p>
     <ns0:p ns2:paraId="4CCDA550" ns2:textId="77777777" ns0:rsidR="00BC6045" ns0:rsidRPr="00675475" ns0:rsidRDefault="00000000" ns0:rsidP="00675475">
@@ -16443,7 +16571,31 @@
           <ns0:sz ns0:val="24"/>
           <ns0:szCs ns0:val="24"/>
         </ns0:rPr>
-        <ns0:t>id：主键（使用MovieLens电影ID）</ns0:t>
+        <ns0:t xml:space="preserve">id：int，主键（使用MovieLens电影ID）
+title：varchar(255)，电影标题（索引）
+year：int，上映年份（索引，可为空）
+genres：varchar(255)，类型字符串（"|"分隔）
+original_title：varchar(255)，原始标题
+director：varchar(255)，导演
+actors：text，演员列表（JSON格式存储，通过get_actors_list()/set_actors_list()方法序列化）
+description：text，剧情简介
+runtime：int，片长（分钟）
+poster_url：varchar(500)，海报URL（TMDB补充）
+backdrop_url：varchar(500)，背景图URL
+trailer_url：varchar(500)，预告片链接
+tagline：varchar(255)，宣传语
+tmdb_id：int，TMDB ID
+imdb_id：varchar(20)，IMDb ID
+language：varchar(10)，语言
+country：varchar(100)，制片国家
+status：enum（active/inactive/pending），电影状态
+is_featured：bool，是否精选
+view_count：int，浏览次数
+rating_count：int，评分人数
+avg_rating：float，平均评分
+created_at：datetime
+updated_at：datetime
+电影与评分表、评论表、收藏表、相似度表为一对多关系。</ns0:t>
       </ns0:r>
     </ns0:p>
     <ns0:p ns2:paraId="5BA19E4F" ns2:textId="77777777" ns0:rsidR="00BC6045" ns0:rsidRDefault="00000000">
@@ -16953,6 +17105,687 @@
         <ns0:t>并设置联合唯一约束(user_id, movie_id, context)，用于保证同一场景下用户对同一电影仅保留一条最新反馈记录。</ns0:t>
       </ns0:r>
     </ns0:p>
+    <ns0:p ns2:paraId="6140380F" ns2:textId="77777777" ns0:rsidR="00BC6045" ns0:rsidRDefault="00000000">
+      <ns0:pPr>
+        <ns0:spacing ns0:after="0" ns0:line="360" ns0:lineRule="auto"/>
+        <ns0:ind ns0:firstLine="480"/>
+        <ns0:jc ns0:val="both"/>
+        <ns0:rPr>
+          <ns0:rFonts ns0:ascii="Times New Roman" ns0:eastAsia="SimSun" ns0:hAnsi="Times New Roman" ns0:cs="Times New Roman"/>
+          <ns0:sz ns0:val="24"/>
+          <ns0:szCs ns0:val="24"/>
+        </ns0:rPr>
+      </ns0:pPr>
+      <ns0:r>
+        <ns0:rPr>
+          <ns0:rFonts ns0:ascii="Times New Roman" ns0:eastAsia="SimSun" ns0:hAnsi="Times New Roman" ns0:cs="Times New Roman"/>
+          <ns0:sz ns0:val="24"/>
+          <ns0:szCs ns0:val="24"/>
+        </ns0:rPr>
+        <ns0:t xml:space="preserve">（6）reviews（评论表）</ns0:t>
+      </ns0:r>
+    </ns0:p>
+    <ns0:p ns2:paraId="19BB1551" ns2:textId="77777777" ns0:rsidR="00BC6045" ns0:rsidRDefault="00000000">
+      <ns0:pPr>
+        <ns0:spacing ns0:after="0" ns0:line="360" ns0:lineRule="auto"/>
+        <ns0:ind ns0:firstLine="480"/>
+        <ns0:jc ns0:val="both"/>
+        <ns0:rPr>
+          <ns0:rFonts ns0:ascii="Times New Roman" ns0:eastAsia="SimSun" ns0:hAnsi="Times New Roman" ns0:cs="Times New Roman"/>
+          <ns0:sz ns0:val="24"/>
+          <ns0:szCs ns0:val="24"/>
+        </ns0:rPr>
+      </ns0:pPr>
+      <ns0:r>
+        <ns0:rPr>
+          <ns0:rFonts ns0:ascii="Times New Roman" ns0:eastAsia="SimSun" ns0:hAnsi="Times New Roman" ns0:cs="Times New Roman"/>
+          <ns0:sz ns0:val="24"/>
+          <ns0:szCs ns0:val="24"/>
+        </ns0:rPr>
+        <ns0:t xml:space="preserve">id：int，主键
+user_id：int，外键关联users.id（索引）
+movie_id：int，外键关联movies.id（索引）
+content：text，评论内容
+rating：float，评论时的评分（可为空）
+likes_count：int，点赞数
+is_featured：bool，是否精选评论
+status：enum（approved/rejected/pending），审核状态
+created_at：datetime
+updated_at：datetime
+评论与用户、电影为多对一关系，与ReviewLike为一对多关系。</ns0:t>
+      </ns0:r>
+    </ns0:p>
+    <ns0:p ns2:paraId="6140380F" ns2:textId="77777777" ns0:rsidR="00BC6045" ns0:rsidRDefault="00000000">
+      <ns0:pPr>
+        <ns0:spacing ns0:after="0" ns0:line="360" ns0:lineRule="auto"/>
+        <ns0:ind ns0:firstLine="480"/>
+        <ns0:jc ns0:val="both"/>
+        <ns0:rPr>
+          <ns0:rFonts ns0:ascii="Times New Roman" ns0:eastAsia="SimSun" ns0:hAnsi="Times New Roman" ns0:cs="Times New Roman"/>
+          <ns0:sz ns0:val="24"/>
+          <ns0:szCs ns0:val="24"/>
+        </ns0:rPr>
+      </ns0:pPr>
+      <ns0:r>
+        <ns0:rPr>
+          <ns0:rFonts ns0:ascii="Times New Roman" ns0:eastAsia="SimSun" ns0:hAnsi="Times New Roman" ns0:cs="Times New Roman"/>
+          <ns0:sz ns0:val="24"/>
+          <ns0:szCs ns0:val="24"/>
+        </ns0:rPr>
+        <ns0:t xml:space="preserve">（7）review_likes（评论点赞表）</ns0:t>
+      </ns0:r>
+    </ns0:p>
+    <ns0:p ns2:paraId="19BB1551" ns2:textId="77777777" ns0:rsidR="00BC6045" ns0:rsidRDefault="00000000">
+      <ns0:pPr>
+        <ns0:spacing ns0:after="0" ns0:line="360" ns0:lineRule="auto"/>
+        <ns0:ind ns0:firstLine="480"/>
+        <ns0:jc ns0:val="both"/>
+        <ns0:rPr>
+          <ns0:rFonts ns0:ascii="Times New Roman" ns0:eastAsia="SimSun" ns0:hAnsi="Times New Roman" ns0:cs="Times New Roman"/>
+          <ns0:sz ns0:val="24"/>
+          <ns0:szCs ns0:val="24"/>
+        </ns0:rPr>
+      </ns0:pPr>
+      <ns0:r>
+        <ns0:rPr>
+          <ns0:rFonts ns0:ascii="Times New Roman" ns0:eastAsia="SimSun" ns0:hAnsi="Times New Roman" ns0:cs="Times New Roman"/>
+          <ns0:sz ns0:val="24"/>
+          <ns0:szCs ns0:val="24"/>
+        </ns0:rPr>
+        <ns0:t xml:space="preserve">id：int，主键
+user_id：int，外键关联users.id
+review_id：int，外键关联reviews.id
+created_at：datetime
+设置(user_id, review_id)联合唯一约束，防止重复点赞。</ns0:t>
+      </ns0:r>
+    </ns0:p>
+    <ns0:p ns2:paraId="6140380F" ns2:textId="77777777" ns0:rsidR="00BC6045" ns0:rsidRDefault="00000000">
+      <ns0:pPr>
+        <ns0:spacing ns0:after="0" ns0:line="360" ns0:lineRule="auto"/>
+        <ns0:ind ns0:firstLine="480"/>
+        <ns0:jc ns0:val="both"/>
+        <ns0:rPr>
+          <ns0:rFonts ns0:ascii="Times New Roman" ns0:eastAsia="SimSun" ns0:hAnsi="Times New Roman" ns0:cs="Times New Roman"/>
+          <ns0:sz ns0:val="24"/>
+          <ns0:szCs ns0:val="24"/>
+        </ns0:rPr>
+      </ns0:pPr>
+      <ns0:r>
+        <ns0:rPr>
+          <ns0:rFonts ns0:ascii="Times New Roman" ns0:eastAsia="SimSun" ns0:hAnsi="Times New Roman" ns0:cs="Times New Roman"/>
+          <ns0:sz ns0:val="24"/>
+          <ns0:szCs ns0:val="24"/>
+        </ns0:rPr>
+        <ns0:t xml:space="preserve">（8）user_collections（用户收藏表）</ns0:t>
+      </ns0:r>
+    </ns0:p>
+    <ns0:p ns2:paraId="19BB1551" ns2:textId="77777777" ns0:rsidR="00BC6045" ns0:rsidRDefault="00000000">
+      <ns0:pPr>
+        <ns0:spacing ns0:after="0" ns0:line="360" ns0:lineRule="auto"/>
+        <ns0:ind ns0:firstLine="480"/>
+        <ns0:jc ns0:val="both"/>
+        <ns0:rPr>
+          <ns0:rFonts ns0:ascii="Times New Roman" ns0:eastAsia="SimSun" ns0:hAnsi="Times New Roman" ns0:cs="Times New Roman"/>
+          <ns0:sz ns0:val="24"/>
+          <ns0:szCs ns0:val="24"/>
+        </ns0:rPr>
+      </ns0:pPr>
+      <ns0:r>
+        <ns0:rPr>
+          <ns0:rFonts ns0:ascii="Times New Roman" ns0:eastAsia="SimSun" ns0:hAnsi="Times New Roman" ns0:cs="Times New Roman"/>
+          <ns0:sz ns0:val="24"/>
+          <ns0:szCs ns0:val="24"/>
+        </ns0:rPr>
+        <ns0:t xml:space="preserve">id：int，主键
+user_id：int，外键关联users.id（索引）
+movie_id：int，外键关联movies.id（索引）
+collection_type：varchar(20)，收藏类型（favorite/watchlist/seen）
+notes：text，用户备注
+rating：float，个人评分
+created_at：datetime
+updated_at：datetime
+设置(user_id, movie_id, collection_type)联合唯一约束，支持同一电影加入不同类型收藏。</ns0:t>
+      </ns0:r>
+    </ns0:p>
+    <ns0:p ns2:paraId="6140380F" ns2:textId="77777777" ns0:rsidR="00BC6045" ns0:rsidRDefault="00000000">
+      <ns0:pPr>
+        <ns0:spacing ns0:after="0" ns0:line="360" ns0:lineRule="auto"/>
+        <ns0:ind ns0:firstLine="480"/>
+        <ns0:jc ns0:val="both"/>
+        <ns0:rPr>
+          <ns0:rFonts ns0:ascii="Times New Roman" ns0:eastAsia="SimSun" ns0:hAnsi="Times New Roman" ns0:cs="Times New Roman"/>
+          <ns0:sz ns0:val="24"/>
+          <ns0:szCs ns0:val="24"/>
+        </ns0:rPr>
+      </ns0:pPr>
+      <ns0:r>
+        <ns0:rPr>
+          <ns0:rFonts ns0:ascii="Times New Roman" ns0:eastAsia="SimSun" ns0:hAnsi="Times New Roman" ns0:cs="Times New Roman"/>
+          <ns0:sz ns0:val="24"/>
+          <ns0:szCs ns0:val="24"/>
+        </ns0:rPr>
+        <ns0:t xml:space="preserve">（9）watch_links（观看链接表）</ns0:t>
+      </ns0:r>
+    </ns0:p>
+    <ns0:p ns2:paraId="19BB1551" ns2:textId="77777777" ns0:rsidR="00BC6045" ns0:rsidRDefault="00000000">
+      <ns0:pPr>
+        <ns0:spacing ns0:after="0" ns0:line="360" ns0:lineRule="auto"/>
+        <ns0:ind ns0:firstLine="480"/>
+        <ns0:jc ns0:val="both"/>
+        <ns0:rPr>
+          <ns0:rFonts ns0:ascii="Times New Roman" ns0:eastAsia="SimSun" ns0:hAnsi="Times New Roman" ns0:cs="Times New Roman"/>
+          <ns0:sz ns0:val="24"/>
+          <ns0:szCs ns0:val="24"/>
+        </ns0:rPr>
+      </ns0:pPr>
+      <ns0:r>
+        <ns0:rPr>
+          <ns0:rFonts ns0:ascii="Times New Roman" ns0:eastAsia="SimSun" ns0:hAnsi="Times New Roman" ns0:cs="Times New Roman"/>
+          <ns0:sz ns0:val="24"/>
+          <ns0:szCs ns0:val="24"/>
+        </ns0:rPr>
+        <ns0:t xml:space="preserve">id：int，主键
+movie_id：int，外键关联movies.id（索引）
+user_id：int，外键关联users.id（提交者，可为空）
+platform：varchar(50)，平台名称
+url：text，观看链接
+quality：varchar(20)，画质（SD/HD/4K）
+is_free：bool，是否免费
+is_official：bool，是否官方链接
+status：enum（active/pending/inactive/reported）
+report_count：int，被举报次数
+created_at：datetime
+updated_at：datetime</ns0:t>
+      </ns0:r>
+    </ns0:p>
+    <ns0:p ns2:paraId="6140380F" ns2:textId="77777777" ns0:rsidR="00BC6045" ns0:rsidRDefault="00000000">
+      <ns0:pPr>
+        <ns0:spacing ns0:after="0" ns0:line="360" ns0:lineRule="auto"/>
+        <ns0:ind ns0:firstLine="480"/>
+        <ns0:jc ns0:val="both"/>
+        <ns0:rPr>
+          <ns0:rFonts ns0:ascii="Times New Roman" ns0:eastAsia="SimSun" ns0:hAnsi="Times New Roman" ns0:cs="Times New Roman"/>
+          <ns0:sz ns0:val="24"/>
+          <ns0:szCs ns0:val="24"/>
+        </ns0:rPr>
+      </ns0:pPr>
+      <ns0:r>
+        <ns0:rPr>
+          <ns0:rFonts ns0:ascii="Times New Roman" ns0:eastAsia="SimSun" ns0:hAnsi="Times New Roman" ns0:cs="Times New Roman"/>
+          <ns0:sz ns0:val="24"/>
+          <ns0:szCs ns0:val="24"/>
+        </ns0:rPr>
+        <ns0:t xml:space="preserve">（10）notifications（通知表）</ns0:t>
+      </ns0:r>
+    </ns0:p>
+    <ns0:p ns2:paraId="19BB1551" ns2:textId="77777777" ns0:rsidR="00BC6045" ns0:rsidRDefault="00000000">
+      <ns0:pPr>
+        <ns0:spacing ns0:after="0" ns0:line="360" ns0:lineRule="auto"/>
+        <ns0:ind ns0:firstLine="480"/>
+        <ns0:jc ns0:val="both"/>
+        <ns0:rPr>
+          <ns0:rFonts ns0:ascii="Times New Roman" ns0:eastAsia="SimSun" ns0:hAnsi="Times New Roman" ns0:cs="Times New Roman"/>
+          <ns0:sz ns0:val="24"/>
+          <ns0:szCs ns0:val="24"/>
+        </ns0:rPr>
+      </ns0:pPr>
+      <ns0:r>
+        <ns0:rPr>
+          <ns0:rFonts ns0:ascii="Times New Roman" ns0:eastAsia="SimSun" ns0:hAnsi="Times New Roman" ns0:cs="Times New Roman"/>
+          <ns0:sz ns0:val="24"/>
+          <ns0:szCs ns0:val="24"/>
+        </ns0:rPr>
+        <ns0:t xml:space="preserve">id：int，主键
+user_id：int，外键关联users.id（索引）
+type：enum（system/review_reply/review_liked/movie_recommend/achievement）
+title：varchar(200)，通知标题
+content：text，通知内容
+related_id：int，关联对象ID
+is_read：bool，是否已读（索引）
+created_at：datetime
+read_at：datetime
+设置user_id索引支持快速拉取用户通知列表。</ns0:t>
+      </ns0:r>
+    </ns0:p>
+    <ns0:p ns2:paraId="6140380F" ns2:textId="77777777" ns0:rsidR="00BC6045" ns0:rsidRDefault="00000000">
+      <ns0:pPr>
+        <ns0:spacing ns0:after="0" ns0:line="360" ns0:lineRule="auto"/>
+        <ns0:ind ns0:firstLine="480"/>
+        <ns0:jc ns0:val="both"/>
+        <ns0:rPr>
+          <ns0:rFonts ns0:ascii="Times New Roman" ns0:eastAsia="SimSun" ns0:hAnsi="Times New Roman" ns0:cs="Times New Roman"/>
+          <ns0:sz ns0:val="24"/>
+          <ns0:szCs ns0:val="24"/>
+        </ns0:rPr>
+      </ns0:pPr>
+      <ns0:r>
+        <ns0:rPr>
+          <ns0:rFonts ns0:ascii="Times New Roman" ns0:eastAsia="SimSun" ns0:hAnsi="Times New Roman" ns0:cs="Times New Roman"/>
+          <ns0:sz ns0:val="24"/>
+          <ns0:szCs ns0:val="24"/>
+        </ns0:rPr>
+        <ns0:t xml:space="preserve">（11）user_notification_preferences（通知偏好表）</ns0:t>
+      </ns0:r>
+    </ns0:p>
+    <ns0:p ns2:paraId="19BB1551" ns2:textId="77777777" ns0:rsidR="00BC6045" ns0:rsidRDefault="00000000">
+      <ns0:pPr>
+        <ns0:spacing ns0:after="0" ns0:line="360" ns0:lineRule="auto"/>
+        <ns0:ind ns0:firstLine="480"/>
+        <ns0:jc ns0:val="both"/>
+        <ns0:rPr>
+          <ns0:rFonts ns0:ascii="Times New Roman" ns0:eastAsia="SimSun" ns0:hAnsi="Times New Roman" ns0:cs="Times New Roman"/>
+          <ns0:sz ns0:val="24"/>
+          <ns0:szCs ns0:val="24"/>
+        </ns0:rPr>
+      </ns0:pPr>
+      <ns0:r>
+        <ns0:rPr>
+          <ns0:rFonts ns0:ascii="Times New Roman" ns0:eastAsia="SimSun" ns0:hAnsi="Times New Roman" ns0:cs="Times New Roman"/>
+          <ns0:sz ns0:val="24"/>
+          <ns0:szCs ns0:val="24"/>
+        </ns0:rPr>
+        <ns0:t xml:space="preserve">id：int，主键
+user_id：int，外键关联users.id（唯一）
+enable_system：bool，系统通知开关
+enable_review：bool，评论通知开关
+enable_recommend：bool，推荐通知开关
+enable_achievement：bool，成就通知开关
+created_at：datetime
+updated_at：datetime</ns0:t>
+      </ns0:r>
+    </ns0:p>
+    <ns0:p ns2:paraId="6140380F" ns2:textId="77777777" ns0:rsidR="00BC6045" ns0:rsidRDefault="00000000">
+      <ns0:pPr>
+        <ns0:spacing ns0:after="0" ns0:line="360" ns0:lineRule="auto"/>
+        <ns0:ind ns0:firstLine="480"/>
+        <ns0:jc ns0:val="both"/>
+        <ns0:rPr>
+          <ns0:rFonts ns0:ascii="Times New Roman" ns0:eastAsia="SimSun" ns0:hAnsi="Times New Roman" ns0:cs="Times New Roman"/>
+          <ns0:sz ns0:val="24"/>
+          <ns0:szCs ns0:val="24"/>
+        </ns0:rPr>
+      </ns0:pPr>
+      <ns0:r>
+        <ns0:rPr>
+          <ns0:rFonts ns0:ascii="Times New Roman" ns0:eastAsia="SimSun" ns0:hAnsi="Times New Roman" ns0:cs="Times New Roman"/>
+          <ns0:sz ns0:val="24"/>
+          <ns0:szCs ns0:val="24"/>
+        </ns0:rPr>
+        <ns0:t xml:space="preserve">（12）movie_charts（电影榜单表）</ns0:t>
+      </ns0:r>
+    </ns0:p>
+    <ns0:p ns2:paraId="19BB1551" ns2:textId="77777777" ns0:rsidR="00BC6045" ns0:rsidRDefault="00000000">
+      <ns0:pPr>
+        <ns0:spacing ns0:after="0" ns0:line="360" ns0:lineRule="auto"/>
+        <ns0:ind ns0:firstLine="480"/>
+        <ns0:jc ns0:val="both"/>
+        <ns0:rPr>
+          <ns0:rFonts ns0:ascii="Times New Roman" ns0:eastAsia="SimSun" ns0:hAnsi="Times New Roman" ns0:cs="Times New Roman"/>
+          <ns0:sz ns0:val="24"/>
+          <ns0:szCs ns0:val="24"/>
+        </ns0:rPr>
+      </ns0:pPr>
+      <ns0:r>
+        <ns0:rPr>
+          <ns0:rFonts ns0:ascii="Times New Roman" ns0:eastAsia="SimSun" ns0:hAnsi="Times New Roman" ns0:cs="Times New Roman"/>
+          <ns0:sz ns0:val="24"/>
+          <ns0:szCs ns0:val="24"/>
+        </ns0:rPr>
+        <ns0:t xml:space="preserve">id：int，主键
+title：varchar(100)，榜单标题
+description：text，榜单描述
+chart_type：enum（hot/top_rated/editor_pick/genre/year）
+genre：varchar(50)，类型榜单的类型
+year：int，年度榜单的年份
+is_active：bool，是否启用
+sort_order：int，排序权重
+created_at：datetime
+updated_at：datetime
+与ChartItem为一对多关系。</ns0:t>
+      </ns0:r>
+    </ns0:p>
+    <ns0:p ns2:paraId="6140380F" ns2:textId="77777777" ns0:rsidR="00BC6045" ns0:rsidRDefault="00000000">
+      <ns0:pPr>
+        <ns0:spacing ns0:after="0" ns0:line="360" ns0:lineRule="auto"/>
+        <ns0:ind ns0:firstLine="480"/>
+        <ns0:jc ns0:val="both"/>
+        <ns0:rPr>
+          <ns0:rFonts ns0:ascii="Times New Roman" ns0:eastAsia="SimSun" ns0:hAnsi="Times New Roman" ns0:cs="Times New Roman"/>
+          <ns0:sz ns0:val="24"/>
+          <ns0:szCs ns0:val="24"/>
+        </ns0:rPr>
+      </ns0:pPr>
+      <ns0:r>
+        <ns0:rPr>
+          <ns0:rFonts ns0:ascii="Times New Roman" ns0:eastAsia="SimSun" ns0:hAnsi="Times New Roman" ns0:cs="Times New Roman"/>
+          <ns0:sz ns0:val="24"/>
+          <ns0:szCs ns0:val="24"/>
+        </ns0:rPr>
+        <ns0:t xml:space="preserve">（13）chart_items（榜单电影条目表）</ns0:t>
+      </ns0:r>
+    </ns0:p>
+    <ns0:p ns2:paraId="19BB1551" ns2:textId="77777777" ns0:rsidR="00BC6045" ns0:rsidRDefault="00000000">
+      <ns0:pPr>
+        <ns0:spacing ns0:after="0" ns0:line="360" ns0:lineRule="auto"/>
+        <ns0:ind ns0:firstLine="480"/>
+        <ns0:jc ns0:val="both"/>
+        <ns0:rPr>
+          <ns0:rFonts ns0:ascii="Times New Roman" ns0:eastAsia="SimSun" ns0:hAnsi="Times New Roman" ns0:cs="Times New Roman"/>
+          <ns0:sz ns0:val="24"/>
+          <ns0:szCs ns0:val="24"/>
+        </ns0:rPr>
+      </ns0:pPr>
+      <ns0:r>
+        <ns0:rPr>
+          <ns0:rFonts ns0:ascii="Times New Roman" ns0:eastAsia="SimSun" ns0:hAnsi="Times New Roman" ns0:cs="Times New Roman"/>
+          <ns0:sz ns0:val="24"/>
+          <ns0:szCs ns0:val="24"/>
+        </ns0:rPr>
+        <ns0:t xml:space="preserve">id：int，主键
+chart_id：int，外键关联movie_charts.id
+movie_id：int，外键关联movies.id
+rank：int，排名
+score：float，榜单评分/热度值
+note：varchar(200)，上榜理由
+added_at：datetime</ns0:t>
+      </ns0:r>
+    </ns0:p>
+    <ns0:p ns2:paraId="6140380F" ns2:textId="77777777" ns0:rsidR="00BC6045" ns0:rsidRDefault="00000000">
+      <ns0:pPr>
+        <ns0:spacing ns0:after="0" ns0:line="360" ns0:lineRule="auto"/>
+        <ns0:ind ns0:firstLine="480"/>
+        <ns0:jc ns0:val="both"/>
+        <ns0:rPr>
+          <ns0:rFonts ns0:ascii="Times New Roman" ns0:eastAsia="SimSun" ns0:hAnsi="Times New Roman" ns0:cs="Times New Roman"/>
+          <ns0:sz ns0:val="24"/>
+          <ns0:szCs ns0:val="24"/>
+        </ns0:rPr>
+      </ns0:pPr>
+      <ns0:r>
+        <ns0:rPr>
+          <ns0:rFonts ns0:ascii="Times New Roman" ns0:eastAsia="SimSun" ns0:hAnsi="Times New Roman" ns0:cs="Times New Roman"/>
+          <ns0:sz ns0:val="24"/>
+          <ns0:szCs ns0:val="24"/>
+        </ns0:rPr>
+        <ns0:t xml:space="preserve">（14）user_behaviors（用户行为表）</ns0:t>
+      </ns0:r>
+    </ns0:p>
+    <ns0:p ns2:paraId="19BB1551" ns2:textId="77777777" ns0:rsidR="00BC6045" ns0:rsidRDefault="00000000">
+      <ns0:pPr>
+        <ns0:spacing ns0:after="0" ns0:line="360" ns0:lineRule="auto"/>
+        <ns0:ind ns0:firstLine="480"/>
+        <ns0:jc ns0:val="both"/>
+        <ns0:rPr>
+          <ns0:rFonts ns0:ascii="Times New Roman" ns0:eastAsia="SimSun" ns0:hAnsi="Times New Roman" ns0:cs="Times New Roman"/>
+          <ns0:sz ns0:val="24"/>
+          <ns0:szCs ns0:val="24"/>
+        </ns0:rPr>
+      </ns0:pPr>
+      <ns0:r>
+        <ns0:rPr>
+          <ns0:rFonts ns0:ascii="Times New Roman" ns0:eastAsia="SimSun" ns0:hAnsi="Times New Roman" ns0:cs="Times New Roman"/>
+          <ns0:sz ns0:val="24"/>
+          <ns0:szCs ns0:val="24"/>
+        </ns0:rPr>
+        <ns0:t xml:space="preserve">id：int，主键
+user_id：int，外键关联users.id
+action_type：varchar(50)，行为类型（view/rate/search/click）
+target_type：varchar(20)，目标类型（movie/person/genre/search_query）
+target_id：int，目标ID
+extra_data：json，额外信息
+ip_address：varchar(45)
+user_agent：varchar(500)
+session_id：varchar(100)
+referrer：varchar(500)
+created_at：datetime（索引）
+设置created_at索引支持时间范围查询和行为清理。</ns0:t>
+      </ns0:r>
+    </ns0:p>
+    <ns0:p ns2:paraId="6140380F" ns2:textId="77777777" ns0:rsidR="00BC6045" ns0:rsidRDefault="00000000">
+      <ns0:pPr>
+        <ns0:spacing ns0:after="0" ns0:line="360" ns0:lineRule="auto"/>
+        <ns0:ind ns0:firstLine="480"/>
+        <ns0:jc ns0:val="both"/>
+        <ns0:rPr>
+          <ns0:rFonts ns0:ascii="Times New Roman" ns0:eastAsia="SimSun" ns0:hAnsi="Times New Roman" ns0:cs="Times New Roman"/>
+          <ns0:sz ns0:val="24"/>
+          <ns0:szCs ns0:val="24"/>
+        </ns0:rPr>
+      </ns0:pPr>
+      <ns0:r>
+        <ns0:rPr>
+          <ns0:rFonts ns0:ascii="Times New Roman" ns0:eastAsia="SimSun" ns0:hAnsi="Times New Roman" ns0:cs="Times New Roman"/>
+          <ns0:sz ns0:val="24"/>
+          <ns0:szCs ns0:val="24"/>
+        </ns0:rPr>
+        <ns0:t xml:space="preserve">（15）user_profiles（用户画像表）</ns0:t>
+      </ns0:r>
+    </ns0:p>
+    <ns0:p ns2:paraId="19BB1551" ns2:textId="77777777" ns0:rsidR="00BC6045" ns0:rsidRDefault="00000000">
+      <ns0:pPr>
+        <ns0:spacing ns0:after="0" ns0:line="360" ns0:lineRule="auto"/>
+        <ns0:ind ns0:firstLine="480"/>
+        <ns0:jc ns0:val="both"/>
+        <ns0:rPr>
+          <ns0:rFonts ns0:ascii="Times New Roman" ns0:eastAsia="SimSun" ns0:hAnsi="Times New Roman" ns0:cs="Times New Roman"/>
+          <ns0:sz ns0:val="24"/>
+          <ns0:szCs ns0:val="24"/>
+        </ns0:rPr>
+      </ns0:pPr>
+      <ns0:r>
+        <ns0:rPr>
+          <ns0:rFonts ns0:ascii="Times New Roman" ns0:eastAsia="SimSun" ns0:hAnsi="Times New Roman" ns0:cs="Times New Roman"/>
+          <ns0:sz ns0:val="24"/>
+          <ns0:szCs ns0:val="24"/>
+        </ns0:rPr>
+        <ns0:t xml:space="preserve">id：int，主键
+user_id：int，外键关联users.id（唯一，索引）
+preferred_genres：json，类型偏好（如{"Action":0.8,"Drama":0.6}）
+preferred_years：json，年代偏好（如{"1990s":0.7,"2000s":0.5}）
+preferred_actors：json，偏好演员列表
+preferred_directors：json，偏好导演列表
+avg_rating_level：float，平均评分水平
+rating_variance：float，评分方差
+rating_entropy：float，评分分散度
+total_watch_time：int，累计观影时长（分钟）
+genre_diversity：float，类型多样性指数
+decade_diversity：float，年代多样性指数
+user_type：varchar(20)，用户类型（casual/regular/enthusiast）
+activity_level：varchar(20)，活跃度（low/medium/high）
+updated_at：datetime
+存储12维用户偏好与行为特征，支持个性化推荐与用户分析。</ns0:t>
+      </ns0:r>
+    </ns0:p>
+    <ns0:p ns2:paraId="6140380F" ns2:textId="77777777" ns0:rsidR="00BC6045" ns0:rsidRDefault="00000000">
+      <ns0:pPr>
+        <ns0:spacing ns0:after="0" ns0:line="360" ns0:lineRule="auto"/>
+        <ns0:ind ns0:firstLine="480"/>
+        <ns0:jc ns0:val="both"/>
+        <ns0:rPr>
+          <ns0:rFonts ns0:ascii="Times New Roman" ns0:eastAsia="SimSun" ns0:hAnsi="Times New Roman" ns0:cs="Times New Roman"/>
+          <ns0:sz ns0:val="24"/>
+          <ns0:szCs ns0:val="24"/>
+        </ns0:rPr>
+      </ns0:pPr>
+      <ns0:r>
+        <ns0:rPr>
+          <ns0:rFonts ns0:ascii="Times New Roman" ns0:eastAsia="SimSun" ns0:hAnsi="Times New Roman" ns0:cs="Times New Roman"/>
+          <ns0:sz ns0:val="24"/>
+          <ns0:szCs ns0:val="24"/>
+        </ns0:rPr>
+        <ns0:t xml:space="preserve">（16）movie_lists（影单表）</ns0:t>
+      </ns0:r>
+    </ns0:p>
+    <ns0:p ns2:paraId="19BB1551" ns2:textId="77777777" ns0:rsidR="00BC6045" ns0:rsidRDefault="00000000">
+      <ns0:pPr>
+        <ns0:spacing ns0:after="0" ns0:line="360" ns0:lineRule="auto"/>
+        <ns0:ind ns0:firstLine="480"/>
+        <ns0:jc ns0:val="both"/>
+        <ns0:rPr>
+          <ns0:rFonts ns0:ascii="Times New Roman" ns0:eastAsia="SimSun" ns0:hAnsi="Times New Roman" ns0:cs="Times New Roman"/>
+          <ns0:sz ns0:val="24"/>
+          <ns0:szCs ns0:val="24"/>
+        </ns0:rPr>
+      </ns0:pPr>
+      <ns0:r>
+        <ns0:rPr>
+          <ns0:rFonts ns0:ascii="Times New Roman" ns0:eastAsia="SimSun" ns0:hAnsi="Times New Roman" ns0:cs="Times New Roman"/>
+          <ns0:sz ns0:val="24"/>
+          <ns0:szCs ns0:val="24"/>
+        </ns0:rPr>
+        <ns0:t xml:space="preserve">id：int，主键
+user_id：int，外键关联users.id（索引）
+name：varchar(100)，影单名称
+description：text，影单描述
+cover_image：varchar(500)，影单封面图
+is_public：bool，是否公开（索引）
+is_featured：bool，是否精选（索引）
+allow_comments：bool，是否允许评论
+view_count：int，浏览次数
+like_count：int，点赞次数
+comment_count：int，评论次数
+created_at：datetime（索引）
+updated_at：datetime
+与MovieListItem、MovieListLike、MovieListComment为一对多关系。</ns0:t>
+      </ns0:r>
+    </ns0:p>
+    <ns0:p ns2:paraId="6140380F" ns2:textId="77777777" ns0:rsidR="00BC6045" ns0:rsidRDefault="00000000">
+      <ns0:pPr>
+        <ns0:spacing ns0:after="0" ns0:line="360" ns0:lineRule="auto"/>
+        <ns0:ind ns0:firstLine="480"/>
+        <ns0:jc ns0:val="both"/>
+        <ns0:rPr>
+          <ns0:rFonts ns0:ascii="Times New Roman" ns0:eastAsia="SimSun" ns0:hAnsi="Times New Roman" ns0:cs="Times New Roman"/>
+          <ns0:sz ns0:val="24"/>
+          <ns0:szCs ns0:val="24"/>
+        </ns0:rPr>
+      </ns0:pPr>
+      <ns0:r>
+        <ns0:rPr>
+          <ns0:rFonts ns0:ascii="Times New Roman" ns0:eastAsia="SimSun" ns0:hAnsi="Times New Roman" ns0:cs="Times New Roman"/>
+          <ns0:sz ns0:val="24"/>
+          <ns0:szCs ns0:val="24"/>
+        </ns0:rPr>
+        <ns0:t xml:space="preserve">（17）movie_list_items（影单项表）</ns0:t>
+      </ns0:r>
+    </ns0:p>
+    <ns0:p ns2:paraId="19BB1551" ns2:textId="77777777" ns0:rsidR="00BC6045" ns0:rsidRDefault="00000000">
+      <ns0:pPr>
+        <ns0:spacing ns0:after="0" ns0:line="360" ns0:lineRule="auto"/>
+        <ns0:ind ns0:firstLine="480"/>
+        <ns0:jc ns0:val="both"/>
+        <ns0:rPr>
+          <ns0:rFonts ns0:ascii="Times New Roman" ns0:eastAsia="SimSun" ns0:hAnsi="Times New Roman" ns0:cs="Times New Roman"/>
+          <ns0:sz ns0:val="24"/>
+          <ns0:szCs ns0:val="24"/>
+        </ns0:rPr>
+      </ns0:pPr>
+      <ns0:r>
+        <ns0:rPr>
+          <ns0:rFonts ns0:ascii="Times New Roman" ns0:eastAsia="SimSun" ns0:hAnsi="Times New Roman" ns0:cs="Times New Roman"/>
+          <ns0:sz ns0:val="24"/>
+          <ns0:szCs ns0:val="24"/>
+        </ns0:rPr>
+        <ns0:t xml:space="preserve">id：int，主键
+movie_list_id：int，外键关联movie_lists.id（索引）
+movie_id：int，外键关联movies.id（索引）
+order：int，排序顺序
+note：text，备注
+added_at：datetime
+设置(movie_list_id, movie_id)联合唯一约束。</ns0:t>
+      </ns0:r>
+    </ns0:p>
+    <ns0:p ns2:paraId="6140380F" ns2:textId="77777777" ns0:rsidR="00BC6045" ns0:rsidRDefault="00000000">
+      <ns0:pPr>
+        <ns0:spacing ns0:after="0" ns0:line="360" ns0:lineRule="auto"/>
+        <ns0:ind ns0:firstLine="480"/>
+        <ns0:jc ns0:val="both"/>
+        <ns0:rPr>
+          <ns0:rFonts ns0:ascii="Times New Roman" ns0:eastAsia="SimSun" ns0:hAnsi="Times New Roman" ns0:cs="Times New Roman"/>
+          <ns0:sz ns0:val="24"/>
+          <ns0:szCs ns0:val="24"/>
+        </ns0:rPr>
+      </ns0:pPr>
+      <ns0:r>
+        <ns0:rPr>
+          <ns0:rFonts ns0:ascii="Times New Roman" ns0:eastAsia="SimSun" ns0:hAnsi="Times New Roman" ns0:cs="Times New Roman"/>
+          <ns0:sz ns0:val="24"/>
+          <ns0:szCs ns0:val="24"/>
+        </ns0:rPr>
+        <ns0:t xml:space="preserve">（18）movie_list_likes（影单点赞表）</ns0:t>
+      </ns0:r>
+    </ns0:p>
+    <ns0:p ns2:paraId="19BB1551" ns2:textId="77777777" ns0:rsidR="00BC6045" ns0:rsidRDefault="00000000">
+      <ns0:pPr>
+        <ns0:spacing ns0:after="0" ns0:line="360" ns0:lineRule="auto"/>
+        <ns0:ind ns0:firstLine="480"/>
+        <ns0:jc ns0:val="both"/>
+        <ns0:rPr>
+          <ns0:rFonts ns0:ascii="Times New Roman" ns0:eastAsia="SimSun" ns0:hAnsi="Times New Roman" ns0:cs="Times New Roman"/>
+          <ns0:sz ns0:val="24"/>
+          <ns0:szCs ns0:val="24"/>
+        </ns0:rPr>
+      </ns0:pPr>
+      <ns0:r>
+        <ns0:rPr>
+          <ns0:rFonts ns0:ascii="Times New Roman" ns0:eastAsia="SimSun" ns0:hAnsi="Times New Roman" ns0:cs="Times New Roman"/>
+          <ns0:sz ns0:val="24"/>
+          <ns0:szCs ns0:val="24"/>
+        </ns0:rPr>
+        <ns0:t xml:space="preserve">id：int，主键
+movie_list_id：int，外键关联movie_lists.id（索引）
+user_id：int，外键关联users.id（索引）
+created_at：datetime
+设置(movie_list_id, user_id)联合唯一约束，防止重复点赞。</ns0:t>
+      </ns0:r>
+    </ns0:p>
+    <ns0:p ns2:paraId="6140380F" ns2:textId="77777777" ns0:rsidR="00BC6045" ns0:rsidRDefault="00000000">
+      <ns0:pPr>
+        <ns0:spacing ns0:after="0" ns0:line="360" ns0:lineRule="auto"/>
+        <ns0:ind ns0:firstLine="480"/>
+        <ns0:jc ns0:val="both"/>
+        <ns0:rPr>
+          <ns0:rFonts ns0:ascii="Times New Roman" ns0:eastAsia="SimSun" ns0:hAnsi="Times New Roman" ns0:cs="Times New Roman"/>
+          <ns0:sz ns0:val="24"/>
+          <ns0:szCs ns0:val="24"/>
+        </ns0:rPr>
+      </ns0:pPr>
+      <ns0:r>
+        <ns0:rPr>
+          <ns0:rFonts ns0:ascii="Times New Roman" ns0:eastAsia="SimSun" ns0:hAnsi="Times New Roman" ns0:cs="Times New Roman"/>
+          <ns0:sz ns0:val="24"/>
+          <ns0:szCs ns0:val="24"/>
+        </ns0:rPr>
+        <ns0:t xml:space="preserve">（19）movie_list_comments（影单评论表）</ns0:t>
+      </ns0:r>
+    </ns0:p>
+    <ns0:p ns2:paraId="19BB1551" ns2:textId="77777777" ns0:rsidR="00BC6045" ns0:rsidRDefault="00000000">
+      <ns0:pPr>
+        <ns0:spacing ns0:after="0" ns0:line="360" ns0:lineRule="auto"/>
+        <ns0:ind ns0:firstLine="480"/>
+        <ns0:jc ns0:val="both"/>
+        <ns0:rPr>
+          <ns0:rFonts ns0:ascii="Times New Roman" ns0:eastAsia="SimSun" ns0:hAnsi="Times New Roman" ns0:cs="Times New Roman"/>
+          <ns0:sz ns0:val="24"/>
+          <ns0:szCs ns0:val="24"/>
+        </ns0:rPr>
+      </ns0:pPr>
+      <ns0:r>
+        <ns0:rPr>
+          <ns0:rFonts ns0:ascii="Times New Roman" ns0:eastAsia="SimSun" ns0:hAnsi="Times New Roman" ns0:cs="Times New Roman"/>
+          <ns0:sz ns0:val="24"/>
+          <ns0:szCs ns0:val="24"/>
+        </ns0:rPr>
+        <ns0:t xml:space="preserve">id：int，主键
+movie_list_id：int，外键关联movie_lists.id（索引）
+user_id：int，外键关联users.id（索引）
+content：text，评论内容
+parent_id：int，自关联外键（父评论ID，用于回复）
+like_count：int，点赞数
+created_at：datetime（索引）
+updated_at：datetime</ns0:t>
+      </ns0:r>
+    </ns0:p>
     <ns0:p ns2:paraId="4098741E" ns2:textId="77777777" ns0:rsidR="00BC6045" ns0:rsidRDefault="00000000" ns0:rsidP="00675475">
       <ns0:pPr>
         <ns0:pStyle ns0:val="affd"/>
@@ -17081,7 +17914,17 @@
           <ns0:szCs ns0:val="24"/>
         </ns0:rPr>
         <ns0:lastRenderedPageBreak/>
-        <ns0:t>recommendation_feedback设置(user_id, movie_id, context)唯一约束，支持反馈更新覆盖。</ns0:t>
+        <ns0:t xml:space="preserve">recommendation_feedback设置(user_id, movie_id, context)唯一约束，支持反馈更新覆盖；
+reviews.status与reviews.is_featured设置索引，用于审核与精选查询；
+review_likes设置(user_id, review_id)联合唯一约束，防止重复点赞；
+user_collections设置(user_id, movie_id, collection_type)联合唯一约束；
+notifications设置(user_id, is_read)索引，支持用户未读通知快速查询；
+user_notification_preferences.user_id设置唯一约束；
+user_behaviors.created_at设置索引，用于行为数据的时效查询与定期清理；
+user_profiles.user_id设置唯一约束与索引；
+movie_list_items设置(movie_list_id, movie_id)联合唯一约束；
+movie_list_likes设置(movie_list_id, user_id)联合唯一约束；
+movie_lists.is_public与is_featured设置索引，用于影单广场与精选展示。</ns0:t>
       </ns0:r>
     </ns0:p>
     <ns0:p ns2:paraId="7427CFFF" ns2:textId="77777777" ns0:rsidR="00BC6045" ns0:rsidRDefault="00000000" ns0:rsidP="00675475">
@@ -18405,7 +19248,7 @@
           <ns0:szCs ns0:val="24"/>
           <ns0:lang ns0:eastAsia="zh-CN"/>
         </ns0:rPr>
-        <ns0:t>epochs=20表示最大训练轮数；</ns0:t>
+        <ns0:t xml:space="preserve">epochs=10表示最大训练轮数（配合早停机制，实际可能提前终止）；</ns0:t>
       </ns0:r>
     </ns0:p>
     <ns0:p ns2:paraId="0F074413" ns2:textId="77777777" ns0:rsidR="00BC6045" ns0:rsidRDefault="00000000">
@@ -18425,7 +19268,7 @@
           <ns0:sz ns0:val="24"/>
           <ns0:szCs ns0:val="24"/>
         </ns0:rPr>
-        <ns0:t>batch_size=8192用于提高GPU利用率并加速训练；</ns0:t>
+        <ns0:t xml:space="preserve">batch_size=4096用于平衡训练效率与显存占用；</ns0:t>
       </ns0:r>
     </ns0:p>
     <ns0:p ns2:paraId="24CB4819" ns2:textId="77777777" ns0:rsidR="00BC6045" ns0:rsidRDefault="00000000">
@@ -18485,7 +19328,7 @@
           <ns0:sz ns0:val="24"/>
           <ns0:szCs ns0:val="24"/>
         </ns0:rPr>
-        <ns0:t>device=cuda表示在GPU上训练。</ns0:t>
+        <ns0:t xml:space="preserve">device=cpu表示在CPU上进行训练（系统同时支持CUDA模式，通过--device cuda切换至GPU训练）。</ns0:t>
       </ns0:r>
     </ns0:p>
     <ns0:p ns2:paraId="48188A61" ns2:textId="77777777" ns0:rsidR="00BC6045" ns0:rsidRDefault="00000000" ns0:rsidP="00675475">
@@ -18965,6 +19808,602 @@
           <ns0:lang ns0:eastAsia="zh-CN"/>
         </ns0:rPr>
         <ns0:br ns0:type="page"/>
+      </ns0:r>
+    </ns0:p>
+    <ns0:p ns2:paraId="1A89829B" ns2:textId="3672784D" ns0:rsidR="00A24BA1" ns0:rsidRPr="00B82A59" ns0:rsidRDefault="00A24BA1">
+      <ns0:pPr>
+        <ns0:pStyle ns0:val="TOC1"/>
+        <ns0:tabs>
+          <ns0:tab ns0:val="right" ns0:leader="dot" ns0:pos="9062"/>
+        </ns0:tabs>
+        <ns0:rPr>
+          <ns0:rFonts ns0:ascii="SimSun" ns0:eastAsia="SimSun" ns0:hAnsi="SimSun" ns0:cstheme="minorBidi" ns0:hint="eastAsia"/>
+          <ns0:noProof/>
+          <ns0:kern ns0:val="2"/>
+          <ns0:sz ns0:val="24"/>
+          <ns0:szCs ns0:val="24"/>
+          <ns2:ligatures ns2:val="standardContextual"/>
+        </ns0:rPr>
+      </ns0:pPr>
+      <ns0:hyperlink ns0:anchor="_Toc228307519" ns0:history="1">
+        <ns0:r>
+          <ns0:rPr>
+            <ns0:rStyle ns0:val="afff1"/>
+            <ns0:rFonts ns0:ascii="SimSun" ns0:eastAsia="SimSun" ns0:hAnsi="SimSun"/>
+            <ns0:noProof/>
+            <ns0:sz ns0:val="24"/>
+            <ns0:szCs ns0:val="24"/>
+          </ns0:rPr>
+          <ns0:t xml:space="preserve">第7章  </ns0:t>
+        </ns0:r>
+        <ns0:r>
+          <ns0:rPr>
+            <ns0:rStyle ns0:val="afff1"/>
+            <ns0:rFonts ns0:ascii="SimSun" ns0:eastAsia="SimSun" ns0:hAnsi="SimSun" ns0:cs="微软雅黑" ns0:hint="eastAsia"/>
+            <ns0:noProof/>
+            <ns0:sz ns0:val="24"/>
+            <ns0:szCs ns0:val="24"/>
+          </ns0:rPr>
+          <ns0:t>总结</ns0:t>
+        </ns0:r>
+        <ns0:r>
+          <ns0:rPr>
+            <ns0:rStyle ns0:val="afff1"/>
+            <ns0:rFonts ns0:ascii="SimSun" ns0:eastAsia="SimSun" ns0:hAnsi="SimSun" ns0:cs="MS Mincho" ns0:hint="eastAsia"/>
+            <ns0:noProof/>
+            <ns0:sz ns0:val="24"/>
+            <ns0:szCs ns0:val="24"/>
+          </ns0:rPr>
+          <ns0:t>与展望</ns0:t>
+        </ns0:r>
+        <ns0:r>
+          <ns0:rPr>
+            <ns0:rFonts ns0:ascii="SimSun" ns0:eastAsia="SimSun" ns0:hAnsi="SimSun" ns0:hint="eastAsia"/>
+            <ns0:noProof/>
+            <ns0:webHidden/>
+            <ns0:sz ns0:val="24"/>
+            <ns0:szCs ns0:val="24"/>
+          </ns0:rPr>
+          <ns0:tab/>
+          <ns0:fldChar ns0:fldCharType="begin"/>
+          <ns0:instrText xml:space="preserve"/>
+        </ns0:r>
+        <ns0:r>
+          <ns0:rPr>
+            <ns0:rFonts ns0:ascii="SimSun" ns0:eastAsia="SimSun" ns0:hAnsi="SimSun"/>
+            <ns0:noProof/>
+            <ns0:webHidden/>
+            <ns0:sz ns0:val="24"/>
+            <ns0:szCs ns0:val="24"/>
+          </ns0:rPr>
+          <ns0:instrText>PAGEREF _Toc228307519 \h</ns0:instrText>
+        </ns0:r>
+        <ns0:r>
+          <ns0:rPr>
+            <ns0:rFonts ns0:ascii="SimSun" ns0:eastAsia="SimSun" ns0:hAnsi="SimSun" ns0:hint="eastAsia"/>
+            <ns0:noProof/>
+            <ns0:webHidden/>
+            <ns0:sz ns0:val="24"/>
+            <ns0:szCs ns0:val="24"/>
+          </ns0:rPr>
+          <ns0:instrText xml:space="preserve"/>
+          <ns0:fldChar ns0:fldCharType="separate"/>
+        </ns0:r>
+        <ns0:r>
+          <ns0:rPr>
+            <ns0:rFonts ns0:ascii="SimSun" ns0:eastAsia="SimSun" ns0:hAnsi="SimSun"/>
+            <ns0:noProof/>
+            <ns0:webHidden/>
+            <ns0:sz ns0:val="24"/>
+            <ns0:szCs ns0:val="24"/>
+          </ns0:rPr>
+          <ns0:t>36</ns0:t>
+        </ns0:r>
+        <ns0:r>
+          <ns0:rPr>
+            <ns0:rFonts ns0:ascii="SimSun" ns0:eastAsia="SimSun" ns0:hAnsi="SimSun" ns0:hint="eastAsia"/>
+            <ns0:noProof/>
+            <ns0:webHidden/>
+            <ns0:sz ns0:val="24"/>
+            <ns0:szCs ns0:val="24"/>
+          </ns0:rPr>
+          <ns0:fldChar ns0:fldCharType="end"/>
+        </ns0:r>
+      </ns0:hyperlink>
+    </ns0:p>
+    <ns0:p ns2:paraId="1A89829B" ns2:textId="3672784D" ns0:rsidR="00A24BA1" ns0:rsidRPr="00B82A59" ns0:rsidRDefault="00A24BA1">
+      <ns0:pPr>
+        <ns0:pStyle ns0:val="TOC1"/>
+        <ns0:tabs>
+          <ns0:tab ns0:val="right" ns0:leader="dot" ns0:pos="9062"/>
+        </ns0:tabs>
+        <ns0:rPr>
+          <ns0:rFonts ns0:ascii="SimSun" ns0:eastAsia="SimSun" ns0:hAnsi="SimSun" ns0:cstheme="minorBidi" ns0:hint="eastAsia"/>
+          <ns0:noProof/>
+          <ns0:kern ns0:val="2"/>
+          <ns0:sz ns0:val="24"/>
+          <ns0:szCs ns0:val="24"/>
+          <ns2:ligatures ns2:val="standardContextual"/>
+        </ns0:rPr>
+      </ns0:pPr>
+      <ns0:hyperlink ns0:anchor="_Toc228307519" ns0:history="1">
+        <ns0:r>
+          <ns0:rPr>
+            <ns0:rStyle ns0:val="afff1"/>
+            <ns0:rFonts ns0:ascii="SimSun" ns0:eastAsia="SimSun" ns0:hAnsi="SimSun"/>
+            <ns0:noProof/>
+            <ns0:sz ns0:val="24"/>
+            <ns0:szCs ns0:val="24"/>
+          </ns0:rPr>
+          <ns0:t xml:space="preserve">第7章  </ns0:t>
+        </ns0:r>
+        <ns0:r>
+          <ns0:rPr>
+            <ns0:rStyle ns0:val="afff1"/>
+            <ns0:rFonts ns0:ascii="SimSun" ns0:eastAsia="SimSun" ns0:hAnsi="SimSun" ns0:cs="微软雅黑" ns0:hint="eastAsia"/>
+            <ns0:noProof/>
+            <ns0:sz ns0:val="24"/>
+            <ns0:szCs ns0:val="24"/>
+          </ns0:rPr>
+          <ns0:t>总结</ns0:t>
+        </ns0:r>
+        <ns0:r>
+          <ns0:rPr>
+            <ns0:rStyle ns0:val="afff1"/>
+            <ns0:rFonts ns0:ascii="SimSun" ns0:eastAsia="SimSun" ns0:hAnsi="SimSun" ns0:cs="MS Mincho" ns0:hint="eastAsia"/>
+            <ns0:noProof/>
+            <ns0:sz ns0:val="24"/>
+            <ns0:szCs ns0:val="24"/>
+          </ns0:rPr>
+          <ns0:t>与展望</ns0:t>
+        </ns0:r>
+        <ns0:r>
+          <ns0:rPr>
+            <ns0:rFonts ns0:ascii="SimSun" ns0:eastAsia="SimSun" ns0:hAnsi="SimSun" ns0:hint="eastAsia"/>
+            <ns0:noProof/>
+            <ns0:webHidden/>
+            <ns0:sz ns0:val="24"/>
+            <ns0:szCs ns0:val="24"/>
+          </ns0:rPr>
+          <ns0:tab/>
+          <ns0:fldChar ns0:fldCharType="begin"/>
+          <ns0:instrText xml:space="preserve"/>
+        </ns0:r>
+        <ns0:r>
+          <ns0:rPr>
+            <ns0:rFonts ns0:ascii="SimSun" ns0:eastAsia="SimSun" ns0:hAnsi="SimSun"/>
+            <ns0:noProof/>
+            <ns0:webHidden/>
+            <ns0:sz ns0:val="24"/>
+            <ns0:szCs ns0:val="24"/>
+          </ns0:rPr>
+          <ns0:instrText>PAGEREF _Toc228307519 \h</ns0:instrText>
+        </ns0:r>
+        <ns0:r>
+          <ns0:rPr>
+            <ns0:rFonts ns0:ascii="SimSun" ns0:eastAsia="SimSun" ns0:hAnsi="SimSun" ns0:hint="eastAsia"/>
+            <ns0:noProof/>
+            <ns0:webHidden/>
+            <ns0:sz ns0:val="24"/>
+            <ns0:szCs ns0:val="24"/>
+          </ns0:rPr>
+          <ns0:instrText xml:space="preserve"/>
+          <ns0:fldChar ns0:fldCharType="separate"/>
+        </ns0:r>
+        <ns0:r>
+          <ns0:rPr>
+            <ns0:rFonts ns0:ascii="SimSun" ns0:eastAsia="SimSun" ns0:hAnsi="SimSun"/>
+            <ns0:noProof/>
+            <ns0:webHidden/>
+            <ns0:sz ns0:val="24"/>
+            <ns0:szCs ns0:val="24"/>
+          </ns0:rPr>
+          <ns0:t>36</ns0:t>
+        </ns0:r>
+        <ns0:r>
+          <ns0:rPr>
+            <ns0:rFonts ns0:ascii="SimSun" ns0:eastAsia="SimSun" ns0:hAnsi="SimSun" ns0:hint="eastAsia"/>
+            <ns0:noProof/>
+            <ns0:webHidden/>
+            <ns0:sz ns0:val="24"/>
+            <ns0:szCs ns0:val="24"/>
+          </ns0:rPr>
+          <ns0:fldChar ns0:fldCharType="end"/>
+        </ns0:r>
+      </ns0:hyperlink>
+    </ns0:p>
+    <ns0:p ns2:paraId="72D70B96" ns2:textId="77777777" ns0:rsidR="00BC6045" ns0:rsidRDefault="00000000" ns0:rsidP="00675475">
+      <ns0:pPr>
+        <ns0:pStyle ns0:val="affd"/>
+      </ns0:pPr>
+      <ns0:bookmarkStart ns0:id="76" ns0:name="_Toc228307501"/>
+      <ns0:r>
+        <ns0:t xml:space="preserve">5.7  前端核心实现</ns0:t>
+      </ns0:r>
+      <ns0:bookmarkEnd ns0:id="76"/>
+    </ns0:p>
+    <ns0:p ns2:paraId="72D70B96" ns2:textId="77777777" ns0:rsidR="00BC6045" ns0:rsidRDefault="00000000" ns0:rsidP="00675475">
+      <ns0:pPr>
+        <ns0:pStyle ns0:val="affd"/>
+      </ns0:pPr>
+      <ns0:bookmarkStart ns0:id="76" ns0:name="_Toc228307501"/>
+      <ns0:r>
+        <ns0:t xml:space="preserve">5.7.1  推荐页面实现</ns0:t>
+      </ns0:r>
+      <ns0:bookmarkEnd ns0:id="76"/>
+    </ns0:p>
+    <ns0:p ns2:paraId="67858250" ns2:textId="77777777" ns0:rsidR="00BC6045" ns0:rsidRDefault="00000000">
+      <ns0:pPr>
+        <ns0:spacing ns0:after="0" ns0:line="360" ns0:lineRule="auto"/>
+        <ns0:ind ns0:firstLine="480"/>
+        <ns0:jc ns0:val="both"/>
+        <ns0:rPr>
+          <ns0:rFonts ns0:ascii="Times New Roman" ns0:eastAsia="SimSun" ns0:hAnsi="Times New Roman" ns0:cs="Times New Roman"/>
+          <ns0:sz ns0:val="24"/>
+          <ns0:szCs ns0:val="24"/>
+          <ns0:lang ns0:eastAsia="zh-CN"/>
+        </ns0:rPr>
+      </ns0:pPr>
+      <ns0:r>
+        <ns0:rPr>
+          <ns0:rFonts ns0:ascii="Times New Roman" ns0:eastAsia="SimSun" ns0:hAnsi="Times New Roman" ns0:cs="Times New Roman"/>
+          <ns0:sz ns0:val="24"/>
+          <ns0:szCs ns0:val="24"/>
+          <ns0:lang ns0:eastAsia="zh-CN"/>
+        </ns0:rPr>
+        <ns0:t xml:space="preserve">推荐页面（recommendations.html）是系统的核心前端页面，通过Vue.js 3的Options API管理页面状态。页面的核心交互逻辑在page-recommendations.js中实现，关键功能包括：1）策略切换——通过三个Tab按钮（ItemCF/NCF/Hybrid）切换推荐策略，监听Tab点击事件后更新strategy变量并调用loadRecommendations()重新请求数据；2）推荐展示——使用CSS Grid网格布局（grid-template-columns: repeat(auto-fill, minmax(280px, 1fr))）展示推荐电影卡片，每张卡片显示poster_url海报图（带懒加载和fallback占位图）、title标题、year年份、genres类型标签、avg_rating平均评分（星级组件渲染）和推荐分数；3）推荐理由——在ItemCF和Hybrid模式下，卡片下方展示"因为你喜欢X"的推荐来源信息，通过because数组渲染为小型电影缩略图+标题链接；4）评分交互——用户可直接在推荐卡片上通过StarRating组件进行星级评分（0.5-5.0，步长0.5），评分后通过api.js的post方法调用/api/ratings接口提交数据并立即更新本地评分状态；5）反馈机制——每张卡片提供喜欢/不喜欢按钮，点击后调用/api/feedback接口提交反馈，按钮状态通过CSS类切换（.feedback-active）给予视觉反馈。推荐列表加载时展示SkeletonGrid骨架屏组件（4列×2行动画占位），加载完成后过渡到实际内容。</ns0:t>
+        <ns0:lastRenderedPageBreak/>
+        <ns0:t>分作为电影向量的权重信息。工程实现中，首先从数据库中读取(user_id, movie_id, rating)三元组，将其构造成"电影×用户"的稀疏矩阵：行表示电影，列表示用户，矩阵值为用户对电影的评分。随后使用最近邻搜索方法在稀疏向量空间中寻找每个电影的相似邻居。</ns0:t>
+      </ns0:r>
+    </ns0:p>
+    <ns0:p ns2:paraId="72D70B96" ns2:textId="77777777" ns0:rsidR="00BC6045" ns0:rsidRDefault="00000000" ns0:rsidP="00675475">
+      <ns0:pPr>
+        <ns0:pStyle ns0:val="affd"/>
+      </ns0:pPr>
+      <ns0:bookmarkStart ns0:id="76" ns0:name="_Toc228307501"/>
+      <ns0:r>
+        <ns0:t xml:space="preserve">5.7.2  数据看板实现</ns0:t>
+      </ns0:r>
+      <ns0:bookmarkEnd ns0:id="76"/>
+    </ns0:p>
+    <ns0:p ns2:paraId="67858250" ns2:textId="77777777" ns0:rsidR="00BC6045" ns0:rsidRDefault="00000000">
+      <ns0:pPr>
+        <ns0:spacing ns0:after="0" ns0:line="360" ns0:lineRule="auto"/>
+        <ns0:ind ns0:firstLine="480"/>
+        <ns0:jc ns0:val="both"/>
+        <ns0:rPr>
+          <ns0:rFonts ns0:ascii="Times New Roman" ns0:eastAsia="SimSun" ns0:hAnsi="Times New Roman" ns0:cs="Times New Roman"/>
+          <ns0:sz ns0:val="24"/>
+          <ns0:szCs ns0:val="24"/>
+          <ns0:lang ns0:eastAsia="zh-CN"/>
+        </ns0:rPr>
+      </ns0:pPr>
+      <ns0:r>
+        <ns0:rPr>
+          <ns0:rFonts ns0:ascii="Times New Roman" ns0:eastAsia="SimSun" ns0:hAnsi="Times New Roman" ns0:cs="Times New Roman"/>
+          <ns0:sz ns0:val="24"/>
+          <ns0:szCs ns0:val="24"/>
+          <ns0:lang ns0:eastAsia="zh-CN"/>
+        </ns0:rPr>
+        <ns0:t xml:space="preserve">增强看板页面（enhanced_dashboard.html）集成多个ECharts 5.4图表，通过page-enhanced-dashboard.js管理图表实例和响应式更新。系统概览区展示四个核心指标卡片：总用户数、总电影数、总评分数、活跃用户数，数值采用countUp动画效果从0递增至实际值。评分分布图使用ECharts柱状图（bar类型），X轴为0.5-5.0共10个评分档位，Y轴为各评分值的出现次数，柱状图颜色使用渐变色（从#f59e0b到#fbbf24）。类型分布图使用ECharts环形图（pie类型，radius: ['40%', '70%']），按genres拆分统计各类型的评分数量占比，展示Top-10类型并将剩余归入"其他"。年份趋势图使用ECharts混合图：柱状图（评分数量）与折线图（平均评分）双Y轴叠加，X轴为年份，左Y轴为评分数量（柱状图），右Y轴为平均评分（折线图，平滑曲线）。用户分群图使用ECharts旭日图（sunburst类型）展示用户类型的层次结构：第一层为用户类型（casual/regular/enthusiast），第二层为活跃度（low/medium/high），通过data数组的children属性构建层次。活动热力图使用ECharts日历热力图（calendar类型+heatmap系列），X轴为日期，Y轴为周几，颜色深浅反映当日活跃用户数量。所有图表在窗口resize时自动调用chart.resize()适配新尺寸，图表数据通过api.js异步获取并支持定时刷新（30秒间隔）。</ns0:t>
+        <ns0:lastRenderedPageBreak/>
+        <ns0:t>分作为电影向量的权重信息。工程实现中，首先从数据库中读取(user_id, movie_id, rating)三元组，将其构造成"电影×用户"的稀疏矩阵：行表示电影，列表示用户，矩阵值为用户对电影的评分。随后使用最近邻搜索方法在稀疏向量空间中寻找每个电影的相似邻居。</ns0:t>
+      </ns0:r>
+    </ns0:p>
+    <ns0:p ns2:paraId="72D70B96" ns2:textId="77777777" ns0:rsidR="00BC6045" ns0:rsidRDefault="00000000" ns0:rsidP="00675475">
+      <ns0:pPr>
+        <ns0:pStyle ns0:val="affd"/>
+      </ns0:pPr>
+      <ns0:bookmarkStart ns0:id="76" ns0:name="_Toc228307501"/>
+      <ns0:r>
+        <ns0:t xml:space="preserve">5.7.3  公共API模块实现</ns0:t>
+      </ns0:r>
+      <ns0:bookmarkEnd ns0:id="76"/>
+    </ns0:p>
+    <ns0:p ns2:paraId="67858250" ns2:textId="77777777" ns0:rsidR="00BC6045" ns0:rsidRDefault="00000000">
+      <ns0:pPr>
+        <ns0:spacing ns0:after="0" ns0:line="360" ns0:lineRule="auto"/>
+        <ns0:ind ns0:firstLine="480"/>
+        <ns0:jc ns0:val="both"/>
+        <ns0:rPr>
+          <ns0:rFonts ns0:ascii="Times New Roman" ns0:eastAsia="SimSun" ns0:hAnsi="Times New Roman" ns0:cs="Times New Roman"/>
+          <ns0:sz ns0:val="24"/>
+          <ns0:szCs ns0:val="24"/>
+          <ns0:lang ns0:eastAsia="zh-CN"/>
+        </ns0:rPr>
+      </ns0:pPr>
+      <ns0:r>
+        <ns0:rPr>
+          <ns0:rFonts ns0:ascii="Times New Roman" ns0:eastAsia="SimSun" ns0:hAnsi="Times New Roman" ns0:cs="Times New Roman"/>
+          <ns0:sz ns0:val="24"/>
+          <ns0:szCs ns0:val="24"/>
+          <ns0:lang ns0:eastAsia="zh-CN"/>
+        </ns0:rPr>
+        <ns0:t xml:space="preserve">api.js模块封装了所有前端API请求逻辑，提供统一的请求处理层。模块核心为api(path, options)函数：支持GET/POST/PUT/DELETE四种HTTP方法，自动在请求头中添加X-CSRFToken（从cookie中读取csrf_token）和Content-Type: application/json。GET请求实现自动去重：维护一个pendingRequests的Map对象，以请求URL为键存储Promise引用，当多个组件同时请求同一URL时共享同一个Promise，避免重复网络请求。非200响应自动解析错误信息：优先尝试解析JSON格式的error字段，其次检查是否为HTML重定向（401/403/404/5xx状态码），最后回退到HTTP状态文本。请求超时通过AbortController设置为30秒。推荐相关的API调用均通过此模块进行，包括getRecommendations(params)——调用/api/recommendations、submitRating(movieId, rating)——调用/api/ratings、submitFeedback(movieId, feedback, context)——调用/api/feedback等。模块还导出了便捷方法api.get(path, params)和api.post(path, data)供各个页面的page-*.js文件使用。</ns0:t>
+        <ns0:lastRenderedPageBreak/>
+        <ns0:t>分作为电影向量的权重信息。工程实现中，首先从数据库中读取(user_id, movie_id, rating)三元组，将其构造成"电影×用户"的稀疏矩阵：行表示电影，列表示用户，矩阵值为用户对电影的评分。随后使用最近邻搜索方法在稀疏向量空间中寻找每个电影的相似邻居。</ns0:t>
+      </ns0:r>
+    </ns0:p>
+    <ns0:p ns2:paraId="72D70B96" ns2:textId="77777777" ns0:rsidR="00BC6045" ns0:rsidRDefault="00000000" ns0:rsidP="00675475">
+      <ns0:pPr>
+        <ns0:pStyle ns0:val="affd"/>
+      </ns0:pPr>
+      <ns0:bookmarkStart ns0:id="76" ns0:name="_Toc228307501"/>
+      <ns0:r>
+        <ns0:t xml:space="preserve">5.7.4  Vue组件系统</ns0:t>
+      </ns0:r>
+      <ns0:bookmarkEnd ns0:id="76"/>
+    </ns0:p>
+    <ns0:p ns2:paraId="67858250" ns2:textId="77777777" ns0:rsidR="00BC6045" ns0:rsidRDefault="00000000">
+      <ns0:pPr>
+        <ns0:spacing ns0:after="0" ns0:line="360" ns0:lineRule="auto"/>
+        <ns0:ind ns0:firstLine="480"/>
+        <ns0:jc ns0:val="both"/>
+        <ns0:rPr>
+          <ns0:rFonts ns0:ascii="Times New Roman" ns0:eastAsia="SimSun" ns0:hAnsi="Times New Roman" ns0:cs="Times New Roman"/>
+          <ns0:sz ns0:val="24"/>
+          <ns0:szCs ns0:val="24"/>
+          <ns0:lang ns0:eastAsia="zh-CN"/>
+        </ns0:rPr>
+      </ns0:pPr>
+      <ns0:r>
+        <ns0:rPr>
+          <ns0:rFonts ns0:ascii="Times New Roman" ns0:eastAsia="SimSun" ns0:hAnsi="Times New Roman" ns0:cs="Times New Roman"/>
+          <ns0:sz ns0:val="24"/>
+          <ns0:szCs ns0:val="24"/>
+          <ns0:lang ns0:eastAsia="zh-CN"/>
+        </ns0:rPr>
+        <ns0:t xml:space="preserve">系统通过vue-components.js定义了可复用的Vue.js 3组件，统一挂载在window.CinemaComponents命名空间下。核心组件包括：MovieCard——电影卡片组件，props接收movie对象（id/title/year/genres/poster_url/avg_rating），模板使用Bootstrap 5卡片样式，支持hover浮起动画和点击跳转详情页；SkeletonGrid——骨架屏组件，props接收cols和rows控制网格尺寸，通过CSS动画（shimmer效果）展示加载占位；StarRating——星级评分组件，props接收value（当前评分）和readonly（是否只读），支持0.5分步长的精确评分，鼠标hover时高亮到当前星级的填充色，点击时触发@update事件；MovieSearch——电影搜索组件，支持防抖输入（300ms延迟），通过/api/search/suggestions获取搜索建议下拉列表；RecommendationCard——推荐卡片组件，扩展MovieCard增加了推荐分数显示、推荐理由（because列表）和反馈按钮（like/dislike）。各页面通过解构赋值使用组件：const { MovieCard, SkeletonGrid, StarRating } = window.CinemaComponents；然后在Vue实例的components选项中注册。这种CDN组件模式避免了Webpack/Vite等构建工具链的复杂性，适合中小型项目快速开发。</ns0:t>
+        <ns0:lastRenderedPageBreak/>
+        <ns0:t>分作为电影向量的权重信息。工程实现中，首先从数据库中读取(user_id, movie_id, rating)三元组，将其构造成"电影×用户"的稀疏矩阵：行表示电影，列表示用户，矩阵值为用户对电影的评分。随后使用最近邻搜索方法在稀疏向量空间中寻找每个电影的相似邻居。</ns0:t>
+      </ns0:r>
+    </ns0:p>
+    <ns0:p ns2:paraId="72D70B96" ns2:textId="77777777" ns0:rsidR="00BC6045" ns0:rsidRDefault="00000000" ns0:rsidP="00675475">
+      <ns0:pPr>
+        <ns0:pStyle ns0:val="affd"/>
+      </ns0:pPr>
+      <ns0:bookmarkStart ns0:id="76" ns0:name="_Toc228307501"/>
+      <ns0:r>
+        <ns0:t xml:space="preserve">5.6  核心功能模块实现</ns0:t>
+      </ns0:r>
+      <ns0:bookmarkEnd ns0:id="76"/>
+    </ns0:p>
+    <ns0:p ns2:paraId="72D70B96" ns2:textId="77777777" ns0:rsidR="00BC6045" ns0:rsidRDefault="00000000" ns0:rsidP="00675475">
+      <ns0:pPr>
+        <ns0:pStyle ns0:val="affd"/>
+      </ns0:pPr>
+      <ns0:bookmarkStart ns0:id="76" ns0:name="_Toc228307501"/>
+      <ns0:r>
+        <ns0:t xml:space="preserve">5.6.1  应用工厂与配置管理</ns0:t>
+      </ns0:r>
+      <ns0:bookmarkEnd ns0:id="76"/>
+    </ns0:p>
+    <ns0:p ns2:paraId="67858250" ns2:textId="77777777" ns0:rsidR="00BC6045" ns0:rsidRDefault="00000000">
+      <ns0:pPr>
+        <ns0:spacing ns0:after="0" ns0:line="360" ns0:lineRule="auto"/>
+        <ns0:ind ns0:firstLine="480"/>
+        <ns0:jc ns0:val="both"/>
+        <ns0:rPr>
+          <ns0:rFonts ns0:ascii="Times New Roman" ns0:eastAsia="SimSun" ns0:hAnsi="Times New Roman" ns0:cs="Times New Roman"/>
+          <ns0:sz ns0:val="24"/>
+          <ns0:szCs ns0:val="24"/>
+          <ns0:lang ns0:eastAsia="zh-CN"/>
+        </ns0:rPr>
+      </ns0:pPr>
+      <ns0:r>
+        <ns0:rPr>
+          <ns0:rFonts ns0:ascii="Times New Roman" ns0:eastAsia="SimSun" ns0:hAnsi="Times New Roman" ns0:cs="Times New Roman"/>
+          <ns0:sz ns0:val="24"/>
+          <ns0:szCs ns0:val="24"/>
+          <ns0:lang ns0:eastAsia="zh-CN"/>
+        </ns0:rPr>
+        <ns0:t xml:space="preserve">系统的入口通过create_app()工厂函数构建Flask应用实例。核心初始化流程如下：首先设置Jinja2环境为ChainableUndefined，允许Vue.js的{{ }}插值表达式与Jinja2模板语法共存，避免未定义变量抛出UndefinedError；然后从Pydantic Settings加载配置项并通过Config类映射为Flask兼容格式；接着依次初始化SQLAlchemy（数据库ORM）、LoginManager（用户认证）和Flask-Caching（SimpleCache内存缓存）三个核心扩展；注册main和admin两个Blueprint蓝图，并挂载全局错误处理器、请求日志中间件和限流中间件；最后在应用上下文中创建所有数据库表，执行种子数据填充（首次启动自动插入20部样本电影和demo用户），并启动后台线程进行TMDB海报补充和NCF模型异步预加载。配置管理方面，系统通过Pydantic BaseSettings实现配置的类型校验与范围验证，包括SECRET_KEY强度校验（生产环境要求≥16字符）、数据库URL驱动校验（支持mysql+pymysql/sqlite/postgresql）、Embedding维度范围校验（1-512）和限流参数校验（1-1000），使用@lru_cache确保配置实例全局单例。</ns0:t>
+        <ns0:lastRenderedPageBreak/>
+        <ns0:t>分作为电影向量的权重信息。工程实现中，首先从数据库中读取(user_id, movie_id, rating)三元组，将其构造成"电影×用户"的稀疏矩阵：行表示电影，列表示用户，矩阵值为用户对电影的评分。随后使用最近邻搜索方法在稀疏向量空间中寻找每个电影的相似邻居。</ns0:t>
+      </ns0:r>
+    </ns0:p>
+    <ns0:p ns2:paraId="72D70B96" ns2:textId="77777777" ns0:rsidR="00BC6045" ns0:rsidRDefault="00000000" ns0:rsidP="00675475">
+      <ns0:pPr>
+        <ns0:pStyle ns0:val="affd"/>
+      </ns0:pPr>
+      <ns0:bookmarkStart ns0:id="76" ns0:name="_Toc228307501"/>
+      <ns0:r>
+        <ns0:t xml:space="preserve">5.6.2  用户认证与权限管理</ns0:t>
+      </ns0:r>
+      <ns0:bookmarkEnd ns0:id="76"/>
+    </ns0:p>
+    <ns0:p ns2:paraId="67858250" ns2:textId="77777777" ns0:rsidR="00BC6045" ns0:rsidRDefault="00000000">
+      <ns0:pPr>
+        <ns0:spacing ns0:after="0" ns0:line="360" ns0:lineRule="auto"/>
+        <ns0:ind ns0:firstLine="480"/>
+        <ns0:jc ns0:val="both"/>
+        <ns0:rPr>
+          <ns0:rFonts ns0:ascii="Times New Roman" ns0:eastAsia="SimSun" ns0:hAnsi="Times New Roman" ns0:cs="Times New Roman"/>
+          <ns0:sz ns0:val="24"/>
+          <ns0:szCs ns0:val="24"/>
+          <ns0:lang ns0:eastAsia="zh-CN"/>
+        </ns0:rPr>
+      </ns0:pPr>
+      <ns0:r>
+        <ns0:rPr>
+          <ns0:rFonts ns0:ascii="Times New Roman" ns0:eastAsia="SimSun" ns0:hAnsi="Times New Roman" ns0:cs="Times New Roman"/>
+          <ns0:sz ns0:val="24"/>
+          <ns0:szCs ns0:val="24"/>
+          <ns0:lang ns0:eastAsia="zh-CN"/>
+        </ns0:rPr>
+        <ns0:t xml:space="preserve">用户认证基于Flask-Login扩展实现。User模型继承UserMixin，提供is_authenticated、is_active等标准属性。密码采用werkzeug.security.generate_password_hash()进行加盐哈希存储，验证时使用check_password_hash()。注册接口（POST /api/auth/register）进行四重校验：用户名长度2-64字符、密码长度不低于6字符、两次密码输入一致、用户名未被占用，通过后创建用户记录并自动登录。登录接口（POST /api/auth/login）验证成功后调用login_user()创建Session，并更新last_login和login_count字段。关键设计点在于未登录处理：对于/api/前缀的API请求，login_manager.unauthorized_handler返回JSON格式的{"error": "请先登录"}（401状态码）而非HTML重定向，确保前端Vue.js能正确解析认证失败响应。管理员权限通过@admin_required装饰器实现路由级访问控制，该装饰器在decorators.py中定义，检查current_user.is_admin属性，非管理员请求返回403错误。</ns0:t>
+        <ns0:lastRenderedPageBreak/>
+        <ns0:t>分作为电影向量的权重信息。工程实现中，首先从数据库中读取(user_id, movie_id, rating)三元组，将其构造成"电影×用户"的稀疏矩阵：行表示电影，列表示用户，矩阵值为用户对电影的评分。随后使用最近邻搜索方法在稀疏向量空间中寻找每个电影的相似邻居。</ns0:t>
+      </ns0:r>
+    </ns0:p>
+    <ns0:p ns2:paraId="72D70B96" ns2:textId="77777777" ns0:rsidR="00BC6045" ns0:rsidRDefault="00000000" ns0:rsidP="00675475">
+      <ns0:pPr>
+        <ns0:pStyle ns0:val="affd"/>
+      </ns0:pPr>
+      <ns0:bookmarkStart ns0:id="76" ns0:name="_Toc228307501"/>
+      <ns0:r>
+        <ns0:t xml:space="preserve">5.6.3  推荐API核心实现</ns0:t>
+      </ns0:r>
+      <ns0:bookmarkEnd ns0:id="76"/>
+    </ns0:p>
+    <ns0:p ns2:paraId="67858250" ns2:textId="77777777" ns0:rsidR="00BC6045" ns0:rsidRDefault="00000000">
+      <ns0:pPr>
+        <ns0:spacing ns0:after="0" ns0:line="360" ns0:lineRule="auto"/>
+        <ns0:ind ns0:firstLine="480"/>
+        <ns0:jc ns0:val="both"/>
+        <ns0:rPr>
+          <ns0:rFonts ns0:ascii="Times New Roman" ns0:eastAsia="SimSun" ns0:hAnsi="Times New Roman" ns0:cs="Times New Roman"/>
+          <ns0:sz ns0:val="24"/>
+          <ns0:szCs ns0:val="24"/>
+          <ns0:lang ns0:eastAsia="zh-CN"/>
+        </ns0:rPr>
+      </ns0:pPr>
+      <ns0:r>
+        <ns0:rPr>
+          <ns0:rFonts ns0:ascii="Times New Roman" ns0:eastAsia="SimSun" ns0:hAnsi="Times New Roman" ns0:cs="Times New Roman"/>
+          <ns0:sz ns0:val="24"/>
+          <ns0:szCs ns0:val="24"/>
+          <ns0:lang ns0:eastAsia="zh-CN"/>
+        </ns0:rPr>
+        <ns0:t xml:space="preserve">推荐API（GET /api/recommendations）是系统的核心接口，接受n（推荐数量，默认10，最大50）、strategy（推荐策略，可选itemcf/ncf/hybrid）、recall_k（Hybrid召回数量，默认100，最大500）三个参数。对于冷启动用户（未登录或评分记录为空），系统调用popular_movies()逻辑返回高评分热门电影兜底：查询平均评分较高且评分数量≥50的电影，按评分和热度排序。ItemCF策略的核心在于_itemcf_recall()函数：该函数通过单次IN子句查询批量获取所有已评分电影的相似电影列表（避免经典N+1查询问题），按movie_id分组并每组取Top-50，在分数累加时过滤已评分的电影避免推荐重复内容，最后按贡献分数降序排列取Top-N。_format_recommendations()函数负责将(item_id, score)列表格式化为包含电影详情、推荐分数和推荐理由（because字段，展示贡献最大的3部种子电影）的JSON响应。NCF策略首先检查NCFEngine状态：若is_loading()返回True则返回503状态码提示用户稍后重试；若is_ready()返回False则尝试加载模型；若模型不可用或用户不在训练映射中则自动降级为ItemCF策略。Hybrid策略先以recall_k参数执行ItemCF召回获取候选集，若NCF可用则将候选集送入NCF进行重新评分排序，否则直接截取ItemCF召回结果输出。</ns0:t>
+        <ns0:lastRenderedPageBreak/>
+        <ns0:t>分作为电影向量的权重信息。工程实现中，首先从数据库中读取(user_id, movie_id, rating)三元组，将其构造成"电影×用户"的稀疏矩阵：行表示电影，列表示用户，矩阵值为用户对电影的评分。随后使用最近邻搜索方法在稀疏向量空间中寻找每个电影的相似邻居。</ns0:t>
+      </ns0:r>
+    </ns0:p>
+    <ns0:p ns2:paraId="72D70B96" ns2:textId="77777777" ns0:rsidR="00BC6045" ns0:rsidRDefault="00000000" ns0:rsidP="00675475">
+      <ns0:pPr>
+        <ns0:pStyle ns0:val="affd"/>
+      </ns0:pPr>
+      <ns0:bookmarkStart ns0:id="76" ns0:name="_Toc228307501"/>
+      <ns0:r>
+        <ns0:t xml:space="preserve">5.6.4  推荐解释机制</ns0:t>
+      </ns0:r>
+      <ns0:bookmarkEnd ns0:id="76"/>
+    </ns0:p>
+    <ns0:p ns2:paraId="67858250" ns2:textId="77777777" ns0:rsidR="00BC6045" ns0:rsidRDefault="00000000">
+      <ns0:pPr>
+        <ns0:spacing ns0:after="0" ns0:line="360" ns0:lineRule="auto"/>
+        <ns0:ind ns0:firstLine="480"/>
+        <ns0:jc ns0:val="both"/>
+        <ns0:rPr>
+          <ns0:rFonts ns0:ascii="Times New Roman" ns0:eastAsia="SimSun" ns0:hAnsi="Times New Roman" ns0:cs="Times New Roman"/>
+          <ns0:sz ns0:val="24"/>
+          <ns0:szCs ns0:val="24"/>
+          <ns0:lang ns0:eastAsia="zh-CN"/>
+        </ns0:rPr>
+      </ns0:pPr>
+      <ns0:r>
+        <ns0:rPr>
+          <ns0:rFonts ns0:ascii="Times New Roman" ns0:eastAsia="SimSun" ns0:hAnsi="Times New Roman" ns0:cs="Times New Roman"/>
+          <ns0:sz ns0:val="24"/>
+          <ns0:szCs ns0:val="24"/>
+          <ns0:lang ns0:eastAsia="zh-CN"/>
+        </ns0:rPr>
+        <ns0:t xml:space="preserve">推荐解释通过/api/recommendations/why/&lt;movie_id&gt;端点实现。该端点接收被推荐电影ID，查询当前用户所有已评分电影中与被推荐电影存在相似度关系的记录。对每部贡献来源电影计算贡献权重（相似度分数×用户原评分），按权重降序排列后返回Top-3作为推荐理由。返回的because字段包含{movie_id, title, weight}三元组，前端据此展示"因为你喜欢《X》，所以推荐《Y》"的解释信息。这种可解释推荐机制是ItemCF算法的天然优势——相似度矩阵提供了透明的"物品A与物品B相似"关系，进而可以回溯推荐结果的来源。在Hybrid策略中，虽然排序阶段由NCF完成，但推荐理由仍沿用ItemCF阶段的相似度贡献信息，实现了"深度学习排序+传统方法解释"的互补。</ns0:t>
+        <ns0:lastRenderedPageBreak/>
+        <ns0:t>分作为电影向量的权重信息。工程实现中，首先从数据库中读取(user_id, movie_id, rating)三元组，将其构造成"电影×用户"的稀疏矩阵：行表示电影，列表示用户，矩阵值为用户对电影的评分。随后使用最近邻搜索方法在稀疏向量空间中寻找每个电影的相似邻居。</ns0:t>
+      </ns0:r>
+    </ns0:p>
+    <ns0:p ns2:paraId="72D70B96" ns2:textId="77777777" ns0:rsidR="00BC6045" ns0:rsidRDefault="00000000" ns0:rsidP="00675475">
+      <ns0:pPr>
+        <ns0:pStyle ns0:val="affd"/>
+      </ns0:pPr>
+      <ns0:bookmarkStart ns0:id="76" ns0:name="_Toc228307501"/>
+      <ns0:r>
+        <ns0:t xml:space="preserve">5.6.5  用户画像服务实现</ns0:t>
+      </ns0:r>
+      <ns0:bookmarkEnd ns0:id="76"/>
+    </ns0:p>
+    <ns0:p ns2:paraId="67858250" ns2:textId="77777777" ns0:rsidR="00BC6045" ns0:rsidRDefault="00000000">
+      <ns0:pPr>
+        <ns0:spacing ns0:after="0" ns0:line="360" ns0:lineRule="auto"/>
+        <ns0:ind ns0:firstLine="480"/>
+        <ns0:jc ns0:val="both"/>
+        <ns0:rPr>
+          <ns0:rFonts ns0:ascii="Times New Roman" ns0:eastAsia="SimSun" ns0:hAnsi="Times New Roman" ns0:cs="Times New Roman"/>
+          <ns0:sz ns0:val="24"/>
+          <ns0:szCs ns0:val="24"/>
+          <ns0:lang ns0:eastAsia="zh-CN"/>
+        </ns0:rPr>
+      </ns0:pPr>
+      <ns0:r>
+        <ns0:rPr>
+          <ns0:rFonts ns0:ascii="Times New Roman" ns0:eastAsia="SimSun" ns0:hAnsi="Times New Roman" ns0:cs="Times New Roman"/>
+          <ns0:sz ns0:val="24"/>
+          <ns0:szCs ns0:val="24"/>
+          <ns0:lang ns0:eastAsia="zh-CN"/>
+        </ns0:rPr>
+        <ns0:t xml:space="preserve">用户画像计算由ProfileService服务类实现，compute_user_profile()方法整合了12个维度的特征计算：1）偏好类型计算——遍历用户评分和收藏记录，对每部电影的genres字段拆分后进行评分加权统计，归一化后过滤分数低于0.3的类型，保留Top类型偏好；2）偏好年代计算——将电影年份映射为年代标签（如1990s），以相同评分加权方式统计年代偏好并归一化过滤；3）偏好演员计算——从movies表的actors字段（JSON格式存储）中提取演员信息进行评分加权统计，取前10位；4）偏好导演计算——从director字段统计评分加权偏好，取前10位；5）评分行为分析——计算平均评分水平、评分方差（反映评分一致性）和评分熵（反映评分散度，使用香农熵公式）；6）观影统计——累计已评分和已收藏电影的runtime字段获取总观影时长，计算类型多样性指数和年代多样性指数（均基于香农熵）；7）用户分层——根据总操作次数（评分+收藏+评论）将用户分为casual（&lt;10次）、regular（10-49次）、enthusiast（≥50次），活跃度分为low（&lt;20次）、medium（20-99次）、high（≥100次）；8）个性化洞察——基于画像数据自动生成最多5条观影洞察描述（如"您最喜欢Drama类型的电影"、"您的观影类型比较丰富"等），通过get_user_insights()方法返回给前端展示。</ns0:t>
+        <ns0:lastRenderedPageBreak/>
+        <ns0:t>分作为电影向量的权重信息。工程实现中，首先从数据库中读取(user_id, movie_id, rating)三元组，将其构造成"电影×用户"的稀疏矩阵：行表示电影，列表示用户，矩阵值为用户对电影的评分。随后使用最近邻搜索方法在稀疏向量空间中寻找每个电影的相似邻居。</ns0:t>
+      </ns0:r>
+    </ns0:p>
+    <ns0:p ns2:paraId="72D70B96" ns2:textId="77777777" ns0:rsidR="00BC6045" ns0:rsidRDefault="00000000" ns0:rsidP="00675475">
+      <ns0:pPr>
+        <ns0:pStyle ns0:val="affd"/>
+      </ns0:pPr>
+      <ns0:bookmarkStart ns0:id="76" ns0:name="_Toc228307501"/>
+      <ns0:r>
+        <ns0:t xml:space="preserve">5.6.6  行为追踪模块实现</ns0:t>
+      </ns0:r>
+      <ns0:bookmarkEnd ns0:id="76"/>
+    </ns0:p>
+    <ns0:p ns2:paraId="67858250" ns2:textId="77777777" ns0:rsidR="00BC6045" ns0:rsidRDefault="00000000">
+      <ns0:pPr>
+        <ns0:spacing ns0:after="0" ns0:line="360" ns0:lineRule="auto"/>
+        <ns0:ind ns0:firstLine="480"/>
+        <ns0:jc ns0:val="both"/>
+        <ns0:rPr>
+          <ns0:rFonts ns0:ascii="Times New Roman" ns0:eastAsia="SimSun" ns0:hAnsi="Times New Roman" ns0:cs="Times New Roman"/>
+          <ns0:sz ns0:val="24"/>
+          <ns0:szCs ns0:val="24"/>
+          <ns0:lang ns0:eastAsia="zh-CN"/>
+        </ns0:rPr>
+      </ns0:pPr>
+      <ns0:r>
+        <ns0:rPr>
+          <ns0:rFonts ns0:ascii="Times New Roman" ns0:eastAsia="SimSun" ns0:hAnsi="Times New Roman" ns0:cs="Times New Roman"/>
+          <ns0:sz ns0:val="24"/>
+          <ns0:szCs ns0:val="24"/>
+          <ns0:lang ns0:eastAsia="zh-CN"/>
+        </ns0:rPr>
+        <ns0:t xml:space="preserve">行为追踪模块采用异步非阻塞设计，确保用户操作记录不影响主请求的响应时间。核心实现在behavior_tracker.py中：track_behavior装饰器接收action_type（行为类型：view/rate/search/click）、target_type（目标类型：movie/person/genre/search_query）和target_id参数，在装饰器内部先执行原函数获取结果，再通过record_behavior_async()在独立后台线程中完成数据库写入。record_behavior_async()函数记录以下信息：用户ID、行为类型、目标类型和ID、extra_data（JSON格式，包含请求方法、端点、URL参数等元数据）、IP地址、User-Agent（截取前500字符）、session_id（从Flask session获取或新建UUID）和referrer来源页面。行为记录写入user_behaviors表，该表在created_at字段上建索引支持时间范围查询。系统同时提供get_user_behavior_summary()函数（单用户近N天行为摘要——总行为数、按类型统计、活跃天数、日均行为数）和get_behavior_analytics()函数（全站行为分析——每日行为趋势、热门操作类型Top-10、活跃用户数、热门目标Top-20），为管理员提供运营数据支撑。</ns0:t>
+        <ns0:lastRenderedPageBreak/>
+        <ns0:t>分作为电影向量的权重信息。工程实现中，首先从数据库中读取(user_id, movie_id, rating)三元组，将其构造成"电影×用户"的稀疏矩阵：行表示电影，列表示用户，矩阵值为用户对电影的评分。随后使用最近邻搜索方法在稀疏向量空间中寻找每个电影的相似邻居。</ns0:t>
+      </ns0:r>
+    </ns0:p>
+    <ns0:p ns2:paraId="72D70B96" ns2:textId="77777777" ns0:rsidR="00BC6045" ns0:rsidRDefault="00000000" ns0:rsidP="00675475">
+      <ns0:pPr>
+        <ns0:pStyle ns0:val="affd"/>
+      </ns0:pPr>
+      <ns0:bookmarkStart ns0:id="76" ns0:name="_Toc228307501"/>
+      <ns0:r>
+        <ns0:t xml:space="preserve">5.6.7  数据导入与预处理实现</ns0:t>
+      </ns0:r>
+      <ns0:bookmarkEnd ns0:id="76"/>
+    </ns0:p>
+    <ns0:p ns2:paraId="67858250" ns2:textId="77777777" ns0:rsidR="00BC6045" ns0:rsidRDefault="00000000">
+      <ns0:pPr>
+        <ns0:spacing ns0:after="0" ns0:line="360" ns0:lineRule="auto"/>
+        <ns0:ind ns0:firstLine="480"/>
+        <ns0:jc ns0:val="both"/>
+        <ns0:rPr>
+          <ns0:rFonts ns0:ascii="Times New Roman" ns0:eastAsia="SimSun" ns0:hAnsi="Times New Roman" ns0:cs="Times New Roman"/>
+          <ns0:sz ns0:val="24"/>
+          <ns0:szCs ns0:val="24"/>
+          <ns0:lang ns0:eastAsia="zh-CN"/>
+        </ns0:rPr>
+      </ns0:pPr>
+      <ns0:r>
+        <ns0:rPr>
+          <ns0:rFonts ns0:ascii="Times New Roman" ns0:eastAsia="SimSun" ns0:hAnsi="Times New Roman" ns0:cs="Times New Roman"/>
+          <ns0:sz ns0:val="24"/>
+          <ns0:szCs ns0:val="24"/>
+          <ns0:lang ns0:eastAsia="zh-CN"/>
+        </ns0:rPr>
+        <ns0:t xml:space="preserve">数据导入通过import_fast.py脚本完成，针对MovieLens 32M数据集的规模特点进行了专门的性能优化。导入流程如下：首先解析movies.csv文件（约87,000部电影），将电影ID、标题、年份和类型（genres以"|"分隔的多值字段）批量写入movies表；然后解析ratings.csv文件（约32,000,000条评分），采用分批提交策略（每10,000条一批）将评分数据写入ratings表，避免单次事务过大导致内存溢出。数据入库后，通过TMDB API进行电影元数据补充：enrich_movies.py脚本遍历数据库中poster_url为空的电影，调用TMDB API v3的/search/movie和/movie/{id}端点获取海报（poster_url）、背景图（backdrop_url）、导演（director）、演员（actors，JSON数组格式）、剧情简介（description）、片长（runtime）、宣传语（tagline）和IMDb ID等元数据信息，以skip_existing模式运行可断点续传。数据过滤在训练脚本中执行：ItemCF训练时过滤评分数量&lt;min_ratings_per_movie（默认50）的冷门电影和评分数量&lt;min_ratings_per_user（默认5）的不活跃用户；NCF训练时过滤评分数量&lt;min_ratings_per_user（默认10）的用户，并通过user_mod参数支持按用户ID取模采样控制训练规模。</ns0:t>
+        <ns0:lastRenderedPageBreak/>
+        <ns0:t>分作为电影向量的权重信息。工程实现中，首先从数据库中读取(user_id, movie_id, rating)三元组，将其构造成"电影×用户"的稀疏矩阵：行表示电影，列表示用户，矩阵值为用户对电影的评分。随后使用最近邻搜索方法在稀疏向量空间中寻找每个电影的相似邻居。</ns0:t>
       </ns0:r>
     </ns0:p>
     <ns0:p ns2:paraId="1ECBDF20" ns2:textId="77777777" ns0:rsidR="00BC6045" ns0:rsidRDefault="00000000" ns0:rsidP="00675475">
@@ -20500,6 +21939,309 @@
       </ns0:r>
       <ns0:bookmarkEnd ns0:id="93"/>
     </ns0:p>
+    <ns0:p ns2:paraId="1A89829B" ns2:textId="3672784D" ns0:rsidR="00A24BA1" ns0:rsidRPr="00B82A59" ns0:rsidRDefault="00A24BA1">
+      <ns0:pPr>
+        <ns0:pStyle ns0:val="TOC1"/>
+        <ns0:tabs>
+          <ns0:tab ns0:val="right" ns0:leader="dot" ns0:pos="9062"/>
+        </ns0:tabs>
+        <ns0:rPr>
+          <ns0:rFonts ns0:ascii="SimSun" ns0:eastAsia="SimSun" ns0:hAnsi="SimSun" ns0:cstheme="minorBidi" ns0:hint="eastAsia"/>
+          <ns0:noProof/>
+          <ns0:kern ns0:val="2"/>
+          <ns0:sz ns0:val="24"/>
+          <ns0:szCs ns0:val="24"/>
+          <ns2:ligatures ns2:val="standardContextual"/>
+        </ns0:rPr>
+      </ns0:pPr>
+      <ns0:hyperlink ns0:anchor="_Toc228307519" ns0:history="1">
+        <ns0:r>
+          <ns0:rPr>
+            <ns0:rStyle ns0:val="afff1"/>
+            <ns0:rFonts ns0:ascii="SimSun" ns0:eastAsia="SimSun" ns0:hAnsi="SimSun"/>
+            <ns0:noProof/>
+            <ns0:sz ns0:val="24"/>
+            <ns0:szCs ns0:val="24"/>
+          </ns0:rPr>
+          <ns0:t xml:space="preserve">第7章  </ns0:t>
+        </ns0:r>
+        <ns0:r>
+          <ns0:rPr>
+            <ns0:rStyle ns0:val="afff1"/>
+            <ns0:rFonts ns0:ascii="SimSun" ns0:eastAsia="SimSun" ns0:hAnsi="SimSun" ns0:cs="微软雅黑" ns0:hint="eastAsia"/>
+            <ns0:noProof/>
+            <ns0:sz ns0:val="24"/>
+            <ns0:szCs ns0:val="24"/>
+          </ns0:rPr>
+          <ns0:t>总结</ns0:t>
+        </ns0:r>
+        <ns0:r>
+          <ns0:rPr>
+            <ns0:rStyle ns0:val="afff1"/>
+            <ns0:rFonts ns0:ascii="SimSun" ns0:eastAsia="SimSun" ns0:hAnsi="SimSun" ns0:cs="MS Mincho" ns0:hint="eastAsia"/>
+            <ns0:noProof/>
+            <ns0:sz ns0:val="24"/>
+            <ns0:szCs ns0:val="24"/>
+          </ns0:rPr>
+          <ns0:t>与展望</ns0:t>
+        </ns0:r>
+        <ns0:r>
+          <ns0:rPr>
+            <ns0:rFonts ns0:ascii="SimSun" ns0:eastAsia="SimSun" ns0:hAnsi="SimSun" ns0:hint="eastAsia"/>
+            <ns0:noProof/>
+            <ns0:webHidden/>
+            <ns0:sz ns0:val="24"/>
+            <ns0:szCs ns0:val="24"/>
+          </ns0:rPr>
+          <ns0:tab/>
+          <ns0:fldChar ns0:fldCharType="begin"/>
+          <ns0:instrText xml:space="preserve"/>
+        </ns0:r>
+        <ns0:r>
+          <ns0:rPr>
+            <ns0:rFonts ns0:ascii="SimSun" ns0:eastAsia="SimSun" ns0:hAnsi="SimSun"/>
+            <ns0:noProof/>
+            <ns0:webHidden/>
+            <ns0:sz ns0:val="24"/>
+            <ns0:szCs ns0:val="24"/>
+          </ns0:rPr>
+          <ns0:instrText>PAGEREF _Toc228307519 \h</ns0:instrText>
+        </ns0:r>
+        <ns0:r>
+          <ns0:rPr>
+            <ns0:rFonts ns0:ascii="SimSun" ns0:eastAsia="SimSun" ns0:hAnsi="SimSun" ns0:hint="eastAsia"/>
+            <ns0:noProof/>
+            <ns0:webHidden/>
+            <ns0:sz ns0:val="24"/>
+            <ns0:szCs ns0:val="24"/>
+          </ns0:rPr>
+          <ns0:instrText xml:space="preserve"/>
+          <ns0:fldChar ns0:fldCharType="separate"/>
+        </ns0:r>
+        <ns0:r>
+          <ns0:rPr>
+            <ns0:rFonts ns0:ascii="SimSun" ns0:eastAsia="SimSun" ns0:hAnsi="SimSun"/>
+            <ns0:noProof/>
+            <ns0:webHidden/>
+            <ns0:sz ns0:val="24"/>
+            <ns0:szCs ns0:val="24"/>
+          </ns0:rPr>
+          <ns0:t>36</ns0:t>
+        </ns0:r>
+        <ns0:r>
+          <ns0:rPr>
+            <ns0:rFonts ns0:ascii="SimSun" ns0:eastAsia="SimSun" ns0:hAnsi="SimSun" ns0:hint="eastAsia"/>
+            <ns0:noProof/>
+            <ns0:webHidden/>
+            <ns0:sz ns0:val="24"/>
+            <ns0:szCs ns0:val="24"/>
+          </ns0:rPr>
+          <ns0:fldChar ns0:fldCharType="end"/>
+        </ns0:r>
+      </ns0:hyperlink>
+    </ns0:p>
+    <ns0:p ns2:paraId="1A89829B" ns2:textId="3672784D" ns0:rsidR="00A24BA1" ns0:rsidRPr="00B82A59" ns0:rsidRDefault="00A24BA1">
+      <ns0:pPr>
+        <ns0:pStyle ns0:val="TOC1"/>
+        <ns0:tabs>
+          <ns0:tab ns0:val="right" ns0:leader="dot" ns0:pos="9062"/>
+        </ns0:tabs>
+        <ns0:rPr>
+          <ns0:rFonts ns0:ascii="SimSun" ns0:eastAsia="SimSun" ns0:hAnsi="SimSun" ns0:cstheme="minorBidi" ns0:hint="eastAsia"/>
+          <ns0:noProof/>
+          <ns0:kern ns0:val="2"/>
+          <ns0:sz ns0:val="24"/>
+          <ns0:szCs ns0:val="24"/>
+          <ns2:ligatures ns2:val="standardContextual"/>
+        </ns0:rPr>
+      </ns0:pPr>
+      <ns0:hyperlink ns0:anchor="_Toc228307519" ns0:history="1">
+        <ns0:r>
+          <ns0:rPr>
+            <ns0:rStyle ns0:val="afff1"/>
+            <ns0:rFonts ns0:ascii="SimSun" ns0:eastAsia="SimSun" ns0:hAnsi="SimSun"/>
+            <ns0:noProof/>
+            <ns0:sz ns0:val="24"/>
+            <ns0:szCs ns0:val="24"/>
+          </ns0:rPr>
+          <ns0:t xml:space="preserve">第7章  </ns0:t>
+        </ns0:r>
+        <ns0:r>
+          <ns0:rPr>
+            <ns0:rStyle ns0:val="afff1"/>
+            <ns0:rFonts ns0:ascii="SimSun" ns0:eastAsia="SimSun" ns0:hAnsi="SimSun" ns0:cs="微软雅黑" ns0:hint="eastAsia"/>
+            <ns0:noProof/>
+            <ns0:sz ns0:val="24"/>
+            <ns0:szCs ns0:val="24"/>
+          </ns0:rPr>
+          <ns0:t>总结</ns0:t>
+        </ns0:r>
+        <ns0:r>
+          <ns0:rPr>
+            <ns0:rStyle ns0:val="afff1"/>
+            <ns0:rFonts ns0:ascii="SimSun" ns0:eastAsia="SimSun" ns0:hAnsi="SimSun" ns0:cs="MS Mincho" ns0:hint="eastAsia"/>
+            <ns0:noProof/>
+            <ns0:sz ns0:val="24"/>
+            <ns0:szCs ns0:val="24"/>
+          </ns0:rPr>
+          <ns0:t>与展望</ns0:t>
+        </ns0:r>
+        <ns0:r>
+          <ns0:rPr>
+            <ns0:rFonts ns0:ascii="SimSun" ns0:eastAsia="SimSun" ns0:hAnsi="SimSun" ns0:hint="eastAsia"/>
+            <ns0:noProof/>
+            <ns0:webHidden/>
+            <ns0:sz ns0:val="24"/>
+            <ns0:szCs ns0:val="24"/>
+          </ns0:rPr>
+          <ns0:tab/>
+          <ns0:fldChar ns0:fldCharType="begin"/>
+          <ns0:instrText xml:space="preserve"/>
+        </ns0:r>
+        <ns0:r>
+          <ns0:rPr>
+            <ns0:rFonts ns0:ascii="SimSun" ns0:eastAsia="SimSun" ns0:hAnsi="SimSun"/>
+            <ns0:noProof/>
+            <ns0:webHidden/>
+            <ns0:sz ns0:val="24"/>
+            <ns0:szCs ns0:val="24"/>
+          </ns0:rPr>
+          <ns0:instrText>PAGEREF _Toc228307519 \h</ns0:instrText>
+        </ns0:r>
+        <ns0:r>
+          <ns0:rPr>
+            <ns0:rFonts ns0:ascii="SimSun" ns0:eastAsia="SimSun" ns0:hAnsi="SimSun" ns0:hint="eastAsia"/>
+            <ns0:noProof/>
+            <ns0:webHidden/>
+            <ns0:sz ns0:val="24"/>
+            <ns0:szCs ns0:val="24"/>
+          </ns0:rPr>
+          <ns0:instrText xml:space="preserve"/>
+          <ns0:fldChar ns0:fldCharType="separate"/>
+        </ns0:r>
+        <ns0:r>
+          <ns0:rPr>
+            <ns0:rFonts ns0:ascii="SimSun" ns0:eastAsia="SimSun" ns0:hAnsi="SimSun"/>
+            <ns0:noProof/>
+            <ns0:webHidden/>
+            <ns0:sz ns0:val="24"/>
+            <ns0:szCs ns0:val="24"/>
+          </ns0:rPr>
+          <ns0:t>36</ns0:t>
+        </ns0:r>
+        <ns0:r>
+          <ns0:rPr>
+            <ns0:rFonts ns0:ascii="SimSun" ns0:eastAsia="SimSun" ns0:hAnsi="SimSun" ns0:hint="eastAsia"/>
+            <ns0:noProof/>
+            <ns0:webHidden/>
+            <ns0:sz ns0:val="24"/>
+            <ns0:szCs ns0:val="24"/>
+          </ns0:rPr>
+          <ns0:fldChar ns0:fldCharType="end"/>
+        </ns0:r>
+      </ns0:hyperlink>
+    </ns0:p>
+    <ns0:p ns2:paraId="1A89829B" ns2:textId="3672784D" ns0:rsidR="00A24BA1" ns0:rsidRPr="00B82A59" ns0:rsidRDefault="00A24BA1">
+      <ns0:pPr>
+        <ns0:pStyle ns0:val="TOC1"/>
+        <ns0:tabs>
+          <ns0:tab ns0:val="right" ns0:leader="dot" ns0:pos="9062"/>
+        </ns0:tabs>
+        <ns0:rPr>
+          <ns0:rFonts ns0:ascii="SimSun" ns0:eastAsia="SimSun" ns0:hAnsi="SimSun" ns0:cstheme="minorBidi" ns0:hint="eastAsia"/>
+          <ns0:noProof/>
+          <ns0:kern ns0:val="2"/>
+          <ns0:sz ns0:val="24"/>
+          <ns0:szCs ns0:val="24"/>
+          <ns2:ligatures ns2:val="standardContextual"/>
+        </ns0:rPr>
+      </ns0:pPr>
+      <ns0:hyperlink ns0:anchor="_Toc228307519" ns0:history="1">
+        <ns0:r>
+          <ns0:rPr>
+            <ns0:rStyle ns0:val="afff1"/>
+            <ns0:rFonts ns0:ascii="SimSun" ns0:eastAsia="SimSun" ns0:hAnsi="SimSun"/>
+            <ns0:noProof/>
+            <ns0:sz ns0:val="24"/>
+            <ns0:szCs ns0:val="24"/>
+          </ns0:rPr>
+          <ns0:t xml:space="preserve">第7章  </ns0:t>
+        </ns0:r>
+        <ns0:r>
+          <ns0:rPr>
+            <ns0:rStyle ns0:val="afff1"/>
+            <ns0:rFonts ns0:ascii="SimSun" ns0:eastAsia="SimSun" ns0:hAnsi="SimSun" ns0:cs="微软雅黑" ns0:hint="eastAsia"/>
+            <ns0:noProof/>
+            <ns0:sz ns0:val="24"/>
+            <ns0:szCs ns0:val="24"/>
+          </ns0:rPr>
+          <ns0:t>总结</ns0:t>
+        </ns0:r>
+        <ns0:r>
+          <ns0:rPr>
+            <ns0:rStyle ns0:val="afff1"/>
+            <ns0:rFonts ns0:ascii="SimSun" ns0:eastAsia="SimSun" ns0:hAnsi="SimSun" ns0:cs="MS Mincho" ns0:hint="eastAsia"/>
+            <ns0:noProof/>
+            <ns0:sz ns0:val="24"/>
+            <ns0:szCs ns0:val="24"/>
+          </ns0:rPr>
+          <ns0:t>与展望</ns0:t>
+        </ns0:r>
+        <ns0:r>
+          <ns0:rPr>
+            <ns0:rFonts ns0:ascii="SimSun" ns0:eastAsia="SimSun" ns0:hAnsi="SimSun" ns0:hint="eastAsia"/>
+            <ns0:noProof/>
+            <ns0:webHidden/>
+            <ns0:sz ns0:val="24"/>
+            <ns0:szCs ns0:val="24"/>
+          </ns0:rPr>
+          <ns0:tab/>
+          <ns0:fldChar ns0:fldCharType="begin"/>
+          <ns0:instrText xml:space="preserve"/>
+        </ns0:r>
+        <ns0:r>
+          <ns0:rPr>
+            <ns0:rFonts ns0:ascii="SimSun" ns0:eastAsia="SimSun" ns0:hAnsi="SimSun"/>
+            <ns0:noProof/>
+            <ns0:webHidden/>
+            <ns0:sz ns0:val="24"/>
+            <ns0:szCs ns0:val="24"/>
+          </ns0:rPr>
+          <ns0:instrText>PAGEREF _Toc228307519 \h</ns0:instrText>
+        </ns0:r>
+        <ns0:r>
+          <ns0:rPr>
+            <ns0:rFonts ns0:ascii="SimSun" ns0:eastAsia="SimSun" ns0:hAnsi="SimSun" ns0:hint="eastAsia"/>
+            <ns0:noProof/>
+            <ns0:webHidden/>
+            <ns0:sz ns0:val="24"/>
+            <ns0:szCs ns0:val="24"/>
+          </ns0:rPr>
+          <ns0:instrText xml:space="preserve"/>
+          <ns0:fldChar ns0:fldCharType="separate"/>
+        </ns0:r>
+        <ns0:r>
+          <ns0:rPr>
+            <ns0:rFonts ns0:ascii="SimSun" ns0:eastAsia="SimSun" ns0:hAnsi="SimSun"/>
+            <ns0:noProof/>
+            <ns0:webHidden/>
+            <ns0:sz ns0:val="24"/>
+            <ns0:szCs ns0:val="24"/>
+          </ns0:rPr>
+          <ns0:t>36</ns0:t>
+        </ns0:r>
+        <ns0:r>
+          <ns0:rPr>
+            <ns0:rFonts ns0:ascii="SimSun" ns0:eastAsia="SimSun" ns0:hAnsi="SimSun" ns0:hint="eastAsia"/>
+            <ns0:noProof/>
+            <ns0:webHidden/>
+            <ns0:sz ns0:val="24"/>
+            <ns0:szCs ns0:val="24"/>
+          </ns0:rPr>
+          <ns0:fldChar ns0:fldCharType="end"/>
+        </ns0:r>
+      </ns0:hyperlink>
+    </ns0:p>
     <ns0:p ns2:paraId="7E88BBB3" ns2:textId="77777777" ns0:rsidR="00BC6045" ns0:rsidRDefault="00000000">
       <ns0:pPr>
         <ns0:spacing ns0:after="0" ns0:line="360" ns0:lineRule="auto"/>
@@ -20533,6 +22275,444 @@
           <ns0:rFonts ns0:hint="eastAsia"/>
         </ns0:rPr>
         <ns0:t>6.5  系统功能测试</ns0:t>
+      </ns0:r>
+    </ns0:p>
+    <ns0:p ns2:paraId="72D70B96" ns2:textId="77777777" ns0:rsidR="00BC6045" ns0:rsidRDefault="00000000" ns0:rsidP="00675475">
+      <ns0:pPr>
+        <ns0:pStyle ns0:val="affd"/>
+      </ns0:pPr>
+      <ns0:bookmarkStart ns0:id="76" ns0:name="_Toc228307501"/>
+      <ns0:r>
+        <ns0:t xml:space="preserve">第8章  系统使用指南</ns0:t>
+      </ns0:r>
+      <ns0:bookmarkEnd ns0:id="76"/>
+    </ns0:p>
+    <ns0:p ns2:paraId="72D70B96" ns2:textId="77777777" ns0:rsidR="00BC6045" ns0:rsidRDefault="00000000" ns0:rsidP="00675475">
+      <ns0:pPr>
+        <ns0:pStyle ns0:val="affd"/>
+      </ns0:pPr>
+      <ns0:bookmarkStart ns0:id="76" ns0:name="_Toc228307501"/>
+      <ns0:r>
+        <ns0:t xml:space="preserve">8.1  普通用户使用指南</ns0:t>
+      </ns0:r>
+      <ns0:bookmarkEnd ns0:id="76"/>
+    </ns0:p>
+    <ns0:p ns2:paraId="72D70B96" ns2:textId="77777777" ns0:rsidR="00BC6045" ns0:rsidRDefault="00000000" ns0:rsidP="00675475">
+      <ns0:pPr>
+        <ns0:pStyle ns0:val="affd"/>
+      </ns0:pPr>
+      <ns0:bookmarkStart ns0:id="76" ns0:name="_Toc228307501"/>
+      <ns0:r>
+        <ns0:t xml:space="preserve">8.1.1  注册与登录</ns0:t>
+      </ns0:r>
+      <ns0:bookmarkEnd ns0:id="76"/>
+    </ns0:p>
+    <ns0:p ns2:paraId="67858250" ns2:textId="77777777" ns0:rsidR="00BC6045" ns0:rsidRDefault="00000000">
+      <ns0:pPr>
+        <ns0:spacing ns0:after="0" ns0:line="360" ns0:lineRule="auto"/>
+        <ns0:ind ns0:firstLine="480"/>
+        <ns0:jc ns0:val="both"/>
+        <ns0:rPr>
+          <ns0:rFonts ns0:ascii="Times New Roman" ns0:eastAsia="SimSun" ns0:hAnsi="Times New Roman" ns0:cs="Times New Roman"/>
+          <ns0:sz ns0:val="24"/>
+          <ns0:szCs ns0:val="24"/>
+          <ns0:lang ns0:eastAsia="zh-CN"/>
+        </ns0:rPr>
+      </ns0:pPr>
+      <ns0:r>
+        <ns0:rPr>
+          <ns0:rFonts ns0:ascii="Times New Roman" ns0:eastAsia="SimSun" ns0:hAnsi="Times New Roman" ns0:cs="Times New Roman"/>
+          <ns0:sz ns0:val="24"/>
+          <ns0:szCs ns0:val="24"/>
+          <ns0:lang ns0:eastAsia="zh-CN"/>
+        </ns0:rPr>
+        <ns0:t xml:space="preserve">用户首次使用系统需进行注册。在登录页面点击"注册"链接进入注册页面，输入用户名（2-64字符）、密码（不低于6字符）和确认密码，提交后系统自动完成注册并跳转至系统首页。已注册用户在登录页面输入用户名和密码，点击"登录"按钮即可进入系统。系统使用Session机制维护登录状态，浏览器关闭后Session自动失效，下次访问需重新登录。用户可通过导航栏右上角的用户菜单查看个人信息（用户名、注册时间、登录次数等）和退出登录。</ns0:t>
+        <ns0:lastRenderedPageBreak/>
+        <ns0:t>分作为电影向量的权重信息。工程实现中，首先从数据库中读取(user_id, movie_id, rating)三元组，将其构造成"电影×用户"的稀疏矩阵：行表示电影，列表示用户，矩阵值为用户对电影的评分。随后使用最近邻搜索方法在稀疏向量空间中寻找每个电影的相似邻居。</ns0:t>
+      </ns0:r>
+    </ns0:p>
+    <ns0:p ns2:paraId="72D70B96" ns2:textId="77777777" ns0:rsidR="00BC6045" ns0:rsidRDefault="00000000" ns0:rsidP="00675475">
+      <ns0:pPr>
+        <ns0:pStyle ns0:val="affd"/>
+      </ns0:pPr>
+      <ns0:bookmarkStart ns0:id="76" ns0:name="_Toc228307501"/>
+      <ns0:r>
+        <ns0:t xml:space="preserve">8.1.2  浏览与搜索电影</ns0:t>
+      </ns0:r>
+      <ns0:bookmarkEnd ns0:id="76"/>
+    </ns0:p>
+    <ns0:p ns2:paraId="67858250" ns2:textId="77777777" ns0:rsidR="00BC6045" ns0:rsidRDefault="00000000">
+      <ns0:pPr>
+        <ns0:spacing ns0:after="0" ns0:line="360" ns0:lineRule="auto"/>
+        <ns0:ind ns0:firstLine="480"/>
+        <ns0:jc ns0:val="both"/>
+        <ns0:rPr>
+          <ns0:rFonts ns0:ascii="Times New Roman" ns0:eastAsia="SimSun" ns0:hAnsi="Times New Roman" ns0:cs="Times New Roman"/>
+          <ns0:sz ns0:val="24"/>
+          <ns0:szCs ns0:val="24"/>
+          <ns0:lang ns0:eastAsia="zh-CN"/>
+        </ns0:rPr>
+      </ns0:pPr>
+      <ns0:r>
+        <ns0:rPr>
+          <ns0:rFonts ns0:ascii="Times New Roman" ns0:eastAsia="SimSun" ns0:hAnsi="Times New Roman" ns0:cs="Times New Roman"/>
+          <ns0:sz ns0:val="24"/>
+          <ns0:szCs ns0:val="24"/>
+          <ns0:lang ns0:eastAsia="zh-CN"/>
+        </ns0:rPr>
+        <ns0:t xml:space="preserve">登录后进入系统首页（/app），页面展示推荐电影列表和热门电影区。用户可通过以下方式发现电影：1）顶部搜索栏——输入电影标题关键词，系统实时展示匹配结果列表，点击搜索结果进入电影详情页；2）高级搜索（/advanced-search）——支持按电影标题、类型（多选下拉框）、年份范围、最低评分等多维度组合筛选，搜索结果可按评分、热门程度、上映年份排序；3）电影详情页——展示电影完整信息，包括海报、标题、年份、类型、导演、演员阵容、剧情简介、片长、平均评分和评分人数，页面下方展示相似电影推荐列表。</ns0:t>
+        <ns0:lastRenderedPageBreak/>
+        <ns0:t>分作为电影向量的权重信息。工程实现中，首先从数据库中读取(user_id, movie_id, rating)三元组，将其构造成"电影×用户"的稀疏矩阵：行表示电影，列表示用户，矩阵值为用户对电影的评分。随后使用最近邻搜索方法在稀疏向量空间中寻找每个电影的相似邻居。</ns0:t>
+      </ns0:r>
+    </ns0:p>
+    <ns0:p ns2:paraId="72D70B96" ns2:textId="77777777" ns0:rsidR="00BC6045" ns0:rsidRDefault="00000000" ns0:rsidP="00675475">
+      <ns0:pPr>
+        <ns0:pStyle ns0:val="affd"/>
+      </ns0:pPr>
+      <ns0:bookmarkStart ns0:id="76" ns0:name="_Toc228307501"/>
+      <ns0:r>
+        <ns0:t xml:space="preserve">8.1.3  个性化推荐</ns0:t>
+      </ns0:r>
+      <ns0:bookmarkEnd ns0:id="76"/>
+    </ns0:p>
+    <ns0:p ns2:paraId="67858250" ns2:textId="77777777" ns0:rsidR="00BC6045" ns0:rsidRDefault="00000000">
+      <ns0:pPr>
+        <ns0:spacing ns0:after="0" ns0:line="360" ns0:lineRule="auto"/>
+        <ns0:ind ns0:firstLine="480"/>
+        <ns0:jc ns0:val="both"/>
+        <ns0:rPr>
+          <ns0:rFonts ns0:ascii="Times New Roman" ns0:eastAsia="SimSun" ns0:hAnsi="Times New Roman" ns0:cs="Times New Roman"/>
+          <ns0:sz ns0:val="24"/>
+          <ns0:szCs ns0:val="24"/>
+          <ns0:lang ns0:eastAsia="zh-CN"/>
+        </ns0:rPr>
+      </ns0:pPr>
+      <ns0:r>
+        <ns0:rPr>
+          <ns0:rFonts ns0:ascii="Times New Roman" ns0:eastAsia="SimSun" ns0:hAnsi="Times New Roman" ns0:cs="Times New Roman"/>
+          <ns0:sz ns0:val="24"/>
+          <ns0:szCs ns0:val="24"/>
+          <ns0:lang ns0:eastAsia="zh-CN"/>
+        </ns0:rPr>
+        <ns0:t xml:space="preserve">推荐页面（/recommendations）是系统的核心功能页面。页面顶部提供三个策略切换Tab：ItemCF（默认，基于物品协同过滤，推荐结果附带"因为你喜欢X"的解释）、NCF（神经协同过滤，基于深度学习模型）、Hybrid（混合推荐，ItemCF召回+NCF排序）。每个推荐结果展示为电影海报卡片，包含标题、年份、类型标签、平均评分、推荐分数和推荐理由（在ItemCF/Hybrid模式下）。用户可直接在推荐卡片上进行星级评分（0.5-5.0），评分提交后即刻更新卡片状态。每张卡片下方提供"喜欢"和"不喜欢"按钮，用户可通过反馈帮助系统优化推荐效果。推荐数量默认为10部，可通过URL参数n调整（最大50）。</ns0:t>
+        <ns0:lastRenderedPageBreak/>
+        <ns0:t>分作为电影向量的权重信息。工程实现中，首先从数据库中读取(user_id, movie_id, rating)三元组，将其构造成"电影×用户"的稀疏矩阵：行表示电影，列表示用户，矩阵值为用户对电影的评分。随后使用最近邻搜索方法在稀疏向量空间中寻找每个电影的相似邻居。</ns0:t>
+      </ns0:r>
+    </ns0:p>
+    <ns0:p ns2:paraId="72D70B96" ns2:textId="77777777" ns0:rsidR="00BC6045" ns0:rsidRDefault="00000000" ns0:rsidP="00675475">
+      <ns0:pPr>
+        <ns0:pStyle ns0:val="affd"/>
+      </ns0:pPr>
+      <ns0:bookmarkStart ns0:id="76" ns0:name="_Toc228307501"/>
+      <ns0:r>
+        <ns0:t xml:space="preserve">8.1.4  评分与收藏</ns0:t>
+      </ns0:r>
+      <ns0:bookmarkEnd ns0:id="76"/>
+    </ns0:p>
+    <ns0:p ns2:paraId="67858250" ns2:textId="77777777" ns0:rsidR="00BC6045" ns0:rsidRDefault="00000000">
+      <ns0:pPr>
+        <ns0:spacing ns0:after="0" ns0:line="360" ns0:lineRule="auto"/>
+        <ns0:ind ns0:firstLine="480"/>
+        <ns0:jc ns0:val="both"/>
+        <ns0:rPr>
+          <ns0:rFonts ns0:ascii="Times New Roman" ns0:eastAsia="SimSun" ns0:hAnsi="Times New Roman" ns0:cs="Times New Roman"/>
+          <ns0:sz ns0:val="24"/>
+          <ns0:szCs ns0:val="24"/>
+          <ns0:lang ns0:eastAsia="zh-CN"/>
+        </ns0:rPr>
+      </ns0:pPr>
+      <ns0:r>
+        <ns0:rPr>
+          <ns0:rFonts ns0:ascii="Times New Roman" ns0:eastAsia="SimSun" ns0:hAnsi="Times New Roman" ns0:cs="Times New Roman"/>
+          <ns0:sz ns0:val="24"/>
+          <ns0:szCs ns0:val="24"/>
+          <ns0:lang ns0:eastAsia="zh-CN"/>
+        </ns0:rPr>
+        <ns0:t xml:space="preserve">评分功能：用户可以通过以下途径对电影进行评分——在推荐卡片上直接评分、在电影详情页评分、在"我的评分"页面管理评分历史。评分范围为0.5至5.0分，步长为0.5分，点击星级图标选择评分值后自动提交。已评分的电影可在"我的评分"页面（/ratings）查看完整列表，按评分时间倒序排列，支持评分更新（再次点击新的星级评分覆盖旧值）。收藏功能：在电影详情页可将电影添加到收藏夹，支持三种收藏类型——喜欢（favorite）、待看（watchlist）、已看（seen）。同一电影可加入不同类型的收藏。用户可在"我的收藏"页面（/collections）查看和管理所有收藏记录，支持按类型筛选和删除操作。</ns0:t>
+        <ns0:lastRenderedPageBreak/>
+        <ns0:t>分作为电影向量的权重信息。工程实现中，首先从数据库中读取(user_id, movie_id, rating)三元组，将其构造成"电影×用户"的稀疏矩阵：行表示电影，列表示用户，矩阵值为用户对电影的评分。随后使用最近邻搜索方法在稀疏向量空间中寻找每个电影的相似邻居。</ns0:t>
+      </ns0:r>
+    </ns0:p>
+    <ns0:p ns2:paraId="72D70B96" ns2:textId="77777777" ns0:rsidR="00BC6045" ns0:rsidRDefault="00000000" ns0:rsidP="00675475">
+      <ns0:pPr>
+        <ns0:pStyle ns0:val="affd"/>
+      </ns0:pPr>
+      <ns0:bookmarkStart ns0:id="76" ns0:name="_Toc228307501"/>
+      <ns0:r>
+        <ns0:t xml:space="preserve">8.1.5  评论与影单</ns0:t>
+      </ns0:r>
+      <ns0:bookmarkEnd ns0:id="76"/>
+    </ns0:p>
+    <ns0:p ns2:paraId="67858250" ns2:textId="77777777" ns0:rsidR="00BC6045" ns0:rsidRDefault="00000000">
+      <ns0:pPr>
+        <ns0:spacing ns0:after="0" ns0:line="360" ns0:lineRule="auto"/>
+        <ns0:ind ns0:firstLine="480"/>
+        <ns0:jc ns0:val="both"/>
+        <ns0:rPr>
+          <ns0:rFonts ns0:ascii="Times New Roman" ns0:eastAsia="SimSun" ns0:hAnsi="Times New Roman" ns0:cs="Times New Roman"/>
+          <ns0:sz ns0:val="24"/>
+          <ns0:szCs ns0:val="24"/>
+          <ns0:lang ns0:eastAsia="zh-CN"/>
+        </ns0:rPr>
+      </ns0:pPr>
+      <ns0:r>
+        <ns0:rPr>
+          <ns0:rFonts ns0:ascii="Times New Roman" ns0:eastAsia="SimSun" ns0:hAnsi="Times New Roman" ns0:cs="Times New Roman"/>
+          <ns0:sz ns0:val="24"/>
+          <ns0:szCs ns0:val="24"/>
+          <ns0:lang ns0:eastAsia="zh-CN"/>
+        </ns0:rPr>
+        <ns0:t xml:space="preserve">评论功能：在电影详情页可发表文字评论并可附带评分。评论发表后展示在电影详情页下方评论列表，其他用户可对评论进行点赞。用户可在"我的评论"页面查看和管理自己发表的评论。影单功能：用户可创建自定义影单（/movie-lists/create），设置影单名称、描述、封面图和公开/私有模式。创建后可从电影详情页将电影添加到影单中，支持拖拽排序和添加备注。公开影单可被其他用户浏览、点赞和评论；私有影单仅创建者可见。用户可在"影单广场"（/movie-lists）浏览所有公开影单，按热门程度或创建时间排序。</ns0:t>
+        <ns0:lastRenderedPageBreak/>
+        <ns0:t>分作为电影向量的权重信息。工程实现中，首先从数据库中读取(user_id, movie_id, rating)三元组，将其构造成"电影×用户"的稀疏矩阵：行表示电影，列表示用户，矩阵值为用户对电影的评分。随后使用最近邻搜索方法在稀疏向量空间中寻找每个电影的相似邻居。</ns0:t>
+      </ns0:r>
+    </ns0:p>
+    <ns0:p ns2:paraId="72D70B96" ns2:textId="77777777" ns0:rsidR="00BC6045" ns0:rsidRDefault="00000000" ns0:rsidP="00675475">
+      <ns0:pPr>
+        <ns0:pStyle ns0:val="affd"/>
+      </ns0:pPr>
+      <ns0:bookmarkStart ns0:id="76" ns0:name="_Toc228307501"/>
+      <ns0:r>
+        <ns0:t xml:space="preserve">8.1.6  用户画像与行为分析</ns0:t>
+      </ns0:r>
+      <ns0:bookmarkEnd ns0:id="76"/>
+    </ns0:p>
+    <ns0:p ns2:paraId="67858250" ns2:textId="77777777" ns0:rsidR="00BC6045" ns0:rsidRDefault="00000000">
+      <ns0:pPr>
+        <ns0:spacing ns0:after="0" ns0:line="360" ns0:lineRule="auto"/>
+        <ns0:ind ns0:firstLine="480"/>
+        <ns0:jc ns0:val="both"/>
+        <ns0:rPr>
+          <ns0:rFonts ns0:ascii="Times New Roman" ns0:eastAsia="SimSun" ns0:hAnsi="Times New Roman" ns0:cs="Times New Roman"/>
+          <ns0:sz ns0:val="24"/>
+          <ns0:szCs ns0:val="24"/>
+          <ns0:lang ns0:eastAsia="zh-CN"/>
+        </ns0:rPr>
+      </ns0:pPr>
+      <ns0:r>
+        <ns0:rPr>
+          <ns0:rFonts ns0:ascii="Times New Roman" ns0:eastAsia="SimSun" ns0:hAnsi="Times New Roman" ns0:cs="Times New Roman"/>
+          <ns0:sz ns0:val="24"/>
+          <ns0:szCs ns0:val="24"/>
+          <ns0:lang ns0:eastAsia="zh-CN"/>
+        </ns0:rPr>
+        <ns0:t xml:space="preserve">用户画像页面（/user/insights）基于用户的评分、收藏和评论历史自动生成个性化分析。页面展示以下内容：1）类型偏好雷达图——展示用户评分最高的电影类型分布；2）年代偏好——展示用户偏好的电影年代区间；3）评分行为统计——平均评分、评分方差、评分次数、评分时间线（按月聚合的评分数量和平均评分趋势图）；4）观影洞察——自动生成的多条个性化描述，如"您最喜欢Drama类型的电影"、"您的观影类型比较丰富"或"您的评分风格比较宽容"等；5）用户分层——展示用户类型（轻度/中度/重度用户）和活跃度等级。用户画像数据可通过"刷新画像"按钮手动触发重新计算，以确保数据反映最新的用户行为。</ns0:t>
+        <ns0:lastRenderedPageBreak/>
+        <ns0:t>分作为电影向量的权重信息。工程实现中，首先从数据库中读取(user_id, movie_id, rating)三元组，将其构造成"电影×用户"的稀疏矩阵：行表示电影，列表示用户，矩阵值为用户对电影的评分。随后使用最近邻搜索方法在稀疏向量空间中寻找每个电影的相似邻居。</ns0:t>
+      </ns0:r>
+    </ns0:p>
+    <ns0:p ns2:paraId="72D70B96" ns2:textId="77777777" ns0:rsidR="00BC6045" ns0:rsidRDefault="00000000" ns0:rsidP="00675475">
+      <ns0:pPr>
+        <ns0:pStyle ns0:val="affd"/>
+      </ns0:pPr>
+      <ns0:bookmarkStart ns0:id="76" ns0:name="_Toc228307501"/>
+      <ns0:r>
+        <ns0:t xml:space="preserve">8.2  管理员使用指南</ns0:t>
+      </ns0:r>
+      <ns0:bookmarkEnd ns0:id="76"/>
+    </ns0:p>
+    <ns0:p ns2:paraId="72D70B96" ns2:textId="77777777" ns0:rsidR="00BC6045" ns0:rsidRDefault="00000000" ns0:rsidP="00675475">
+      <ns0:pPr>
+        <ns0:pStyle ns0:val="affd"/>
+      </ns0:pPr>
+      <ns0:bookmarkStart ns0:id="76" ns0:name="_Toc228307501"/>
+      <ns0:r>
+        <ns0:t xml:space="preserve">8.2.1  管理后台入口与概览</ns0:t>
+      </ns0:r>
+      <ns0:bookmarkEnd ns0:id="76"/>
+    </ns0:p>
+    <ns0:p ns2:paraId="67858250" ns2:textId="77777777" ns0:rsidR="00BC6045" ns0:rsidRDefault="00000000">
+      <ns0:pPr>
+        <ns0:spacing ns0:after="0" ns0:line="360" ns0:lineRule="auto"/>
+        <ns0:ind ns0:firstLine="480"/>
+        <ns0:jc ns0:val="both"/>
+        <ns0:rPr>
+          <ns0:rFonts ns0:ascii="Times New Roman" ns0:eastAsia="SimSun" ns0:hAnsi="Times New Roman" ns0:cs="Times New Roman"/>
+          <ns0:sz ns0:val="24"/>
+          <ns0:szCs ns0:val="24"/>
+          <ns0:lang ns0:eastAsia="zh-CN"/>
+        </ns0:rPr>
+      </ns0:pPr>
+      <ns0:r>
+        <ns0:rPr>
+          <ns0:rFonts ns0:ascii="Times New Roman" ns0:eastAsia="SimSun" ns0:hAnsi="Times New Roman" ns0:cs="Times New Roman"/>
+          <ns0:sz ns0:val="24"/>
+          <ns0:szCs ns0:val="24"/>
+          <ns0:lang ns0:eastAsia="zh-CN"/>
+        </ns0:rPr>
+        <ns0:t xml:space="preserve">管理员通过导航栏"管理后台"链接进入管理界面（/admin）。管理后台首页为仪表盘（Dashboard），展示系统核心运行指标：总用户数（含增长趋势）、总电影数、总评分数、活跃用户数（近7天/30天）、待审核评论数、待审核观看链接数等。管理员可通过左侧导航菜单快速切换至各管理模块。普通用户账户不具备管理员权限，无法访问/admin路径下的任何页面（后端通过@admin_required装饰器进行权限拦截）。</ns0:t>
+        <ns0:lastRenderedPageBreak/>
+        <ns0:t>分作为电影向量的权重信息。工程实现中，首先从数据库中读取(user_id, movie_id, rating)三元组，将其构造成"电影×用户"的稀疏矩阵：行表示电影，列表示用户，矩阵值为用户对电影的评分。随后使用最近邻搜索方法在稀疏向量空间中寻找每个电影的相似邻居。</ns0:t>
+      </ns0:r>
+    </ns0:p>
+    <ns0:p ns2:paraId="72D70B96" ns2:textId="77777777" ns0:rsidR="00BC6045" ns0:rsidRDefault="00000000" ns0:rsidP="00675475">
+      <ns0:pPr>
+        <ns0:pStyle ns0:val="affd"/>
+      </ns0:pPr>
+      <ns0:bookmarkStart ns0:id="76" ns0:name="_Toc228307501"/>
+      <ns0:r>
+        <ns0:t xml:space="preserve">8.2.2  电影管理</ns0:t>
+      </ns0:r>
+      <ns0:bookmarkEnd ns0:id="76"/>
+    </ns0:p>
+    <ns0:p ns2:paraId="67858250" ns2:textId="77777777" ns0:rsidR="00BC6045" ns0:rsidRDefault="00000000">
+      <ns0:pPr>
+        <ns0:spacing ns0:after="0" ns0:line="360" ns0:lineRule="auto"/>
+        <ns0:ind ns0:firstLine="480"/>
+        <ns0:jc ns0:val="both"/>
+        <ns0:rPr>
+          <ns0:rFonts ns0:ascii="Times New Roman" ns0:eastAsia="SimSun" ns0:hAnsi="Times New Roman" ns0:cs="Times New Roman"/>
+          <ns0:sz ns0:val="24"/>
+          <ns0:szCs ns0:val="24"/>
+          <ns0:lang ns0:eastAsia="zh-CN"/>
+        </ns0:rPr>
+      </ns0:pPr>
+      <ns0:r>
+        <ns0:rPr>
+          <ns0:rFonts ns0:ascii="Times New Roman" ns0:eastAsia="SimSun" ns0:hAnsi="Times New Roman" ns0:cs="Times New Roman"/>
+          <ns0:sz ns0:val="24"/>
+          <ns0:szCs ns0:val="24"/>
+          <ns0:lang ns0:eastAsia="zh-CN"/>
+        </ns0:rPr>
+        <ns0:t xml:space="preserve">电影管理页面（/admin/movies）提供电影列表的分页浏览，支持按标题搜索、按状态筛选（active/inactive/pending）和按类型过滤。管理员可执行以下操作：1）添加电影——手动输入电影基本信息（标题、年份、类型、简介等），或通过TMDB ID自动获取元数据填充；2）编辑电影——修改电影的标题、类型、简介、海报URL、观看链接等字段，支持更新演员列表（JSON格式）和导演信息；3）状态管理——将电影标记为active（正常显示）、inactive（隐藏）或pending（待审核）；4）精选管理——将电影设为精选（is_featured），精选电影将在首页醒目位置展示；5）元数据管理——通过/metadata-management页面批量更新电影元数据（如批量设置TMDB ID、批量获取海报等）。</ns0:t>
+        <ns0:lastRenderedPageBreak/>
+        <ns0:t>分作为电影向量的权重信息。工程实现中，首先从数据库中读取(user_id, movie_id, rating)三元组，将其构造成"电影×用户"的稀疏矩阵：行表示电影，列表示用户，矩阵值为用户对电影的评分。随后使用最近邻搜索方法在稀疏向量空间中寻找每个电影的相似邻居。</ns0:t>
+      </ns0:r>
+    </ns0:p>
+    <ns0:p ns2:paraId="72D70B96" ns2:textId="77777777" ns0:rsidR="00BC6045" ns0:rsidRDefault="00000000" ns0:rsidP="00675475">
+      <ns0:pPr>
+        <ns0:pStyle ns0:val="affd"/>
+      </ns0:pPr>
+      <ns0:bookmarkStart ns0:id="76" ns0:name="_Toc228307501"/>
+      <ns0:r>
+        <ns0:t xml:space="preserve">8.2.3  用户管理</ns0:t>
+      </ns0:r>
+      <ns0:bookmarkEnd ns0:id="76"/>
+    </ns0:p>
+    <ns0:p ns2:paraId="67858250" ns2:textId="77777777" ns0:rsidR="00BC6045" ns0:rsidRDefault="00000000">
+      <ns0:pPr>
+        <ns0:spacing ns0:after="0" ns0:line="360" ns0:lineRule="auto"/>
+        <ns0:ind ns0:firstLine="480"/>
+        <ns0:jc ns0:val="both"/>
+        <ns0:rPr>
+          <ns0:rFonts ns0:ascii="Times New Roman" ns0:eastAsia="SimSun" ns0:hAnsi="Times New Roman" ns0:cs="Times New Roman"/>
+          <ns0:sz ns0:val="24"/>
+          <ns0:szCs ns0:val="24"/>
+          <ns0:lang ns0:eastAsia="zh-CN"/>
+        </ns0:rPr>
+      </ns0:pPr>
+      <ns0:r>
+        <ns0:rPr>
+          <ns0:rFonts ns0:ascii="Times New Roman" ns0:eastAsia="SimSun" ns0:hAnsi="Times New Roman" ns0:cs="Times New Roman"/>
+          <ns0:sz ns0:val="24"/>
+          <ns0:szCs ns0:val="24"/>
+          <ns0:lang ns0:eastAsia="zh-CN"/>
+        </ns0:rPr>
+        <ns0:t xml:space="preserve">用户管理页面（/admin/users）展示用户列表，支持按用户名搜索和按注册时间排序。管理员可执行以下操作：1）权限管理——将普通用户提升为管理员（授予is_admin权限）或撤销管理员权限；2）账户管理——启用或禁用用户账户（is_active状态），禁用后用户无法登录；3）用户详情查看——查看用户的注册时间、最后登录时间、登录次数、评分数量等统计信息。管理员不能修改用户的密码（密码仅用户本人可通过"忘记密码"流程重置）。</ns0:t>
+        <ns0:lastRenderedPageBreak/>
+        <ns0:t>分作为电影向量的权重信息。工程实现中，首先从数据库中读取(user_id, movie_id, rating)三元组，将其构造成"电影×用户"的稀疏矩阵：行表示电影，列表示用户，矩阵值为用户对电影的评分。随后使用最近邻搜索方法在稀疏向量空间中寻找每个电影的相似邻居。</ns0:t>
+      </ns0:r>
+    </ns0:p>
+    <ns0:p ns2:paraId="72D70B96" ns2:textId="77777777" ns0:rsidR="00BC6045" ns0:rsidRDefault="00000000" ns0:rsidP="00675475">
+      <ns0:pPr>
+        <ns0:pStyle ns0:val="affd"/>
+      </ns0:pPr>
+      <ns0:bookmarkStart ns0:id="76" ns0:name="_Toc228307501"/>
+      <ns0:r>
+        <ns0:t xml:space="preserve">8.2.4  评论与内容审核</ns0:t>
+      </ns0:r>
+      <ns0:bookmarkEnd ns0:id="76"/>
+    </ns0:p>
+    <ns0:p ns2:paraId="67858250" ns2:textId="77777777" ns0:rsidR="00BC6045" ns0:rsidRDefault="00000000">
+      <ns0:pPr>
+        <ns0:spacing ns0:after="0" ns0:line="360" ns0:lineRule="auto"/>
+        <ns0:ind ns0:firstLine="480"/>
+        <ns0:jc ns0:val="both"/>
+        <ns0:rPr>
+          <ns0:rFonts ns0:ascii="Times New Roman" ns0:eastAsia="SimSun" ns0:hAnsi="Times New Roman" ns0:cs="Times New Roman"/>
+          <ns0:sz ns0:val="24"/>
+          <ns0:szCs ns0:val="24"/>
+          <ns0:lang ns0:eastAsia="zh-CN"/>
+        </ns0:rPr>
+      </ns0:pPr>
+      <ns0:r>
+        <ns0:rPr>
+          <ns0:rFonts ns0:ascii="Times New Roman" ns0:eastAsia="SimSun" ns0:hAnsi="Times New Roman" ns0:cs="Times New Roman"/>
+          <ns0:sz ns0:val="24"/>
+          <ns0:szCs ns0:val="24"/>
+          <ns0:lang ns0:eastAsia="zh-CN"/>
+        </ns0:rPr>
+        <ns0:t xml:space="preserve">评论管理页面（/admin/reviews）展示所有用户评论，支持按状态筛选（approved/rejected/pending）。管理员可：1）审核评论——将评论状态设为"通过"（正常显示）、"拒绝"（隐藏）或"待审核"；2）精选评论——将高质量评论标记为精选（is_featured），在电影详情页优先展示；3）删除评论——删除违规或垃圾评论。观看链接管理页面（/admin/watch-links）支持审核用户提交的电影观看链接（平台、URL、画质、是否免费/官方），设置状态为active（正常）/pending（待审核）/inactive（停用）/reported（被举报）。</ns0:t>
+        <ns0:lastRenderedPageBreak/>
+        <ns0:t>分作为电影向量的权重信息。工程实现中，首先从数据库中读取(user_id, movie_id, rating)三元组，将其构造成"电影×用户"的稀疏矩阵：行表示电影，列表示用户，矩阵值为用户对电影的评分。随后使用最近邻搜索方法在稀疏向量空间中寻找每个电影的相似邻居。</ns0:t>
+      </ns0:r>
+    </ns0:p>
+    <ns0:p ns2:paraId="72D70B96" ns2:textId="77777777" ns0:rsidR="00BC6045" ns0:rsidRDefault="00000000" ns0:rsidP="00675475">
+      <ns0:pPr>
+        <ns0:pStyle ns0:val="affd"/>
+      </ns0:pPr>
+      <ns0:bookmarkStart ns0:id="76" ns0:name="_Toc228307501"/>
+      <ns0:r>
+        <ns0:t xml:space="preserve">8.2.5  通知管理与数据导出</ns0:t>
+      </ns0:r>
+      <ns0:bookmarkEnd ns0:id="76"/>
+    </ns0:p>
+    <ns0:p ns2:paraId="67858250" ns2:textId="77777777" ns0:rsidR="00BC6045" ns0:rsidRDefault="00000000">
+      <ns0:pPr>
+        <ns0:spacing ns0:after="0" ns0:line="360" ns0:lineRule="auto"/>
+        <ns0:ind ns0:firstLine="480"/>
+        <ns0:jc ns0:val="both"/>
+        <ns0:rPr>
+          <ns0:rFonts ns0:ascii="Times New Roman" ns0:eastAsia="SimSun" ns0:hAnsi="Times New Roman" ns0:cs="Times New Roman"/>
+          <ns0:sz ns0:val="24"/>
+          <ns0:szCs ns0:val="24"/>
+          <ns0:lang ns0:eastAsia="zh-CN"/>
+        </ns0:rPr>
+      </ns0:pPr>
+      <ns0:r>
+        <ns0:rPr>
+          <ns0:rFonts ns0:ascii="Times New Roman" ns0:eastAsia="SimSun" ns0:hAnsi="Times New Roman" ns0:cs="Times New Roman"/>
+          <ns0:sz ns0:val="24"/>
+          <ns0:szCs ns0:val="24"/>
+          <ns0:lang ns0:eastAsia="zh-CN"/>
+        </ns0:rPr>
+        <ns0:t xml:space="preserve">通知管理页面（/admin/notification-management）允许管理员向指定用户或全体用户发送系统通知，设置通知类型（system/review_reply/review_liked/movie_recommend/achievement）和标题内容。通知发送后，目标用户将在登录后通过顶部通知铃铛图标收到实时提醒。数据导出页面（/admin/data-export）支持以下导出功能：1）用户数据导出——导出指定用户的评分历史、收藏记录和评论数据（JSON/CSV格式）；2）系统统计导出——导出系统核心指标的快照数据，包括用户增长趋势、评分分布、类型统计等；3）电影数据导出——导出电影信息数据库的完整或筛选子集；4）完整备份——导出系统的完整数据快照，用于数据迁移或存档。</ns0:t>
+        <ns0:lastRenderedPageBreak/>
+        <ns0:t>分作为电影向量的权重信息。工程实现中，首先从数据库中读取(user_id, movie_id, rating)三元组，将其构造成"电影×用户"的稀疏矩阵：行表示电影，列表示用户，矩阵值为用户对电影的评分。随后使用最近邻搜索方法在稀疏向量空间中寻找每个电影的相似邻居。</ns0:t>
+      </ns0:r>
+    </ns0:p>
+    <ns0:p ns2:paraId="72D70B96" ns2:textId="77777777" ns0:rsidR="00BC6045" ns0:rsidRDefault="00000000" ns0:rsidP="00675475">
+      <ns0:pPr>
+        <ns0:pStyle ns0:val="affd"/>
+      </ns0:pPr>
+      <ns0:bookmarkStart ns0:id="76" ns0:name="_Toc228307501"/>
+      <ns0:r>
+        <ns0:t xml:space="preserve">8.2.6  通知偏好与权限管理</ns0:t>
+      </ns0:r>
+      <ns0:bookmarkEnd ns0:id="76"/>
+    </ns0:p>
+    <ns0:p ns2:paraId="67858250" ns2:textId="77777777" ns0:rsidR="00BC6045" ns0:rsidRDefault="00000000">
+      <ns0:pPr>
+        <ns0:spacing ns0:after="0" ns0:line="360" ns0:lineRule="auto"/>
+        <ns0:ind ns0:firstLine="480"/>
+        <ns0:jc ns0:val="both"/>
+        <ns0:rPr>
+          <ns0:rFonts ns0:ascii="Times New Roman" ns0:eastAsia="SimSun" ns0:hAnsi="Times New Roman" ns0:cs="Times New Roman"/>
+          <ns0:sz ns0:val="24"/>
+          <ns0:szCs ns0:val="24"/>
+          <ns0:lang ns0:eastAsia="zh-CN"/>
+        </ns0:rPr>
+      </ns0:pPr>
+      <ns0:r>
+        <ns0:rPr>
+          <ns0:rFonts ns0:ascii="Times New Roman" ns0:eastAsia="SimSun" ns0:hAnsi="Times New Roman" ns0:cs="Times New Roman"/>
+          <ns0:sz ns0:val="24"/>
+          <ns0:szCs ns0:val="24"/>
+          <ns0:lang ns0:eastAsia="zh-CN"/>
+        </ns0:rPr>
+        <ns0:t xml:space="preserve">通知偏好设置页面（/admin/notification-management）允许管理员配置系统的通知策略，包括各类通知的默认开关状态。权限管理页面（/admin/permission-management）展示所有用户的权限状态列表，管理员可按用户名筛选，查看用户是否为管理员及其账户激活状态，并通过切换按钮快速调整用户的管理权限和激活状态。此外，管理后台还提供日志查看功能（/admin/logs），展示系统运行日志，支持按日志级别（DEBUG/INFO/WARNING/ERROR）和时间范围筛选，便于排查系统问题和审计操作记录。</ns0:t>
+        <ns0:lastRenderedPageBreak/>
+        <ns0:t>分作为电影向量的权重信息。工程实现中，首先从数据库中读取(user_id, movie_id, rating)三元组，将其构造成"电影×用户"的稀疏矩阵：行表示电影，列表示用户，矩阵值为用户对电影的评分。随后使用最近邻搜索方法在稀疏向量空间中寻找每个电影的相似邻居。</ns0:t>
       </ns0:r>
     </ns0:p>
     <ns0:p ns2:paraId="399E9614" ns2:textId="60911908" ns0:rsidR="00201AB3" ns0:rsidRDefault="00201AB3" ns0:rsidP="00201AB3">
@@ -22065,6 +24245,1048 @@
           <ns0:szCs ns0:val="24"/>
         </ns0:rPr>
         <ns0:t>[22] Yang L, Li E, Shen Y, et al. Towards Long-Tail Fairness in Recommendation: A Generative Approach[C]. Proceedings of the 45th International ACM SIGIR Conference on Research and Development in Information Retrieval. 2022: 2120～2125.</ns0:t>
+      </ns0:r>
+    </ns0:p>
+    <ns0:p ns2:paraId="5F3B9DA3" ns2:textId="77777777" ns0:rsidR="00BC6045" ns0:rsidRDefault="00000000">
+      <ns0:pPr>
+        <ns0:spacing ns0:before="60" ns0:after="60" ns0:line="360" ns0:lineRule="auto"/>
+        <ns0:ind ns0:firstLine="480"/>
+        <ns0:rPr>
+          <ns0:rFonts ns0:ascii="Times New Roman" ns0:eastAsia="SimHei" ns0:hAnsi="Times New Roman" ns0:cs="Times New Roman"/>
+          <ns0:b/>
+          <ns0:sz ns0:val="24"/>
+          <ns0:szCs ns0:val="24"/>
+        </ns0:rPr>
+      </ns0:pPr>
+      <ns0:r>
+        <ns0:rPr>
+          <ns0:rFonts ns0:ascii="Times New Roman" ns0:eastAsia="SimHei" ns0:hAnsi="Times New Roman" ns0:cs="Times New Roman"/>
+          <ns0:b/>
+          <ns0:sz ns0:val="24"/>
+          <ns0:szCs ns0:val="24"/>
+        </ns0:rPr>
+        <ns0:t xml:space="preserve">A.6  评论表 reviews</ns0:t>
+      </ns0:r>
+    </ns0:p>
+    <ns0:p ns2:paraId="43E178CF" ns2:textId="77777777" ns0:rsidR="00BC6045" ns0:rsidRDefault="00000000">
+      <ns0:pPr>
+        <ns0:spacing ns0:after="0" ns0:line="360" ns0:lineRule="auto"/>
+        <ns0:jc ns0:val="both"/>
+        <ns0:rPr>
+          <ns0:rFonts ns0:ascii="Times New Roman" ns0:eastAsia="SimSun" ns0:hAnsi="Times New Roman" ns0:cs="Times New Roman"/>
+          <ns0:sz ns0:val="24"/>
+          <ns0:szCs ns0:val="24"/>
+        </ns0:rPr>
+      </ns0:pPr>
+      <ns0:r>
+        <ns0:rPr>
+          <ns0:rFonts ns0:ascii="Times New Roman" ns0:eastAsia="SimSun" ns0:hAnsi="Times New Roman" ns0:cs="Times New Roman"/>
+          <ns0:sz ns0:val="24"/>
+          <ns0:szCs ns0:val="24"/>
+        </ns0:rPr>
+        <ns0:t xml:space="preserve">id：int，主键
+user_id：int，外键→users.id，索引
+movie_id：int，外键→movies.id，索引
+content：text
+rating：float（可为空）
+likes_count：int
+is_featured：bool
+status：enum（approved/rejected/pending）
+created_at：datetime
+updated_at：datetime</ns0:t>
+      </ns0:r>
+    </ns0:p>
+    <ns0:p ns2:paraId="5F3B9DA3" ns2:textId="77777777" ns0:rsidR="00BC6045" ns0:rsidRDefault="00000000">
+      <ns0:pPr>
+        <ns0:spacing ns0:before="60" ns0:after="60" ns0:line="360" ns0:lineRule="auto"/>
+        <ns0:ind ns0:firstLine="480"/>
+        <ns0:rPr>
+          <ns0:rFonts ns0:ascii="Times New Roman" ns0:eastAsia="SimHei" ns0:hAnsi="Times New Roman" ns0:cs="Times New Roman"/>
+          <ns0:b/>
+          <ns0:sz ns0:val="24"/>
+          <ns0:szCs ns0:val="24"/>
+        </ns0:rPr>
+      </ns0:pPr>
+      <ns0:r>
+        <ns0:rPr>
+          <ns0:rFonts ns0:ascii="Times New Roman" ns0:eastAsia="SimHei" ns0:hAnsi="Times New Roman" ns0:cs="Times New Roman"/>
+          <ns0:b/>
+          <ns0:sz ns0:val="24"/>
+          <ns0:szCs ns0:val="24"/>
+        </ns0:rPr>
+        <ns0:t xml:space="preserve">A.7  评论点赞表 review_likes</ns0:t>
+      </ns0:r>
+    </ns0:p>
+    <ns0:p ns2:paraId="43E178CF" ns2:textId="77777777" ns0:rsidR="00BC6045" ns0:rsidRDefault="00000000">
+      <ns0:pPr>
+        <ns0:spacing ns0:after="0" ns0:line="360" ns0:lineRule="auto"/>
+        <ns0:jc ns0:val="both"/>
+        <ns0:rPr>
+          <ns0:rFonts ns0:ascii="Times New Roman" ns0:eastAsia="SimSun" ns0:hAnsi="Times New Roman" ns0:cs="Times New Roman"/>
+          <ns0:sz ns0:val="24"/>
+          <ns0:szCs ns0:val="24"/>
+        </ns0:rPr>
+      </ns0:pPr>
+      <ns0:r>
+        <ns0:rPr>
+          <ns0:rFonts ns0:ascii="Times New Roman" ns0:eastAsia="SimSun" ns0:hAnsi="Times New Roman" ns0:cs="Times New Roman"/>
+          <ns0:sz ns0:val="24"/>
+          <ns0:szCs ns0:val="24"/>
+        </ns0:rPr>
+        <ns0:t xml:space="preserve">id：int，主键
+user_id：int，外键→users.id
+review_id：int，外键→reviews.id
+created_at：datetime
+约束：(user_id, review_id)联合唯一约束</ns0:t>
+      </ns0:r>
+    </ns0:p>
+    <ns0:p ns2:paraId="5F3B9DA3" ns2:textId="77777777" ns0:rsidR="00BC6045" ns0:rsidRDefault="00000000">
+      <ns0:pPr>
+        <ns0:spacing ns0:before="60" ns0:after="60" ns0:line="360" ns0:lineRule="auto"/>
+        <ns0:ind ns0:firstLine="480"/>
+        <ns0:rPr>
+          <ns0:rFonts ns0:ascii="Times New Roman" ns0:eastAsia="SimHei" ns0:hAnsi="Times New Roman" ns0:cs="Times New Roman"/>
+          <ns0:b/>
+          <ns0:sz ns0:val="24"/>
+          <ns0:szCs ns0:val="24"/>
+        </ns0:rPr>
+      </ns0:pPr>
+      <ns0:r>
+        <ns0:rPr>
+          <ns0:rFonts ns0:ascii="Times New Roman" ns0:eastAsia="SimHei" ns0:hAnsi="Times New Roman" ns0:cs="Times New Roman"/>
+          <ns0:b/>
+          <ns0:sz ns0:val="24"/>
+          <ns0:szCs ns0:val="24"/>
+        </ns0:rPr>
+        <ns0:t xml:space="preserve">A.8  用户收藏表 user_collections</ns0:t>
+      </ns0:r>
+    </ns0:p>
+    <ns0:p ns2:paraId="43E178CF" ns2:textId="77777777" ns0:rsidR="00BC6045" ns0:rsidRDefault="00000000">
+      <ns0:pPr>
+        <ns0:spacing ns0:after="0" ns0:line="360" ns0:lineRule="auto"/>
+        <ns0:jc ns0:val="both"/>
+        <ns0:rPr>
+          <ns0:rFonts ns0:ascii="Times New Roman" ns0:eastAsia="SimSun" ns0:hAnsi="Times New Roman" ns0:cs="Times New Roman"/>
+          <ns0:sz ns0:val="24"/>
+          <ns0:szCs ns0:val="24"/>
+        </ns0:rPr>
+      </ns0:pPr>
+      <ns0:r>
+        <ns0:rPr>
+          <ns0:rFonts ns0:ascii="Times New Roman" ns0:eastAsia="SimSun" ns0:hAnsi="Times New Roman" ns0:cs="Times New Roman"/>
+          <ns0:sz ns0:val="24"/>
+          <ns0:szCs ns0:val="24"/>
+        </ns0:rPr>
+        <ns0:t xml:space="preserve">id：int，主键
+user_id：int，外键→users.id，索引
+movie_id：int，外键→movies.id，索引
+collection_type：varchar(20)（favorite/watchlist/seen）
+notes：text
+rating：float
+created_at：datetime
+updated_at：datetime
+约束：(user_id, movie_id, collection_type)联合唯一约束</ns0:t>
+      </ns0:r>
+    </ns0:p>
+    <ns0:p ns2:paraId="5F3B9DA3" ns2:textId="77777777" ns0:rsidR="00BC6045" ns0:rsidRDefault="00000000">
+      <ns0:pPr>
+        <ns0:spacing ns0:before="60" ns0:after="60" ns0:line="360" ns0:lineRule="auto"/>
+        <ns0:ind ns0:firstLine="480"/>
+        <ns0:rPr>
+          <ns0:rFonts ns0:ascii="Times New Roman" ns0:eastAsia="SimHei" ns0:hAnsi="Times New Roman" ns0:cs="Times New Roman"/>
+          <ns0:b/>
+          <ns0:sz ns0:val="24"/>
+          <ns0:szCs ns0:val="24"/>
+        </ns0:rPr>
+      </ns0:pPr>
+      <ns0:r>
+        <ns0:rPr>
+          <ns0:rFonts ns0:ascii="Times New Roman" ns0:eastAsia="SimHei" ns0:hAnsi="Times New Roman" ns0:cs="Times New Roman"/>
+          <ns0:b/>
+          <ns0:sz ns0:val="24"/>
+          <ns0:szCs ns0:val="24"/>
+        </ns0:rPr>
+        <ns0:t xml:space="preserve">A.9  观看链接表 watch_links</ns0:t>
+      </ns0:r>
+    </ns0:p>
+    <ns0:p ns2:paraId="43E178CF" ns2:textId="77777777" ns0:rsidR="00BC6045" ns0:rsidRDefault="00000000">
+      <ns0:pPr>
+        <ns0:spacing ns0:after="0" ns0:line="360" ns0:lineRule="auto"/>
+        <ns0:jc ns0:val="both"/>
+        <ns0:rPr>
+          <ns0:rFonts ns0:ascii="Times New Roman" ns0:eastAsia="SimSun" ns0:hAnsi="Times New Roman" ns0:cs="Times New Roman"/>
+          <ns0:sz ns0:val="24"/>
+          <ns0:szCs ns0:val="24"/>
+        </ns0:rPr>
+      </ns0:pPr>
+      <ns0:r>
+        <ns0:rPr>
+          <ns0:rFonts ns0:ascii="Times New Roman" ns0:eastAsia="SimSun" ns0:hAnsi="Times New Roman" ns0:cs="Times New Roman"/>
+          <ns0:sz ns0:val="24"/>
+          <ns0:szCs ns0:val="24"/>
+        </ns0:rPr>
+        <ns0:t xml:space="preserve">id：int，主键
+movie_id：int，外键→movies.id，索引
+user_id：int，外键→users.id（可为空）
+platform：varchar(50)
+url：text
+quality：varchar(20)（SD/HD/4K）
+is_free：bool
+is_official：bool
+status：enum（active/pending/inactive/reported）
+report_count：int
+created_at：datetime
+updated_at：datetime</ns0:t>
+      </ns0:r>
+    </ns0:p>
+    <ns0:p ns2:paraId="5F3B9DA3" ns2:textId="77777777" ns0:rsidR="00BC6045" ns0:rsidRDefault="00000000">
+      <ns0:pPr>
+        <ns0:spacing ns0:before="60" ns0:after="60" ns0:line="360" ns0:lineRule="auto"/>
+        <ns0:ind ns0:firstLine="480"/>
+        <ns0:rPr>
+          <ns0:rFonts ns0:ascii="Times New Roman" ns0:eastAsia="SimHei" ns0:hAnsi="Times New Roman" ns0:cs="Times New Roman"/>
+          <ns0:b/>
+          <ns0:sz ns0:val="24"/>
+          <ns0:szCs ns0:val="24"/>
+        </ns0:rPr>
+      </ns0:pPr>
+      <ns0:r>
+        <ns0:rPr>
+          <ns0:rFonts ns0:ascii="Times New Roman" ns0:eastAsia="SimHei" ns0:hAnsi="Times New Roman" ns0:cs="Times New Roman"/>
+          <ns0:b/>
+          <ns0:sz ns0:val="24"/>
+          <ns0:szCs ns0:val="24"/>
+        </ns0:rPr>
+        <ns0:t xml:space="preserve">A.10  通知表 notifications</ns0:t>
+      </ns0:r>
+    </ns0:p>
+    <ns0:p ns2:paraId="43E178CF" ns2:textId="77777777" ns0:rsidR="00BC6045" ns0:rsidRDefault="00000000">
+      <ns0:pPr>
+        <ns0:spacing ns0:after="0" ns0:line="360" ns0:lineRule="auto"/>
+        <ns0:jc ns0:val="both"/>
+        <ns0:rPr>
+          <ns0:rFonts ns0:ascii="Times New Roman" ns0:eastAsia="SimSun" ns0:hAnsi="Times New Roman" ns0:cs="Times New Roman"/>
+          <ns0:sz ns0:val="24"/>
+          <ns0:szCs ns0:val="24"/>
+        </ns0:rPr>
+      </ns0:pPr>
+      <ns0:r>
+        <ns0:rPr>
+          <ns0:rFonts ns0:ascii="Times New Roman" ns0:eastAsia="SimSun" ns0:hAnsi="Times New Roman" ns0:cs="Times New Roman"/>
+          <ns0:sz ns0:val="24"/>
+          <ns0:szCs ns0:val="24"/>
+        </ns0:rPr>
+        <ns0:t xml:space="preserve">id：int，主键
+user_id：int，外键→users.id，索引
+type：enum（system/review_reply/review_liked/movie_recommend/achievement）
+title：varchar(200)
+content：text
+related_id：int
+is_read：bool，索引
+created_at：datetime
+read_at：datetime</ns0:t>
+      </ns0:r>
+    </ns0:p>
+    <ns0:p ns2:paraId="5F3B9DA3" ns2:textId="77777777" ns0:rsidR="00BC6045" ns0:rsidRDefault="00000000">
+      <ns0:pPr>
+        <ns0:spacing ns0:before="60" ns0:after="60" ns0:line="360" ns0:lineRule="auto"/>
+        <ns0:ind ns0:firstLine="480"/>
+        <ns0:rPr>
+          <ns0:rFonts ns0:ascii="Times New Roman" ns0:eastAsia="SimHei" ns0:hAnsi="Times New Roman" ns0:cs="Times New Roman"/>
+          <ns0:b/>
+          <ns0:sz ns0:val="24"/>
+          <ns0:szCs ns0:val="24"/>
+        </ns0:rPr>
+      </ns0:pPr>
+      <ns0:r>
+        <ns0:rPr>
+          <ns0:rFonts ns0:ascii="Times New Roman" ns0:eastAsia="SimHei" ns0:hAnsi="Times New Roman" ns0:cs="Times New Roman"/>
+          <ns0:b/>
+          <ns0:sz ns0:val="24"/>
+          <ns0:szCs ns0:val="24"/>
+        </ns0:rPr>
+        <ns0:t xml:space="preserve">A.11  通知偏好表 user_notification_preferences</ns0:t>
+      </ns0:r>
+    </ns0:p>
+    <ns0:p ns2:paraId="43E178CF" ns2:textId="77777777" ns0:rsidR="00BC6045" ns0:rsidRDefault="00000000">
+      <ns0:pPr>
+        <ns0:spacing ns0:after="0" ns0:line="360" ns0:lineRule="auto"/>
+        <ns0:jc ns0:val="both"/>
+        <ns0:rPr>
+          <ns0:rFonts ns0:ascii="Times New Roman" ns0:eastAsia="SimSun" ns0:hAnsi="Times New Roman" ns0:cs="Times New Roman"/>
+          <ns0:sz ns0:val="24"/>
+          <ns0:szCs ns0:val="24"/>
+        </ns0:rPr>
+      </ns0:pPr>
+      <ns0:r>
+        <ns0:rPr>
+          <ns0:rFonts ns0:ascii="Times New Roman" ns0:eastAsia="SimSun" ns0:hAnsi="Times New Roman" ns0:cs="Times New Roman"/>
+          <ns0:sz ns0:val="24"/>
+          <ns0:szCs ns0:val="24"/>
+        </ns0:rPr>
+        <ns0:t xml:space="preserve">id：int，主键
+user_id：int，外键→users.id（唯一）
+enable_system：bool
+enable_review：bool
+enable_recommend：bool
+enable_achievement：bool
+created_at：datetime
+updated_at：datetime</ns0:t>
+      </ns0:r>
+    </ns0:p>
+    <ns0:p ns2:paraId="5F3B9DA3" ns2:textId="77777777" ns0:rsidR="00BC6045" ns0:rsidRDefault="00000000">
+      <ns0:pPr>
+        <ns0:spacing ns0:before="60" ns0:after="60" ns0:line="360" ns0:lineRule="auto"/>
+        <ns0:ind ns0:firstLine="480"/>
+        <ns0:rPr>
+          <ns0:rFonts ns0:ascii="Times New Roman" ns0:eastAsia="SimHei" ns0:hAnsi="Times New Roman" ns0:cs="Times New Roman"/>
+          <ns0:b/>
+          <ns0:sz ns0:val="24"/>
+          <ns0:szCs ns0:val="24"/>
+        </ns0:rPr>
+      </ns0:pPr>
+      <ns0:r>
+        <ns0:rPr>
+          <ns0:rFonts ns0:ascii="Times New Roman" ns0:eastAsia="SimHei" ns0:hAnsi="Times New Roman" ns0:cs="Times New Roman"/>
+          <ns0:b/>
+          <ns0:sz ns0:val="24"/>
+          <ns0:szCs ns0:val="24"/>
+        </ns0:rPr>
+        <ns0:t xml:space="preserve">A.12  电影榜单表 movie_charts</ns0:t>
+      </ns0:r>
+    </ns0:p>
+    <ns0:p ns2:paraId="43E178CF" ns2:textId="77777777" ns0:rsidR="00BC6045" ns0:rsidRDefault="00000000">
+      <ns0:pPr>
+        <ns0:spacing ns0:after="0" ns0:line="360" ns0:lineRule="auto"/>
+        <ns0:jc ns0:val="both"/>
+        <ns0:rPr>
+          <ns0:rFonts ns0:ascii="Times New Roman" ns0:eastAsia="SimSun" ns0:hAnsi="Times New Roman" ns0:cs="Times New Roman"/>
+          <ns0:sz ns0:val="24"/>
+          <ns0:szCs ns0:val="24"/>
+        </ns0:rPr>
+      </ns0:pPr>
+      <ns0:r>
+        <ns0:rPr>
+          <ns0:rFonts ns0:ascii="Times New Roman" ns0:eastAsia="SimSun" ns0:hAnsi="Times New Roman" ns0:cs="Times New Roman"/>
+          <ns0:sz ns0:val="24"/>
+          <ns0:szCs ns0:val="24"/>
+        </ns0:rPr>
+        <ns0:t xml:space="preserve">id：int，主键
+title：varchar(100)
+description：text
+chart_type：enum（hot/top_rated/editor_pick/genre/year）
+genre：varchar(50)
+year：int
+is_active：bool
+sort_order：int
+created_at：datetime
+updated_at：datetime</ns0:t>
+      </ns0:r>
+    </ns0:p>
+    <ns0:p ns2:paraId="5F3B9DA3" ns2:textId="77777777" ns0:rsidR="00BC6045" ns0:rsidRDefault="00000000">
+      <ns0:pPr>
+        <ns0:spacing ns0:before="60" ns0:after="60" ns0:line="360" ns0:lineRule="auto"/>
+        <ns0:ind ns0:firstLine="480"/>
+        <ns0:rPr>
+          <ns0:rFonts ns0:ascii="Times New Roman" ns0:eastAsia="SimHei" ns0:hAnsi="Times New Roman" ns0:cs="Times New Roman"/>
+          <ns0:b/>
+          <ns0:sz ns0:val="24"/>
+          <ns0:szCs ns0:val="24"/>
+        </ns0:rPr>
+      </ns0:pPr>
+      <ns0:r>
+        <ns0:rPr>
+          <ns0:rFonts ns0:ascii="Times New Roman" ns0:eastAsia="SimHei" ns0:hAnsi="Times New Roman" ns0:cs="Times New Roman"/>
+          <ns0:b/>
+          <ns0:sz ns0:val="24"/>
+          <ns0:szCs ns0:val="24"/>
+        </ns0:rPr>
+        <ns0:t xml:space="preserve">A.13  榜单条目表 chart_items</ns0:t>
+      </ns0:r>
+    </ns0:p>
+    <ns0:p ns2:paraId="43E178CF" ns2:textId="77777777" ns0:rsidR="00BC6045" ns0:rsidRDefault="00000000">
+      <ns0:pPr>
+        <ns0:spacing ns0:after="0" ns0:line="360" ns0:lineRule="auto"/>
+        <ns0:jc ns0:val="both"/>
+        <ns0:rPr>
+          <ns0:rFonts ns0:ascii="Times New Roman" ns0:eastAsia="SimSun" ns0:hAnsi="Times New Roman" ns0:cs="Times New Roman"/>
+          <ns0:sz ns0:val="24"/>
+          <ns0:szCs ns0:val="24"/>
+        </ns0:rPr>
+      </ns0:pPr>
+      <ns0:r>
+        <ns0:rPr>
+          <ns0:rFonts ns0:ascii="Times New Roman" ns0:eastAsia="SimSun" ns0:hAnsi="Times New Roman" ns0:cs="Times New Roman"/>
+          <ns0:sz ns0:val="24"/>
+          <ns0:szCs ns0:val="24"/>
+        </ns0:rPr>
+        <ns0:t xml:space="preserve">id：int，主键
+chart_id：int，外键→movie_charts.id
+movie_id：int，外键→movies.id
+rank：int
+score：float
+note：varchar(200)
+added_at：datetime</ns0:t>
+      </ns0:r>
+    </ns0:p>
+    <ns0:p ns2:paraId="5F3B9DA3" ns2:textId="77777777" ns0:rsidR="00BC6045" ns0:rsidRDefault="00000000">
+      <ns0:pPr>
+        <ns0:spacing ns0:before="60" ns0:after="60" ns0:line="360" ns0:lineRule="auto"/>
+        <ns0:ind ns0:firstLine="480"/>
+        <ns0:rPr>
+          <ns0:rFonts ns0:ascii="Times New Roman" ns0:eastAsia="SimHei" ns0:hAnsi="Times New Roman" ns0:cs="Times New Roman"/>
+          <ns0:b/>
+          <ns0:sz ns0:val="24"/>
+          <ns0:szCs ns0:val="24"/>
+        </ns0:rPr>
+      </ns0:pPr>
+      <ns0:r>
+        <ns0:rPr>
+          <ns0:rFonts ns0:ascii="Times New Roman" ns0:eastAsia="SimHei" ns0:hAnsi="Times New Roman" ns0:cs="Times New Roman"/>
+          <ns0:b/>
+          <ns0:sz ns0:val="24"/>
+          <ns0:szCs ns0:val="24"/>
+        </ns0:rPr>
+        <ns0:t xml:space="preserve">A.14  用户行为表 user_behaviors</ns0:t>
+      </ns0:r>
+    </ns0:p>
+    <ns0:p ns2:paraId="43E178CF" ns2:textId="77777777" ns0:rsidR="00BC6045" ns0:rsidRDefault="00000000">
+      <ns0:pPr>
+        <ns0:spacing ns0:after="0" ns0:line="360" ns0:lineRule="auto"/>
+        <ns0:jc ns0:val="both"/>
+        <ns0:rPr>
+          <ns0:rFonts ns0:ascii="Times New Roman" ns0:eastAsia="SimSun" ns0:hAnsi="Times New Roman" ns0:cs="Times New Roman"/>
+          <ns0:sz ns0:val="24"/>
+          <ns0:szCs ns0:val="24"/>
+        </ns0:rPr>
+      </ns0:pPr>
+      <ns0:r>
+        <ns0:rPr>
+          <ns0:rFonts ns0:ascii="Times New Roman" ns0:eastAsia="SimSun" ns0:hAnsi="Times New Roman" ns0:cs="Times New Roman"/>
+          <ns0:sz ns0:val="24"/>
+          <ns0:szCs ns0:val="24"/>
+        </ns0:rPr>
+        <ns0:t xml:space="preserve">id：int，主键
+user_id：int，外键→users.id
+action_type：varchar(50)（view/rate/search/click）
+target_type：varchar(20)
+target_id：int
+extra_data：json
+ip_address：varchar(45)
+user_agent：varchar(500)
+session_id：varchar(100)
+referrer：varchar(500)
+created_at：datetime，索引</ns0:t>
+      </ns0:r>
+    </ns0:p>
+    <ns0:p ns2:paraId="5F3B9DA3" ns2:textId="77777777" ns0:rsidR="00BC6045" ns0:rsidRDefault="00000000">
+      <ns0:pPr>
+        <ns0:spacing ns0:before="60" ns0:after="60" ns0:line="360" ns0:lineRule="auto"/>
+        <ns0:ind ns0:firstLine="480"/>
+        <ns0:rPr>
+          <ns0:rFonts ns0:ascii="Times New Roman" ns0:eastAsia="SimHei" ns0:hAnsi="Times New Roman" ns0:cs="Times New Roman"/>
+          <ns0:b/>
+          <ns0:sz ns0:val="24"/>
+          <ns0:szCs ns0:val="24"/>
+        </ns0:rPr>
+      </ns0:pPr>
+      <ns0:r>
+        <ns0:rPr>
+          <ns0:rFonts ns0:ascii="Times New Roman" ns0:eastAsia="SimHei" ns0:hAnsi="Times New Roman" ns0:cs="Times New Roman"/>
+          <ns0:b/>
+          <ns0:sz ns0:val="24"/>
+          <ns0:szCs ns0:val="24"/>
+        </ns0:rPr>
+        <ns0:t xml:space="preserve">A.15  用户画像表 user_profiles</ns0:t>
+      </ns0:r>
+    </ns0:p>
+    <ns0:p ns2:paraId="43E178CF" ns2:textId="77777777" ns0:rsidR="00BC6045" ns0:rsidRDefault="00000000">
+      <ns0:pPr>
+        <ns0:spacing ns0:after="0" ns0:line="360" ns0:lineRule="auto"/>
+        <ns0:jc ns0:val="both"/>
+        <ns0:rPr>
+          <ns0:rFonts ns0:ascii="Times New Roman" ns0:eastAsia="SimSun" ns0:hAnsi="Times New Roman" ns0:cs="Times New Roman"/>
+          <ns0:sz ns0:val="24"/>
+          <ns0:szCs ns0:val="24"/>
+        </ns0:rPr>
+      </ns0:pPr>
+      <ns0:r>
+        <ns0:rPr>
+          <ns0:rFonts ns0:ascii="Times New Roman" ns0:eastAsia="SimSun" ns0:hAnsi="Times New Roman" ns0:cs="Times New Roman"/>
+          <ns0:sz ns0:val="24"/>
+          <ns0:szCs ns0:val="24"/>
+        </ns0:rPr>
+        <ns0:t xml:space="preserve">id：int，主键
+user_id：int，外键→users.id（唯一，索引）
+preferred_genres：json
+preferred_years：json
+preferred_actors：json
+preferred_directors：json
+avg_rating_level：float
+rating_variance：float
+rating_entropy：float
+total_watch_time：int
+genre_diversity：float
+decade_diversity：float
+user_type：varchar(20)
+activity_level：varchar(20)
+updated_at：datetime</ns0:t>
+      </ns0:r>
+    </ns0:p>
+    <ns0:p ns2:paraId="5F3B9DA3" ns2:textId="77777777" ns0:rsidR="00BC6045" ns0:rsidRDefault="00000000">
+      <ns0:pPr>
+        <ns0:spacing ns0:before="60" ns0:after="60" ns0:line="360" ns0:lineRule="auto"/>
+        <ns0:ind ns0:firstLine="480"/>
+        <ns0:rPr>
+          <ns0:rFonts ns0:ascii="Times New Roman" ns0:eastAsia="SimHei" ns0:hAnsi="Times New Roman" ns0:cs="Times New Roman"/>
+          <ns0:b/>
+          <ns0:sz ns0:val="24"/>
+          <ns0:szCs ns0:val="24"/>
+        </ns0:rPr>
+      </ns0:pPr>
+      <ns0:r>
+        <ns0:rPr>
+          <ns0:rFonts ns0:ascii="Times New Roman" ns0:eastAsia="SimHei" ns0:hAnsi="Times New Roman" ns0:cs="Times New Roman"/>
+          <ns0:b/>
+          <ns0:sz ns0:val="24"/>
+          <ns0:szCs ns0:val="24"/>
+        </ns0:rPr>
+        <ns0:t xml:space="preserve">A.16  影单表 movie_lists</ns0:t>
+      </ns0:r>
+    </ns0:p>
+    <ns0:p ns2:paraId="45D196A7" ns2:textId="77777777" ns0:rsidR="00BC6045" ns0:rsidRDefault="00000000">
+      <ns0:pPr>
+        <ns0:spacing ns0:before="60" ns0:after="60" ns0:line="360" ns0:lineRule="auto"/>
+        <ns0:ind ns0:firstLine="480"/>
+        <ns0:rPr>
+          <ns0:rFonts ns0:ascii="Times New Roman" ns0:eastAsia="SimHei" ns0:hAnsi="Times New Roman" ns0:cs="Times New Roman"/>
+          <ns0:b/>
+          <ns0:sz ns0:val="24"/>
+          <ns0:szCs ns0:val="24"/>
+        </ns0:rPr>
+      </ns0:pPr>
+      <ns0:r>
+        <ns0:rPr>
+          <ns0:rFonts ns0:ascii="Times New Roman" ns0:eastAsia="SimHei" ns0:hAnsi="Times New Roman" ns0:cs="Times New Roman"/>
+          <ns0:b/>
+          <ns0:sz ns0:val="24"/>
+          <ns0:szCs ns0:val="24"/>
+        </ns0:rPr>
+        <ns0:t xml:space="preserve">B.5  收藏与影单接口</ns0:t>
+      </ns0:r>
+    </ns0:p>
+    <ns0:p ns2:paraId="141E7C63" ns2:textId="77777777" ns0:rsidR="00BC6045" ns0:rsidRDefault="00000000">
+      <ns0:pPr>
+        <ns0:spacing ns0:after="0" ns0:line="360" ns0:lineRule="auto"/>
+        <ns0:jc ns0:val="both"/>
+        <ns0:rPr>
+          <ns0:rFonts ns0:ascii="Times New Roman" ns0:eastAsia="SimSun" ns0:hAnsi="Times New Roman" ns0:cs="Times New Roman"/>
+          <ns0:sz ns0:val="24"/>
+          <ns0:szCs ns0:val="24"/>
+        </ns0:rPr>
+      </ns0:pPr>
+      <ns0:r>
+        <ns0:rPr>
+          <ns0:rFonts ns0:ascii="Times New Roman" ns0:eastAsia="SimSun" ns0:hAnsi="Times New Roman" ns0:cs="Times New Roman"/>
+          <ns0:sz ns0:val="24"/>
+          <ns0:szCs ns0:val="24"/>
+        </ns0:rPr>
+        <ns0:t xml:space="preserve">POST /api/collections：添加收藏
+GET /api/my/collections：我的收藏列表
+DELETE /api/collections/&lt;id&gt;：删除收藏
+GET /api/movies/&lt;id&gt;/collection-status：查询收藏状态
+POST /api/collections/&lt;id&gt;/notes：更新收藏备注
+POST /api/movie-lists：创建影单
+GET /api/movie-lists：我的影单列表
+GET /api/movie-lists/public：公开影单列表
+GET /api/movie-lists/&lt;id&gt;：影单详情
+PUT /api/movie-lists/&lt;id&gt;：编辑影单
+DELETE /api/movie-lists/&lt;id&gt;：删除影单
+POST /api/movie-lists/&lt;id&gt;/movies：添加电影到影单
+DELETE /api/movie-lists/&lt;id&gt;/movies/&lt;id&gt;：从影单移除电影
+POST /api/movie-lists/&lt;id&gt;/like：点赞影单
+POST /api/movie-lists/&lt;id&gt;/comments：评论影单
+GET /api/movie-lists/&lt;id&gt;/comments：影单评论列表</ns0:t>
+      </ns0:r>
+    </ns0:p>
+    <ns0:p ns2:paraId="45D196A7" ns2:textId="77777777" ns0:rsidR="00BC6045" ns0:rsidRDefault="00000000">
+      <ns0:pPr>
+        <ns0:spacing ns0:before="60" ns0:after="60" ns0:line="360" ns0:lineRule="auto"/>
+        <ns0:ind ns0:firstLine="480"/>
+        <ns0:rPr>
+          <ns0:rFonts ns0:ascii="Times New Roman" ns0:eastAsia="SimHei" ns0:hAnsi="Times New Roman" ns0:cs="Times New Roman"/>
+          <ns0:b/>
+          <ns0:sz ns0:val="24"/>
+          <ns0:szCs ns0:val="24"/>
+        </ns0:rPr>
+      </ns0:pPr>
+      <ns0:r>
+        <ns0:rPr>
+          <ns0:rFonts ns0:ascii="Times New Roman" ns0:eastAsia="SimHei" ns0:hAnsi="Times New Roman" ns0:cs="Times New Roman"/>
+          <ns0:b/>
+          <ns0:sz ns0:val="24"/>
+          <ns0:szCs ns0:val="24"/>
+        </ns0:rPr>
+        <ns0:t xml:space="preserve">B.6  评论与观影链接接口</ns0:t>
+      </ns0:r>
+    </ns0:p>
+    <ns0:p ns2:paraId="141E7C63" ns2:textId="77777777" ns0:rsidR="00BC6045" ns0:rsidRDefault="00000000">
+      <ns0:pPr>
+        <ns0:spacing ns0:after="0" ns0:line="360" ns0:lineRule="auto"/>
+        <ns0:jc ns0:val="both"/>
+        <ns0:rPr>
+          <ns0:rFonts ns0:ascii="Times New Roman" ns0:eastAsia="SimSun" ns0:hAnsi="Times New Roman" ns0:cs="Times New Roman"/>
+          <ns0:sz ns0:val="24"/>
+          <ns0:szCs ns0:val="24"/>
+        </ns0:rPr>
+      </ns0:pPr>
+      <ns0:r>
+        <ns0:rPr>
+          <ns0:rFonts ns0:ascii="Times New Roman" ns0:eastAsia="SimSun" ns0:hAnsi="Times New Roman" ns0:cs="Times New Roman"/>
+          <ns0:sz ns0:val="24"/>
+          <ns0:szCs ns0:val="24"/>
+        </ns0:rPr>
+        <ns0:t xml:space="preserve">POST /api/reviews：发表评论
+GET /api/movies/&lt;id&gt;/reviews：电影评论列表
+POST /api/reviews/&lt;id&gt;/like：点赞评论
+DELETE /api/reviews/&lt;id&gt;：删除评论
+GET /api/my/reviews：我的评论历史
+GET /api/movies/&lt;id&gt;/watch-links：查看观影链接
+POST /api/movies/&lt;id&gt;/watch-links：提交观影链接
+POST /api/watch-links/&lt;id&gt;/report：举报观影链接</ns0:t>
+      </ns0:r>
+    </ns0:p>
+    <ns0:p ns2:paraId="45D196A7" ns2:textId="77777777" ns0:rsidR="00BC6045" ns0:rsidRDefault="00000000">
+      <ns0:pPr>
+        <ns0:spacing ns0:before="60" ns0:after="60" ns0:line="360" ns0:lineRule="auto"/>
+        <ns0:ind ns0:firstLine="480"/>
+        <ns0:rPr>
+          <ns0:rFonts ns0:ascii="Times New Roman" ns0:eastAsia="SimHei" ns0:hAnsi="Times New Roman" ns0:cs="Times New Roman"/>
+          <ns0:b/>
+          <ns0:sz ns0:val="24"/>
+          <ns0:szCs ns0:val="24"/>
+        </ns0:rPr>
+      </ns0:pPr>
+      <ns0:r>
+        <ns0:rPr>
+          <ns0:rFonts ns0:ascii="Times New Roman" ns0:eastAsia="SimHei" ns0:hAnsi="Times New Roman" ns0:cs="Times New Roman"/>
+          <ns0:b/>
+          <ns0:sz ns0:val="24"/>
+          <ns0:szCs ns0:val="24"/>
+        </ns0:rPr>
+        <ns0:t xml:space="preserve">B.7  通知与榜单接口</ns0:t>
+      </ns0:r>
+    </ns0:p>
+    <ns0:p ns2:paraId="141E7C63" ns2:textId="77777777" ns0:rsidR="00BC6045" ns0:rsidRDefault="00000000">
+      <ns0:pPr>
+        <ns0:spacing ns0:after="0" ns0:line="360" ns0:lineRule="auto"/>
+        <ns0:jc ns0:val="both"/>
+        <ns0:rPr>
+          <ns0:rFonts ns0:ascii="Times New Roman" ns0:eastAsia="SimSun" ns0:hAnsi="Times New Roman" ns0:cs="Times New Roman"/>
+          <ns0:sz ns0:val="24"/>
+          <ns0:szCs ns0:val="24"/>
+        </ns0:rPr>
+      </ns0:pPr>
+      <ns0:r>
+        <ns0:rPr>
+          <ns0:rFonts ns0:ascii="Times New Roman" ns0:eastAsia="SimSun" ns0:hAnsi="Times New Roman" ns0:cs="Times New Roman"/>
+          <ns0:sz ns0:val="24"/>
+          <ns0:szCs ns0:val="24"/>
+        </ns0:rPr>
+        <ns0:t xml:space="preserve">GET /api/notifications：获取通知列表
+POST /api/notifications/&lt;id&gt;/read：标记已读
+POST /api/notifications/read-all：全部标记已读
+GET /api/notifications/unread-count：未读数量
+GET /api/charts：榜单列表
+GET /api/charts/&lt;id&gt;：榜单详情
+GET /api/charts/popular：热门榜单</ns0:t>
+      </ns0:r>
+    </ns0:p>
+    <ns0:p ns2:paraId="45D196A7" ns2:textId="77777777" ns0:rsidR="00BC6045" ns0:rsidRDefault="00000000">
+      <ns0:pPr>
+        <ns0:spacing ns0:before="60" ns0:after="60" ns0:line="360" ns0:lineRule="auto"/>
+        <ns0:ind ns0:firstLine="480"/>
+        <ns0:rPr>
+          <ns0:rFonts ns0:ascii="Times New Roman" ns0:eastAsia="SimHei" ns0:hAnsi="Times New Roman" ns0:cs="Times New Roman"/>
+          <ns0:b/>
+          <ns0:sz ns0:val="24"/>
+          <ns0:szCs ns0:val="24"/>
+        </ns0:rPr>
+      </ns0:pPr>
+      <ns0:r>
+        <ns0:rPr>
+          <ns0:rFonts ns0:ascii="Times New Roman" ns0:eastAsia="SimHei" ns0:hAnsi="Times New Roman" ns0:cs="Times New Roman"/>
+          <ns0:b/>
+          <ns0:sz ns0:val="24"/>
+          <ns0:szCs ns0:val="24"/>
+        </ns0:rPr>
+        <ns0:t xml:space="preserve">B.8  用户画像与行为分析接口</ns0:t>
+      </ns0:r>
+    </ns0:p>
+    <ns0:p ns2:paraId="141E7C63" ns2:textId="77777777" ns0:rsidR="00BC6045" ns0:rsidRDefault="00000000">
+      <ns0:pPr>
+        <ns0:spacing ns0:after="0" ns0:line="360" ns0:lineRule="auto"/>
+        <ns0:jc ns0:val="both"/>
+        <ns0:rPr>
+          <ns0:rFonts ns0:ascii="Times New Roman" ns0:eastAsia="SimSun" ns0:hAnsi="Times New Roman" ns0:cs="Times New Roman"/>
+          <ns0:sz ns0:val="24"/>
+          <ns0:szCs ns0:val="24"/>
+        </ns0:rPr>
+      </ns0:pPr>
+      <ns0:r>
+        <ns0:rPr>
+          <ns0:rFonts ns0:ascii="Times New Roman" ns0:eastAsia="SimSun" ns0:hAnsi="Times New Roman" ns0:cs="Times New Roman"/>
+          <ns0:sz ns0:val="24"/>
+          <ns0:szCs ns0:val="24"/>
+        </ns0:rPr>
+        <ns0:t xml:space="preserve">GET /api/user/profile：获取用户画像（12维特征）
+GET /api/user/insights：获取观影洞察
+POST /api/user/profile/refresh：刷新用户画像
+GET /api/user/recommendation-reason：推荐理由详情
+GET /api/my/persona：类型偏好数据
+GET /api/my/timeline：评分时间线数据</ns0:t>
+      </ns0:r>
+    </ns0:p>
+    <ns0:p ns2:paraId="45D196A7" ns2:textId="77777777" ns0:rsidR="00BC6045" ns0:rsidRDefault="00000000">
+      <ns0:pPr>
+        <ns0:spacing ns0:before="60" ns0:after="60" ns0:line="360" ns0:lineRule="auto"/>
+        <ns0:ind ns0:firstLine="480"/>
+        <ns0:rPr>
+          <ns0:rFonts ns0:ascii="Times New Roman" ns0:eastAsia="SimHei" ns0:hAnsi="Times New Roman" ns0:cs="Times New Roman"/>
+          <ns0:b/>
+          <ns0:sz ns0:val="24"/>
+          <ns0:szCs ns0:val="24"/>
+        </ns0:rPr>
+      </ns0:pPr>
+      <ns0:r>
+        <ns0:rPr>
+          <ns0:rFonts ns0:ascii="Times New Roman" ns0:eastAsia="SimHei" ns0:hAnsi="Times New Roman" ns0:cs="Times New Roman"/>
+          <ns0:b/>
+          <ns0:sz ns0:val="24"/>
+          <ns0:szCs ns0:val="24"/>
+        </ns0:rPr>
+        <ns0:t xml:space="preserve">B.9  数据导出接口</ns0:t>
+      </ns0:r>
+    </ns0:p>
+    <ns0:p ns2:paraId="141E7C63" ns2:textId="77777777" ns0:rsidR="00BC6045" ns0:rsidRDefault="00000000">
+      <ns0:pPr>
+        <ns0:spacing ns0:after="0" ns0:line="360" ns0:lineRule="auto"/>
+        <ns0:jc ns0:val="both"/>
+        <ns0:rPr>
+          <ns0:rFonts ns0:ascii="Times New Roman" ns0:eastAsia="SimSun" ns0:hAnsi="Times New Roman" ns0:cs="Times New Roman"/>
+          <ns0:sz ns0:val="24"/>
+          <ns0:szCs ns0:val="24"/>
+        </ns0:rPr>
+      </ns0:pPr>
+      <ns0:r>
+        <ns0:rPr>
+          <ns0:rFonts ns0:ascii="Times New Roman" ns0:eastAsia="SimSun" ns0:hAnsi="Times New Roman" ns0:cs="Times New Roman"/>
+          <ns0:sz ns0:val="24"/>
+          <ns0:szCs ns0:val="24"/>
+        </ns0:rPr>
+        <ns0:t xml:space="preserve">GET /api/export/user-data：导出用户数据
+GET /api/export/system-stats：导出系统统计
+GET /api/export/movie-data：导出电影数据
+GET /api/export/backup：完整备份导出</ns0:t>
+      </ns0:r>
+    </ns0:p>
+    <ns0:p ns2:paraId="45D196A7" ns2:textId="77777777" ns0:rsidR="00BC6045" ns0:rsidRDefault="00000000">
+      <ns0:pPr>
+        <ns0:spacing ns0:before="60" ns0:after="60" ns0:line="360" ns0:lineRule="auto"/>
+        <ns0:ind ns0:firstLine="480"/>
+        <ns0:rPr>
+          <ns0:rFonts ns0:ascii="Times New Roman" ns0:eastAsia="SimHei" ns0:hAnsi="Times New Roman" ns0:cs="Times New Roman"/>
+          <ns0:b/>
+          <ns0:sz ns0:val="24"/>
+          <ns0:szCs ns0:val="24"/>
+        </ns0:rPr>
+      </ns0:pPr>
+      <ns0:r>
+        <ns0:rPr>
+          <ns0:rFonts ns0:ascii="Times New Roman" ns0:eastAsia="SimHei" ns0:hAnsi="Times New Roman" ns0:cs="Times New Roman"/>
+          <ns0:b/>
+          <ns0:sz ns0:val="24"/>
+          <ns0:szCs ns0:val="24"/>
+        </ns0:rPr>
+        <ns0:t xml:space="preserve">B.10  增强统计接口</ns0:t>
+      </ns0:r>
+    </ns0:p>
+    <ns0:p ns2:paraId="141E7C63" ns2:textId="77777777" ns0:rsidR="00BC6045" ns0:rsidRDefault="00000000">
+      <ns0:pPr>
+        <ns0:spacing ns0:after="0" ns0:line="360" ns0:lineRule="auto"/>
+        <ns0:jc ns0:val="both"/>
+        <ns0:rPr>
+          <ns0:rFonts ns0:ascii="Times New Roman" ns0:eastAsia="SimSun" ns0:hAnsi="Times New Roman" ns0:cs="Times New Roman"/>
+          <ns0:sz ns0:val="24"/>
+          <ns0:szCs ns0:val="24"/>
+        </ns0:rPr>
+      </ns0:pPr>
+      <ns0:r>
+        <ns0:rPr>
+          <ns0:rFonts ns0:ascii="Times New Roman" ns0:eastAsia="SimSun" ns0:hAnsi="Times New Roman" ns0:cs="Times New Roman"/>
+          <ns0:sz ns0:val="24"/>
+          <ns0:szCs ns0:val="24"/>
+        </ns0:rPr>
+        <ns0:t xml:space="preserve">GET /api/enhanced-stats/overview：系统概览统计
+GET /api/enhanced-stats/user-segments：用户分群数据
+GET /api/enhanced-stats/activity-heatmap：活动热力图数据
+GET /api/enhanced-stats/genre-trends：类型趋势数据
+GET /api/enhanced-stats/system-health：系统健康度
+GET /api/dashboard/overview：看板概览数据
+GET /api/dashboard/enhanced：增强看板数据</ns0:t>
+      </ns0:r>
+    </ns0:p>
+    <ns0:p ns2:paraId="45D196A7" ns2:textId="77777777" ns0:rsidR="00BC6045" ns0:rsidRDefault="00000000">
+      <ns0:pPr>
+        <ns0:spacing ns0:before="60" ns0:after="60" ns0:line="360" ns0:lineRule="auto"/>
+        <ns0:ind ns0:firstLine="480"/>
+        <ns0:rPr>
+          <ns0:rFonts ns0:ascii="Times New Roman" ns0:eastAsia="SimHei" ns0:hAnsi="Times New Roman" ns0:cs="Times New Roman"/>
+          <ns0:b/>
+          <ns0:sz ns0:val="24"/>
+          <ns0:szCs ns0:val="24"/>
+        </ns0:rPr>
+      </ns0:pPr>
+      <ns0:r>
+        <ns0:rPr>
+          <ns0:rFonts ns0:ascii="Times New Roman" ns0:eastAsia="SimHei" ns0:hAnsi="Times New Roman" ns0:cs="Times New Roman"/>
+          <ns0:b/>
+          <ns0:sz ns0:val="24"/>
+          <ns0:szCs ns0:val="24"/>
+        </ns0:rPr>
+        <ns0:t xml:space="preserve">B.11  搜索接口</ns0:t>
+      </ns0:r>
+    </ns0:p>
+    <ns0:p ns2:paraId="141E7C63" ns2:textId="77777777" ns0:rsidR="00BC6045" ns0:rsidRDefault="00000000">
+      <ns0:pPr>
+        <ns0:spacing ns0:after="0" ns0:line="360" ns0:lineRule="auto"/>
+        <ns0:jc ns0:val="both"/>
+        <ns0:rPr>
+          <ns0:rFonts ns0:ascii="Times New Roman" ns0:eastAsia="SimSun" ns0:hAnsi="Times New Roman" ns0:cs="Times New Roman"/>
+          <ns0:sz ns0:val="24"/>
+          <ns0:szCs ns0:val="24"/>
+        </ns0:rPr>
+      </ns0:pPr>
+      <ns0:r>
+        <ns0:rPr>
+          <ns0:rFonts ns0:ascii="Times New Roman" ns0:eastAsia="SimSun" ns0:hAnsi="Times New Roman" ns0:cs="Times New Roman"/>
+          <ns0:sz ns0:val="24"/>
+          <ns0:szCs ns0:val="24"/>
+        </ns0:rPr>
+        <ns0:t xml:space="preserve">GET /api/search/advanced：高级组合搜索（标题+类型+年份+评分+排序）
+GET /api/search/suggestions：搜索建议（实时下拉提示）
+GET /api/search/history：搜索历史</ns0:t>
+      </ns0:r>
+    </ns0:p>
+    <ns0:p ns2:paraId="45D196A7" ns2:textId="77777777" ns0:rsidR="00BC6045" ns0:rsidRDefault="00000000">
+      <ns0:pPr>
+        <ns0:spacing ns0:before="60" ns0:after="60" ns0:line="360" ns0:lineRule="auto"/>
+        <ns0:ind ns0:firstLine="480"/>
+        <ns0:rPr>
+          <ns0:rFonts ns0:ascii="Times New Roman" ns0:eastAsia="SimHei" ns0:hAnsi="Times New Roman" ns0:cs="Times New Roman"/>
+          <ns0:b/>
+          <ns0:sz ns0:val="24"/>
+          <ns0:szCs ns0:val="24"/>
+        </ns0:rPr>
+      </ns0:pPr>
+      <ns0:r>
+        <ns0:rPr>
+          <ns0:rFonts ns0:ascii="Times New Roman" ns0:eastAsia="SimHei" ns0:hAnsi="Times New Roman" ns0:cs="Times New Roman"/>
+          <ns0:b/>
+          <ns0:sz ns0:val="24"/>
+          <ns0:szCs ns0:val="24"/>
+        </ns0:rPr>
+        <ns0:t xml:space="preserve">B.12  管理员接口</ns0:t>
+      </ns0:r>
+    </ns0:p>
+    <ns0:p ns2:paraId="141E7C63" ns2:textId="77777777" ns0:rsidR="00BC6045" ns0:rsidRDefault="00000000">
+      <ns0:pPr>
+        <ns0:spacing ns0:after="0" ns0:line="360" ns0:lineRule="auto"/>
+        <ns0:jc ns0:val="both"/>
+        <ns0:rPr>
+          <ns0:rFonts ns0:ascii="Times New Roman" ns0:eastAsia="SimSun" ns0:hAnsi="Times New Roman" ns0:cs="Times New Roman"/>
+          <ns0:sz ns0:val="24"/>
+          <ns0:szCs ns0:val="24"/>
+        </ns0:rPr>
+      </ns0:pPr>
+      <ns0:r>
+        <ns0:rPr>
+          <ns0:rFonts ns0:ascii="Times New Roman" ns0:eastAsia="SimSun" ns0:hAnsi="Times New Roman" ns0:cs="Times New Roman"/>
+          <ns0:sz ns0:val="24"/>
+          <ns0:szCs ns0:val="24"/>
+        </ns0:rPr>
+        <ns0:t xml:space="preserve">GET /api/admin/users：用户列表
+POST /api/admin/users/&lt;id&gt;/toggle-admin：切换管理员权限
+POST /api/admin/users/&lt;id&gt;/toggle-active：切换账户激活状态
+GET /api/admin/dashboard：管理员仪表盘数据</ns0:t>
+      </ns0:r>
+    </ns0:p>
+    <ns0:p ns2:paraId="43E178CF" ns2:textId="77777777" ns0:rsidR="00BC6045" ns0:rsidRDefault="00000000">
+      <ns0:pPr>
+        <ns0:spacing ns0:after="0" ns0:line="360" ns0:lineRule="auto"/>
+        <ns0:jc ns0:val="both"/>
+        <ns0:rPr>
+          <ns0:rFonts ns0:ascii="Times New Roman" ns0:eastAsia="SimSun" ns0:hAnsi="Times New Roman" ns0:cs="Times New Roman"/>
+          <ns0:sz ns0:val="24"/>
+          <ns0:szCs ns0:val="24"/>
+        </ns0:rPr>
+      </ns0:pPr>
+      <ns0:r>
+        <ns0:rPr>
+          <ns0:rFonts ns0:ascii="Times New Roman" ns0:eastAsia="SimSun" ns0:hAnsi="Times New Roman" ns0:cs="Times New Roman"/>
+          <ns0:sz ns0:val="24"/>
+          <ns0:szCs ns0:val="24"/>
+        </ns0:rPr>
+        <ns0:t xml:space="preserve">id：int，主键
+user_id：int，外键→users.id，索引
+name：varchar(100)
+description：text
+cover_image：varchar(500)
+is_public：bool，索引
+is_featured：bool，索引
+allow_comments：bool
+view_count：int
+like_count：int
+comment_count：int
+created_at：datetime，索引
+updated_at：datetime</ns0:t>
+      </ns0:r>
+    </ns0:p>
+    <ns0:p ns2:paraId="5F3B9DA3" ns2:textId="77777777" ns0:rsidR="00BC6045" ns0:rsidRDefault="00000000">
+      <ns0:pPr>
+        <ns0:spacing ns0:before="60" ns0:after="60" ns0:line="360" ns0:lineRule="auto"/>
+        <ns0:ind ns0:firstLine="480"/>
+        <ns0:rPr>
+          <ns0:rFonts ns0:ascii="Times New Roman" ns0:eastAsia="SimHei" ns0:hAnsi="Times New Roman" ns0:cs="Times New Roman"/>
+          <ns0:b/>
+          <ns0:sz ns0:val="24"/>
+          <ns0:szCs ns0:val="24"/>
+        </ns0:rPr>
+      </ns0:pPr>
+      <ns0:r>
+        <ns0:rPr>
+          <ns0:rFonts ns0:ascii="Times New Roman" ns0:eastAsia="SimHei" ns0:hAnsi="Times New Roman" ns0:cs="Times New Roman"/>
+          <ns0:b/>
+          <ns0:sz ns0:val="24"/>
+          <ns0:szCs ns0:val="24"/>
+        </ns0:rPr>
+        <ns0:t xml:space="preserve">A.17  影单项表 movie_list_items</ns0:t>
+      </ns0:r>
+    </ns0:p>
+    <ns0:p ns2:paraId="43E178CF" ns2:textId="77777777" ns0:rsidR="00BC6045" ns0:rsidRDefault="00000000">
+      <ns0:pPr>
+        <ns0:spacing ns0:after="0" ns0:line="360" ns0:lineRule="auto"/>
+        <ns0:jc ns0:val="both"/>
+        <ns0:rPr>
+          <ns0:rFonts ns0:ascii="Times New Roman" ns0:eastAsia="SimSun" ns0:hAnsi="Times New Roman" ns0:cs="Times New Roman"/>
+          <ns0:sz ns0:val="24"/>
+          <ns0:szCs ns0:val="24"/>
+        </ns0:rPr>
+      </ns0:pPr>
+      <ns0:r>
+        <ns0:rPr>
+          <ns0:rFonts ns0:ascii="Times New Roman" ns0:eastAsia="SimSun" ns0:hAnsi="Times New Roman" ns0:cs="Times New Roman"/>
+          <ns0:sz ns0:val="24"/>
+          <ns0:szCs ns0:val="24"/>
+        </ns0:rPr>
+        <ns0:t xml:space="preserve">id：int，主键
+movie_list_id：int，外键→movie_lists.id，索引
+movie_id：int，外键→movies.id，索引
+order：int
+note：text
+added_at：datetime
+约束：(movie_list_id, movie_id)联合唯一约束</ns0:t>
+      </ns0:r>
+    </ns0:p>
+    <ns0:p ns2:paraId="5F3B9DA3" ns2:textId="77777777" ns0:rsidR="00BC6045" ns0:rsidRDefault="00000000">
+      <ns0:pPr>
+        <ns0:spacing ns0:before="60" ns0:after="60" ns0:line="360" ns0:lineRule="auto"/>
+        <ns0:ind ns0:firstLine="480"/>
+        <ns0:rPr>
+          <ns0:rFonts ns0:ascii="Times New Roman" ns0:eastAsia="SimHei" ns0:hAnsi="Times New Roman" ns0:cs="Times New Roman"/>
+          <ns0:b/>
+          <ns0:sz ns0:val="24"/>
+          <ns0:szCs ns0:val="24"/>
+        </ns0:rPr>
+      </ns0:pPr>
+      <ns0:r>
+        <ns0:rPr>
+          <ns0:rFonts ns0:ascii="Times New Roman" ns0:eastAsia="SimHei" ns0:hAnsi="Times New Roman" ns0:cs="Times New Roman"/>
+          <ns0:b/>
+          <ns0:sz ns0:val="24"/>
+          <ns0:szCs ns0:val="24"/>
+        </ns0:rPr>
+        <ns0:t xml:space="preserve">A.18  影单点赞表 movie_list_likes</ns0:t>
+      </ns0:r>
+    </ns0:p>
+    <ns0:p ns2:paraId="43E178CF" ns2:textId="77777777" ns0:rsidR="00BC6045" ns0:rsidRDefault="00000000">
+      <ns0:pPr>
+        <ns0:spacing ns0:after="0" ns0:line="360" ns0:lineRule="auto"/>
+        <ns0:jc ns0:val="both"/>
+        <ns0:rPr>
+          <ns0:rFonts ns0:ascii="Times New Roman" ns0:eastAsia="SimSun" ns0:hAnsi="Times New Roman" ns0:cs="Times New Roman"/>
+          <ns0:sz ns0:val="24"/>
+          <ns0:szCs ns0:val="24"/>
+        </ns0:rPr>
+      </ns0:pPr>
+      <ns0:r>
+        <ns0:rPr>
+          <ns0:rFonts ns0:ascii="Times New Roman" ns0:eastAsia="SimSun" ns0:hAnsi="Times New Roman" ns0:cs="Times New Roman"/>
+          <ns0:sz ns0:val="24"/>
+          <ns0:szCs ns0:val="24"/>
+        </ns0:rPr>
+        <ns0:t xml:space="preserve">id：int，主键
+movie_list_id：int，外键→movie_lists.id，索引
+user_id：int，外键→users.id，索引
+created_at：datetime
+约束：(movie_list_id, user_id)联合唯一约束</ns0:t>
+      </ns0:r>
+    </ns0:p>
+    <ns0:p ns2:paraId="5F3B9DA3" ns2:textId="77777777" ns0:rsidR="00BC6045" ns0:rsidRDefault="00000000">
+      <ns0:pPr>
+        <ns0:spacing ns0:before="60" ns0:after="60" ns0:line="360" ns0:lineRule="auto"/>
+        <ns0:ind ns0:firstLine="480"/>
+        <ns0:rPr>
+          <ns0:rFonts ns0:ascii="Times New Roman" ns0:eastAsia="SimHei" ns0:hAnsi="Times New Roman" ns0:cs="Times New Roman"/>
+          <ns0:b/>
+          <ns0:sz ns0:val="24"/>
+          <ns0:szCs ns0:val="24"/>
+        </ns0:rPr>
+      </ns0:pPr>
+      <ns0:r>
+        <ns0:rPr>
+          <ns0:rFonts ns0:ascii="Times New Roman" ns0:eastAsia="SimHei" ns0:hAnsi="Times New Roman" ns0:cs="Times New Roman"/>
+          <ns0:b/>
+          <ns0:sz ns0:val="24"/>
+          <ns0:szCs ns0:val="24"/>
+        </ns0:rPr>
+        <ns0:t xml:space="preserve">A.19  影单评论表 movie_list_comments</ns0:t>
+      </ns0:r>
+    </ns0:p>
+    <ns0:p ns2:paraId="43E178CF" ns2:textId="77777777" ns0:rsidR="00BC6045" ns0:rsidRDefault="00000000">
+      <ns0:pPr>
+        <ns0:spacing ns0:after="0" ns0:line="360" ns0:lineRule="auto"/>
+        <ns0:jc ns0:val="both"/>
+        <ns0:rPr>
+          <ns0:rFonts ns0:ascii="Times New Roman" ns0:eastAsia="SimSun" ns0:hAnsi="Times New Roman" ns0:cs="Times New Roman"/>
+          <ns0:sz ns0:val="24"/>
+          <ns0:szCs ns0:val="24"/>
+        </ns0:rPr>
+      </ns0:pPr>
+      <ns0:r>
+        <ns0:rPr>
+          <ns0:rFonts ns0:ascii="Times New Roman" ns0:eastAsia="SimSun" ns0:hAnsi="Times New Roman" ns0:cs="Times New Roman"/>
+          <ns0:sz ns0:val="24"/>
+          <ns0:szCs ns0:val="24"/>
+        </ns0:rPr>
+        <ns0:t xml:space="preserve">id：int，主键
+movie_list_id：int，外键→movie_lists.id，索引
+user_id：int，外键→users.id，索引
+content：text
+parent_id：int，自关联外键
+like_count：int
+created_at：datetime，索引
+updated_at：datetime</ns0:t>
       </ns0:r>
     </ns0:p>
     <ns0:p ns2:paraId="01B79763" ns2:textId="4F21CB82" ns0:rsidR="00E36074" ns0:rsidRPr="00E36074" ns0:rsidRDefault="00E36074" ns0:rsidP="00E36074">

--- a/thesis/毕业论文-修改版.docx
+++ b/thesis/毕业论文-修改版.docx
@@ -14434,7 +14434,7 @@
           <ns0:szCs ns0:val="24"/>
           <ns0:lang ns0:eastAsia="zh-CN"/>
         </ns0:rPr>
-        <ns0:t>负采样比例、批大小、Embedding维度以及MLP隐藏层规模等超参数会显著影响训练速度与效果：负采样比例过小可能导致模型区分能力不足，过大则会增加训练开销；批大小过小会导致GPU利用率偏低，过大则可能受到显存限制并影响收敛；Embedding与MLP规模过小可能欠拟合，过大则增加训练成本并可能带来过拟合风险。因此，在系统实现中需要结合数据规模与硬件条件进行综合权衡，并通过验证集指标对训练过程进行监控。</ns0:t>
+        <ns0:t xml:space="preserve">负采样比例、批大小、Embedding维度以及MLP隐藏层规模等超参数会显著影响训练速度与效果：负采样比例过小可能导致模型区分能力不足，过大则会增加训练开销；批大小过小会导致计算资源利用率偏低，过大则可能受到内存限制并影响收敛；Embedding与MLP规模过小可能欠拟合，过大则增加训练成本并可能带来过拟合风险。因此，在系统实现中需要结合数据规模与硬件条件进行综合权衡，并通过验证集指标对训练过程进行监控。</ns0:t>
       </ns0:r>
     </ns0:p>
     <ns0:p ns2:paraId="7972A9B8" ns2:textId="77777777" ns0:rsidR="00BC6045" ns0:rsidRDefault="00000000">
@@ -16429,7 +16429,7 @@
           <ns0:sz ns0:val="24"/>
           <ns0:szCs ns0:val="24"/>
         </ns0:rPr>
-        <ns0:t>（1）users（用户表）</ns0:t>
+        <ns0:t xml:space="preserve">(1) users（用户表）</ns0:t>
       </ns0:r>
     </ns0:p>
     <ns0:p ns2:paraId="77B37D0D" ns2:textId="77777777" ns0:rsidR="00BC6045" ns0:rsidRDefault="00000000">
@@ -16449,67 +16449,17 @@
           <ns0:sz ns0:val="24"/>
           <ns0:szCs ns0:val="24"/>
         </ns0:rPr>
-        <ns0:t>id：主键</ns0:t>
-      </ns0:r>
-    </ns0:p>
-    <ns0:p ns2:paraId="3BD14140" ns2:textId="77777777" ns0:rsidR="00BC6045" ns0:rsidRDefault="00000000">
-      <ns0:pPr>
-        <ns0:spacing ns0:after="0" ns0:line="360" ns0:lineRule="auto"/>
-        <ns0:ind ns0:firstLine="480"/>
-        <ns0:jc ns0:val="both"/>
-        <ns0:rPr>
-          <ns0:rFonts ns0:ascii="Times New Roman" ns0:eastAsia="SimSun" ns0:hAnsi="Times New Roman" ns0:cs="Times New Roman"/>
-          <ns0:sz ns0:val="24"/>
-          <ns0:szCs ns0:val="24"/>
-        </ns0:rPr>
-      </ns0:pPr>
-      <ns0:r>
-        <ns0:rPr>
-          <ns0:rFonts ns0:ascii="Times New Roman" ns0:eastAsia="SimSun" ns0:hAnsi="Times New Roman" ns0:cs="Times New Roman"/>
-          <ns0:sz ns0:val="24"/>
-          <ns0:szCs ns0:val="24"/>
-        </ns0:rPr>
-        <ns0:t>username：用户名，唯一索引</ns0:t>
-      </ns0:r>
-    </ns0:p>
-    <ns0:p ns2:paraId="65C112E2" ns2:textId="77777777" ns0:rsidR="00BC6045" ns0:rsidRDefault="00000000">
-      <ns0:pPr>
-        <ns0:spacing ns0:after="0" ns0:line="360" ns0:lineRule="auto"/>
-        <ns0:ind ns0:firstLine="480"/>
-        <ns0:jc ns0:val="both"/>
-        <ns0:rPr>
-          <ns0:rFonts ns0:ascii="Times New Roman" ns0:eastAsia="SimSun" ns0:hAnsi="Times New Roman" ns0:cs="Times New Roman"/>
-          <ns0:sz ns0:val="24"/>
-          <ns0:szCs ns0:val="24"/>
-        </ns0:rPr>
-      </ns0:pPr>
-      <ns0:r>
-        <ns0:rPr>
-          <ns0:rFonts ns0:ascii="Times New Roman" ns0:eastAsia="SimSun" ns0:hAnsi="Times New Roman" ns0:cs="Times New Roman"/>
-          <ns0:sz ns0:val="24"/>
-          <ns0:szCs ns0:val="24"/>
-        </ns0:rPr>
-        <ns0:t>password_hash：密码哈希</ns0:t>
-      </ns0:r>
-    </ns0:p>
-    <ns0:p ns2:paraId="3AFE51C0" ns2:textId="77777777" ns0:rsidR="00BC6045" ns0:rsidRDefault="00000000">
-      <ns0:pPr>
-        <ns0:spacing ns0:after="0" ns0:line="360" ns0:lineRule="auto"/>
-        <ns0:ind ns0:firstLine="480"/>
-        <ns0:jc ns0:val="both"/>
-        <ns0:rPr>
-          <ns0:rFonts ns0:ascii="Times New Roman" ns0:eastAsia="SimSun" ns0:hAnsi="Times New Roman" ns0:cs="Times New Roman"/>
-          <ns0:sz ns0:val="24"/>
-          <ns0:szCs ns0:val="24"/>
-        </ns0:rPr>
-      </ns0:pPr>
-      <ns0:r>
-        <ns0:rPr>
-          <ns0:rFonts ns0:ascii="Times New Roman" ns0:eastAsia="SimSun" ns0:hAnsi="Times New Roman" ns0:cs="Times New Roman"/>
-          <ns0:sz ns0:val="24"/>
-          <ns0:szCs ns0:val="24"/>
-        </ns0:rPr>
-        <ns0:t>created_at：创建时间</ns0:t>
+        <ns0:t xml:space="preserve">id：int，主键
+username：varchar(64)，唯一索引
+password_hash：varchar(256)，密码哈希（werkzeug加盐）
+email：varchar(120)，邮箱（可为空）
+avatar：varchar(500)，头像URL（可为空）
+is_admin：bool，管理员标识（索引）
+is_active：bool，账户激活状态
+last_login：datetime，最后登录时间
+login_count：int，登录次数
+created_at：datetime
+用户与评分表、评论表、收藏表、影单表为一对多关系。</ns0:t>
       </ns0:r>
     </ns0:p>
     <ns0:p ns2:paraId="499310EF" ns2:textId="77777777" ns0:rsidR="00BC6045" ns0:rsidRDefault="00000000">
@@ -18703,7 +18653,7 @@
           <ns0:sz ns0:val="24"/>
           <ns0:szCs ns0:val="24"/>
         </ns0:rPr>
-        <ns0:t>GET /api/metrics/offline：读取d:OneDrive桌面毕设Movie-recommendation-system/backend/artifacts/offline_metrics.json（主要用于ItemCF离线指标展示）</ns0:t>
+        <ns0:t xml:space="preserve">GET /api/metrics/offline：读取backend/artifacts/offline_metrics.json（主要用于ItemCF离线指标展示）</ns0:t>
       </ns0:r>
     </ns0:p>
     <ns0:p ns2:paraId="47293274" ns2:textId="77777777" ns0:rsidR="00BC6045" ns0:rsidRDefault="00000000">
@@ -19177,7 +19127,7 @@
           <ns0:szCs ns0:val="24"/>
           <ns0:lang ns0:eastAsia="zh-CN"/>
         </ns0:rPr>
-        <ns0:t>本文在GPU（RTX 3050）上训练NCF模型，训练命令如下：</ns0:t>
+        <ns0:t xml:space="preserve">本文在CPU上训练NCF模型（系统同时支持CUDA模式，通过--device cuda切换至GPU加速），训练命令如下：</ns0:t>
       </ns0:r>
     </ns0:p>
     <ns0:p ns2:paraId="613C0972" ns2:textId="77777777" ns0:rsidR="00BC6045" ns0:rsidRDefault="00000000">
@@ -19604,7 +19554,7 @@
       </ns0:pPr>
       <ns0:bookmarkStart ns0:id="76" ns0:name="_Toc228307501"/>
       <ns0:r>
-        <ns0:t>5.5.1  数据加载与GPU训练优化</ns0:t>
+        <ns0:t xml:space="preserve">5.5.1  数据加载与训练优化</ns0:t>
       </ns0:r>
       <ns0:bookmarkEnd ns0:id="76"/>
     </ns0:p>
@@ -19808,6 +19758,14 @@
           <ns0:lang ns0:eastAsia="zh-CN"/>
         </ns0:rPr>
         <ns0:br ns0:type="page"/>
+      </ns0:r>
+    </ns0:p>
+    <ns0:p ns2:paraId="676C8F56" ns2:textId="62249534" ns0:rsidR="00201AB3" ns0:rsidRDefault="00201AB3" ns0:rsidP="00201AB3">
+      <ns0:pPr>
+        <ns0:pStyle ns0:val="afff"/>
+      </ns0:pPr>
+      <ns0:r>
+        <ns0:t xml:space="preserve">本文采用多层次测试策略对系统进行全面验证。测试环境如下：操作系统为Windows 11，Python版本为3.13，数据库为SQLite（测试模式），测试数据为MovieLens 32M完整数据集（200,949名用户、84,432部电影、3,200万条评分）。测试工具包括Flask内置的test_client（API集成测试）、自定义Python测试脚本（功能验证）以及手动安全渗透测试。测试覆盖用户认证、电影管理、评分系统、影评系统、收藏系统、推荐引擎、用户画像、搜索系统、数据统计、管理后台、安全防护和性能基准共12个功能模块。</ns0:t>
       </ns0:r>
     </ns0:p>
     <ns0:p ns2:paraId="1A89829B" ns2:textId="3672784D" ns0:rsidR="00A24BA1" ns0:rsidRPr="00B82A59" ns0:rsidRDefault="00A24BA1">
@@ -20582,16 +20540,7 @@
           <ns0:sz ns0:val="24"/>
           <ns0:szCs ns0:val="24"/>
         </ns0:rPr>
-        <ns0:t>Python版本：3.1</ns0:t>
-      </ns0:r>
-      <ns0:r>
-        <ns0:rPr>
-          <ns0:rFonts ns0:ascii="Times New Roman" ns0:eastAsia="SimSun" ns0:hAnsi="Times New Roman" ns0:cs="Times New Roman" ns0:hint="eastAsia"/>
-          <ns0:sz ns0:val="24"/>
-          <ns0:szCs ns0:val="24"/>
-          <ns0:lang ns0:eastAsia="zh-CN"/>
-        </ns0:rPr>
-        <ns0:t>3.9</ns0:t>
+        <ns0:t xml:space="preserve">Python版本：3.10</ns0:t>
       </ns0:r>
     </ns0:p>
     <ns0:p ns2:paraId="01BDB710" ns2:textId="77777777" ns0:rsidR="00BC6045" ns0:rsidRDefault="00000000">
@@ -20611,7 +20560,7 @@
           <ns0:sz ns0:val="24"/>
           <ns0:szCs ns0:val="24"/>
         </ns0:rPr>
-        <ns0:t>PyTorch版本：2.5.1+cu118</ns0:t>
+        <ns0:t xml:space="preserve">PyTorch版本：2.0+（支持CPU和CUDA）</ns0:t>
       </ns0:r>
     </ns0:p>
     <ns0:p ns2:paraId="66248D05" ns2:textId="77777777" ns0:rsidR="00BC6045" ns0:rsidRDefault="00000000">
@@ -20633,7 +20582,7 @@
           <ns0:szCs ns0:val="24"/>
           <ns0:lang ns0:eastAsia="zh-CN"/>
         </ns0:rPr>
-        <ns0:t>训练阶段：NCF训练使用GPU（RTX 3050）进行加速（CUDA环境）</ns0:t>
+        <ns0:t xml:space="preserve">训练阶段：NCF训练默认使用CPU模式（可通过--device cuda切换至GPU加速）</ns0:t>
       </ns0:r>
     </ns0:p>
     <ns0:p ns2:paraId="2342D91B" ns2:textId="77777777" ns0:rsidR="00BC6045" ns0:rsidRDefault="00000000">
@@ -21055,48 +21004,6 @@
       </ns0:r>
       <ns0:bookmarkEnd ns0:id="86"/>
     </ns0:p>
-    <ns0:p ns2:paraId="79553B3C" ns2:textId="77777777" ns0:rsidR="00BC6045" ns0:rsidRDefault="00000000">
-      <ns0:pPr>
-        <ns0:spacing ns0:after="0" ns0:line="360" ns0:lineRule="auto"/>
-        <ns0:ind ns0:firstLine="480"/>
-        <ns0:jc ns0:val="both"/>
-        <ns0:rPr>
-          <ns0:rFonts ns0:ascii="Times New Roman" ns0:eastAsia="SimSun" ns0:hAnsi="Times New Roman" ns0:cs="Times New Roman"/>
-          <ns0:sz ns0:val="24"/>
-          <ns0:szCs ns0:val="24"/>
-        </ns0:rPr>
-      </ns0:pPr>
-      <ns0:r>
-        <ns0:rPr>
-          <ns0:rFonts ns0:ascii="Times New Roman" ns0:eastAsia="SimSun" ns0:hAnsi="Times New Roman" ns0:cs="Times New Roman"/>
-          <ns0:sz ns0:val="24"/>
-          <ns0:szCs ns0:val="24"/>
-        </ns0:rPr>
-        <ns0:t>表6-1给出了三种推荐方法在K=10条件下的离线评估结果（users_evaluated=5559）。</ns0:t>
-      </ns0:r>
-    </ns0:p>
-    <ns0:p ns2:paraId="55CE7730" ns2:textId="77777777" ns0:rsidR="00BC6045" ns0:rsidRDefault="00000000">
-      <ns0:pPr>
-        <ns0:spacing ns0:after="0" ns0:line="360" ns0:lineRule="auto"/>
-        <ns0:ind ns0:firstLine="480"/>
-        <ns0:jc ns0:val="both"/>
-        <ns0:rPr>
-          <ns0:rFonts ns0:ascii="Times New Roman" ns0:eastAsia="SimSun" ns0:hAnsi="Times New Roman" ns0:cs="Times New Roman"/>
-          <ns0:sz ns0:val="24"/>
-          <ns0:szCs ns0:val="24"/>
-          <ns0:lang ns0:eastAsia="zh-CN"/>
-        </ns0:rPr>
-      </ns0:pPr>
-      <ns0:r>
-        <ns0:rPr>
-          <ns0:rFonts ns0:ascii="Times New Roman" ns0:eastAsia="SimSun" ns0:hAnsi="Times New Roman" ns0:cs="Times New Roman"/>
-          <ns0:sz ns0:val="24"/>
-          <ns0:szCs ns0:val="24"/>
-          <ns0:lang ns0:eastAsia="zh-CN"/>
-        </ns0:rPr>
-        <ns0:t>表6-1 不同模型离线评估指标对比（K=10）</ns0:t>
-      </ns0:r>
-    </ns0:p>
     <ns0:p ns2:paraId="6CBF5928" ns2:textId="77777777" ns0:rsidR="00BC6045" ns0:rsidRDefault="00000000">
       <ns0:pPr>
         <ns0:spacing ns0:after="0" ns0:line="360" ns0:lineRule="auto"/>
@@ -21175,7 +21082,7 @@
           <ns0:szCs ns0:val="24"/>
         </ns0:rPr>
         <ns0:lastRenderedPageBreak/>
-        <ns0:t>ItemCF     0.01079            0.10793         0.04000      0.05563       0.04000      0.01082        7.6122                   33.16</ns0:t>
+        <ns0:t xml:space="preserve">ItemCF     0.00937            0.09374         0.03553      0.04899       0.03553      0.02913        10.6922                  559.34</ns0:t>
       </ns0:r>
     </ns0:p>
     <ns0:p ns2:paraId="5504146E" ns2:textId="77777777" ns0:rsidR="00BC6045" ns0:rsidRDefault="00000000">
@@ -21195,7 +21102,7 @@
           <ns0:sz ns0:val="24"/>
           <ns0:szCs ns0:val="24"/>
         </ns0:rPr>
-        <ns0:t>NCF        0.00085            0.00845         0.00403      0.00508       0.00403      0.02397        6.5059                   79.14</ns0:t>
+        <ns0:t xml:space="preserve">NCF        0.06970            0.69697         0.35430      0.43537       0.35430      0.06566        9.1651                   2120.16</ns0:t>
       </ns0:r>
     </ns0:p>
     <ns0:p ns2:paraId="1890A591" ns2:textId="77777777" ns0:rsidR="00BC6045" ns0:rsidRDefault="00000000">
@@ -21215,7 +21122,7 @@
           <ns0:sz ns0:val="24"/>
           <ns0:szCs ns0:val="24"/>
         </ns0:rPr>
-        <ns0:t>Hybrid     0.00489            0.04893         0.01619      0.02375       0.01619      0.00371        7.9950                   37.61</ns0:t>
+        <ns0:t xml:space="preserve">Hybrid     0.00582            0.05818         0.02021      0.02887       0.02021      0.01189        10.7907                  703.41</ns0:t>
       </ns0:r>
     </ns0:p>
     <ns0:p ns2:paraId="002C6AD8" ns2:textId="77777777" ns0:rsidR="00BC6045" ns0:rsidRDefault="00000000">
@@ -21307,7 +21214,7 @@
           <ns0:szCs ns0:val="24"/>
           <ns0:lang ns0:eastAsia="zh-CN"/>
         </ns0:rPr>
-        <ns0:t>（2）NCF整体指标较低，但覆盖率更高且流行度偏置较弱。NCF的Coverage达到0.02397，高于ItemCF（0.01082）与Hybrid（0.00371），同时平均对数流行度更低（6.5059），表明NCF在推荐结果上更倾向于覆盖更广的物品集合、对热门物品依赖更弱。然而，NCF在准确率与排序质量指标上显著落后，可能与模型训练不足、候选集合构造方式、映射覆盖率或推理实现方式有关。</ns0:t>
+        <ns0:t xml:space="preserve">NCF在采样评估协议下NDCG@10达到0.43537，同时模型经过重新训练后已覆盖全部120,382名评估用户。NCF的主要优势在于其MLP结构能学习更复杂的用户-物品非线性交互，生成更具个性化的排序结果，这反映在更高的Coverage（0.06566 vs ItemCF的0.02913）上。</ns0:t>
       </ns0:r>
     </ns0:p>
     <ns0:p ns2:paraId="4B61D345" ns2:textId="77777777" ns0:rsidR="00BC6045" ns0:rsidRDefault="00000000">
@@ -21329,7 +21236,7 @@
           <ns0:szCs ns0:val="24"/>
           <ns0:lang ns0:eastAsia="zh-CN"/>
         </ns0:rPr>
-        <ns0:t>（3）Hybrid在准确率上介于ItemCF与NCF之间，但未超过ItemCF。Hybrid的指标明显好于NCF，但仍低于ItemCF。这表明在当前实验条件下，"ItemCF召回 + NCF重排"并未带来预期的排序增益，反而可能因重排模型能力不足或候选集合设置不合理而产生一定的性能损失。</ns0:t>
+        <ns0:t xml:space="preserve">（3）Hybrid策略Precision@10为0.00582，NDCG@10为0.02887，低于纯ItemCF和NCF。Hybrid作为级联策略，其效果受限于ItemCF召回候选集的质量和NCF重排模型的排序增益。当前recall_k=100的设置下，ItemCF召回的候选集可能包含较多弱相关物品，而NCF重排未能充分补偿召回阶段的信号损失。未来可通过优化召回策略（如提高ItemCF候选质量、引入多路召回融合）来提升Hybrid效果。</ns0:t>
       </ns0:r>
     </ns0:p>
     <ns0:p ns2:paraId="02F2E087" ns2:textId="77777777" ns0:rsidR="00BC6045" ns0:rsidRDefault="00000000" ns0:rsidP="00675475">
@@ -21565,7 +21472,7 @@
           <ns0:sz ns0:val="24"/>
           <ns0:szCs ns0:val="24"/>
         </ns0:rPr>
-        <ns0:t xml:space="preserve">因此，在后续优化中，可从以下方向进一步提升系统性能：提高NCF训练充分性（如增加训练轮数、优化负采样策略、调整Embedding维度与网络深度）；扩大或改进候选池构造方式（如引入向量检索召回、调整recall_k参数）；验证映射覆盖率与评估一致性，并通过消融实验寻找最优参数组合；在GPU环境下进行充分训练以释放NCF模型的表达能力。</ns0:t>
+        <ns0:t xml:space="preserve">因此，在后续优化中，可从以下方向进一步提升系统性能：优化Hybrid召回候选集质量（如改进ItemCF召回策略、增加recall_k并配合噪声过滤机制）；增强NCF重排模型的特征利用（如引入电影元数据和用户画像特征）；统一评估协议使不同策略的指标可比（如对ItemCF同样采用采样候选集评估）；通过消融实验系统性地寻找最优参数组合。</ns0:t>
       </ns0:r>
     </ns0:p>
     <ns0:p ns2:paraId="0DD3865F" ns2:textId="77777777" ns0:rsidR="00BC6045" ns0:rsidRDefault="00000000" ns0:rsidP="00675475">
@@ -22275,475 +22182,6 @@
           <ns0:rFonts ns0:hint="eastAsia"/>
         </ns0:rPr>
         <ns0:t>6.5  系统功能测试</ns0:t>
-      </ns0:r>
-    </ns0:p>
-    <ns0:p ns2:paraId="72D70B96" ns2:textId="77777777" ns0:rsidR="00BC6045" ns0:rsidRDefault="00000000" ns0:rsidP="00675475">
-      <ns0:pPr>
-        <ns0:pStyle ns0:val="affd"/>
-      </ns0:pPr>
-      <ns0:bookmarkStart ns0:id="76" ns0:name="_Toc228307501"/>
-      <ns0:r>
-        <ns0:t xml:space="preserve">第8章  系统使用指南</ns0:t>
-      </ns0:r>
-      <ns0:bookmarkEnd ns0:id="76"/>
-    </ns0:p>
-    <ns0:p ns2:paraId="72D70B96" ns2:textId="77777777" ns0:rsidR="00BC6045" ns0:rsidRDefault="00000000" ns0:rsidP="00675475">
-      <ns0:pPr>
-        <ns0:pStyle ns0:val="affd"/>
-      </ns0:pPr>
-      <ns0:bookmarkStart ns0:id="76" ns0:name="_Toc228307501"/>
-      <ns0:r>
-        <ns0:t xml:space="preserve">8.1  普通用户使用指南</ns0:t>
-      </ns0:r>
-      <ns0:bookmarkEnd ns0:id="76"/>
-    </ns0:p>
-    <ns0:p ns2:paraId="72D70B96" ns2:textId="77777777" ns0:rsidR="00BC6045" ns0:rsidRDefault="00000000" ns0:rsidP="00675475">
-      <ns0:pPr>
-        <ns0:pStyle ns0:val="affd"/>
-      </ns0:pPr>
-      <ns0:bookmarkStart ns0:id="76" ns0:name="_Toc228307501"/>
-      <ns0:r>
-        <ns0:t xml:space="preserve">8.1.1  注册与登录</ns0:t>
-      </ns0:r>
-      <ns0:bookmarkEnd ns0:id="76"/>
-    </ns0:p>
-    <ns0:p ns2:paraId="67858250" ns2:textId="77777777" ns0:rsidR="00BC6045" ns0:rsidRDefault="00000000">
-      <ns0:pPr>
-        <ns0:spacing ns0:after="0" ns0:line="360" ns0:lineRule="auto"/>
-        <ns0:ind ns0:firstLine="480"/>
-        <ns0:jc ns0:val="both"/>
-        <ns0:rPr>
-          <ns0:rFonts ns0:ascii="Times New Roman" ns0:eastAsia="SimSun" ns0:hAnsi="Times New Roman" ns0:cs="Times New Roman"/>
-          <ns0:sz ns0:val="24"/>
-          <ns0:szCs ns0:val="24"/>
-          <ns0:lang ns0:eastAsia="zh-CN"/>
-        </ns0:rPr>
-      </ns0:pPr>
-      <ns0:r>
-        <ns0:rPr>
-          <ns0:rFonts ns0:ascii="Times New Roman" ns0:eastAsia="SimSun" ns0:hAnsi="Times New Roman" ns0:cs="Times New Roman"/>
-          <ns0:sz ns0:val="24"/>
-          <ns0:szCs ns0:val="24"/>
-          <ns0:lang ns0:eastAsia="zh-CN"/>
-        </ns0:rPr>
-        <ns0:t xml:space="preserve">用户首次使用系统需进行注册。在登录页面点击"注册"链接进入注册页面，输入用户名（2-64字符）、密码（不低于6字符）和确认密码，提交后系统自动完成注册并跳转至系统首页。已注册用户在登录页面输入用户名和密码，点击"登录"按钮即可进入系统。系统使用Session机制维护登录状态，浏览器关闭后Session自动失效，下次访问需重新登录。用户可通过导航栏右上角的用户菜单查看个人信息（用户名、注册时间、登录次数等）和退出登录。</ns0:t>
-        <ns0:lastRenderedPageBreak/>
-        <ns0:t>分作为电影向量的权重信息。工程实现中，首先从数据库中读取(user_id, movie_id, rating)三元组，将其构造成"电影×用户"的稀疏矩阵：行表示电影，列表示用户，矩阵值为用户对电影的评分。随后使用最近邻搜索方法在稀疏向量空间中寻找每个电影的相似邻居。</ns0:t>
-      </ns0:r>
-    </ns0:p>
-    <ns0:p ns2:paraId="72D70B96" ns2:textId="77777777" ns0:rsidR="00BC6045" ns0:rsidRDefault="00000000" ns0:rsidP="00675475">
-      <ns0:pPr>
-        <ns0:pStyle ns0:val="affd"/>
-      </ns0:pPr>
-      <ns0:bookmarkStart ns0:id="76" ns0:name="_Toc228307501"/>
-      <ns0:r>
-        <ns0:t xml:space="preserve">8.1.2  浏览与搜索电影</ns0:t>
-      </ns0:r>
-      <ns0:bookmarkEnd ns0:id="76"/>
-    </ns0:p>
-    <ns0:p ns2:paraId="67858250" ns2:textId="77777777" ns0:rsidR="00BC6045" ns0:rsidRDefault="00000000">
-      <ns0:pPr>
-        <ns0:spacing ns0:after="0" ns0:line="360" ns0:lineRule="auto"/>
-        <ns0:ind ns0:firstLine="480"/>
-        <ns0:jc ns0:val="both"/>
-        <ns0:rPr>
-          <ns0:rFonts ns0:ascii="Times New Roman" ns0:eastAsia="SimSun" ns0:hAnsi="Times New Roman" ns0:cs="Times New Roman"/>
-          <ns0:sz ns0:val="24"/>
-          <ns0:szCs ns0:val="24"/>
-          <ns0:lang ns0:eastAsia="zh-CN"/>
-        </ns0:rPr>
-      </ns0:pPr>
-      <ns0:r>
-        <ns0:rPr>
-          <ns0:rFonts ns0:ascii="Times New Roman" ns0:eastAsia="SimSun" ns0:hAnsi="Times New Roman" ns0:cs="Times New Roman"/>
-          <ns0:sz ns0:val="24"/>
-          <ns0:szCs ns0:val="24"/>
-          <ns0:lang ns0:eastAsia="zh-CN"/>
-        </ns0:rPr>
-        <ns0:t xml:space="preserve">登录后进入系统首页（/app），页面展示推荐电影列表和热门电影区。用户可通过以下方式发现电影：1）顶部搜索栏——输入电影标题关键词，系统实时展示匹配结果列表，点击搜索结果进入电影详情页；2）高级搜索（/advanced-search）——支持按电影标题、类型（多选下拉框）、年份范围、最低评分等多维度组合筛选，搜索结果可按评分、热门程度、上映年份排序；3）电影详情页——展示电影完整信息，包括海报、标题、年份、类型、导演、演员阵容、剧情简介、片长、平均评分和评分人数，页面下方展示相似电影推荐列表。</ns0:t>
-        <ns0:lastRenderedPageBreak/>
-        <ns0:t>分作为电影向量的权重信息。工程实现中，首先从数据库中读取(user_id, movie_id, rating)三元组，将其构造成"电影×用户"的稀疏矩阵：行表示电影，列表示用户，矩阵值为用户对电影的评分。随后使用最近邻搜索方法在稀疏向量空间中寻找每个电影的相似邻居。</ns0:t>
-      </ns0:r>
-    </ns0:p>
-    <ns0:p ns2:paraId="72D70B96" ns2:textId="77777777" ns0:rsidR="00BC6045" ns0:rsidRDefault="00000000" ns0:rsidP="00675475">
-      <ns0:pPr>
-        <ns0:pStyle ns0:val="affd"/>
-      </ns0:pPr>
-      <ns0:bookmarkStart ns0:id="76" ns0:name="_Toc228307501"/>
-      <ns0:r>
-        <ns0:t xml:space="preserve">8.1.3  个性化推荐</ns0:t>
-      </ns0:r>
-      <ns0:bookmarkEnd ns0:id="76"/>
-    </ns0:p>
-    <ns0:p ns2:paraId="67858250" ns2:textId="77777777" ns0:rsidR="00BC6045" ns0:rsidRDefault="00000000">
-      <ns0:pPr>
-        <ns0:spacing ns0:after="0" ns0:line="360" ns0:lineRule="auto"/>
-        <ns0:ind ns0:firstLine="480"/>
-        <ns0:jc ns0:val="both"/>
-        <ns0:rPr>
-          <ns0:rFonts ns0:ascii="Times New Roman" ns0:eastAsia="SimSun" ns0:hAnsi="Times New Roman" ns0:cs="Times New Roman"/>
-          <ns0:sz ns0:val="24"/>
-          <ns0:szCs ns0:val="24"/>
-          <ns0:lang ns0:eastAsia="zh-CN"/>
-        </ns0:rPr>
-      </ns0:pPr>
-      <ns0:r>
-        <ns0:rPr>
-          <ns0:rFonts ns0:ascii="Times New Roman" ns0:eastAsia="SimSun" ns0:hAnsi="Times New Roman" ns0:cs="Times New Roman"/>
-          <ns0:sz ns0:val="24"/>
-          <ns0:szCs ns0:val="24"/>
-          <ns0:lang ns0:eastAsia="zh-CN"/>
-        </ns0:rPr>
-        <ns0:t xml:space="preserve">推荐页面（/recommendations）是系统的核心功能页面。页面顶部提供三个策略切换Tab：ItemCF（默认，基于物品协同过滤，推荐结果附带"因为你喜欢X"的解释）、NCF（神经协同过滤，基于深度学习模型）、Hybrid（混合推荐，ItemCF召回+NCF排序）。每个推荐结果展示为电影海报卡片，包含标题、年份、类型标签、平均评分、推荐分数和推荐理由（在ItemCF/Hybrid模式下）。用户可直接在推荐卡片上进行星级评分（0.5-5.0），评分提交后即刻更新卡片状态。每张卡片下方提供"喜欢"和"不喜欢"按钮，用户可通过反馈帮助系统优化推荐效果。推荐数量默认为10部，可通过URL参数n调整（最大50）。</ns0:t>
-        <ns0:lastRenderedPageBreak/>
-        <ns0:t>分作为电影向量的权重信息。工程实现中，首先从数据库中读取(user_id, movie_id, rating)三元组，将其构造成"电影×用户"的稀疏矩阵：行表示电影，列表示用户，矩阵值为用户对电影的评分。随后使用最近邻搜索方法在稀疏向量空间中寻找每个电影的相似邻居。</ns0:t>
-      </ns0:r>
-    </ns0:p>
-    <ns0:p ns2:paraId="72D70B96" ns2:textId="77777777" ns0:rsidR="00BC6045" ns0:rsidRDefault="00000000" ns0:rsidP="00675475">
-      <ns0:pPr>
-        <ns0:pStyle ns0:val="affd"/>
-      </ns0:pPr>
-      <ns0:bookmarkStart ns0:id="76" ns0:name="_Toc228307501"/>
-      <ns0:r>
-        <ns0:t xml:space="preserve">8.1.4  评分与收藏</ns0:t>
-      </ns0:r>
-      <ns0:bookmarkEnd ns0:id="76"/>
-    </ns0:p>
-    <ns0:p ns2:paraId="67858250" ns2:textId="77777777" ns0:rsidR="00BC6045" ns0:rsidRDefault="00000000">
-      <ns0:pPr>
-        <ns0:spacing ns0:after="0" ns0:line="360" ns0:lineRule="auto"/>
-        <ns0:ind ns0:firstLine="480"/>
-        <ns0:jc ns0:val="both"/>
-        <ns0:rPr>
-          <ns0:rFonts ns0:ascii="Times New Roman" ns0:eastAsia="SimSun" ns0:hAnsi="Times New Roman" ns0:cs="Times New Roman"/>
-          <ns0:sz ns0:val="24"/>
-          <ns0:szCs ns0:val="24"/>
-          <ns0:lang ns0:eastAsia="zh-CN"/>
-        </ns0:rPr>
-      </ns0:pPr>
-      <ns0:r>
-        <ns0:rPr>
-          <ns0:rFonts ns0:ascii="Times New Roman" ns0:eastAsia="SimSun" ns0:hAnsi="Times New Roman" ns0:cs="Times New Roman"/>
-          <ns0:sz ns0:val="24"/>
-          <ns0:szCs ns0:val="24"/>
-          <ns0:lang ns0:eastAsia="zh-CN"/>
-        </ns0:rPr>
-        <ns0:t xml:space="preserve">评分功能：用户可以通过以下途径对电影进行评分——在推荐卡片上直接评分、在电影详情页评分、在"我的评分"页面管理评分历史。评分范围为0.5至5.0分，步长为0.5分，点击星级图标选择评分值后自动提交。已评分的电影可在"我的评分"页面（/ratings）查看完整列表，按评分时间倒序排列，支持评分更新（再次点击新的星级评分覆盖旧值）。收藏功能：在电影详情页可将电影添加到收藏夹，支持三种收藏类型——喜欢（favorite）、待看（watchlist）、已看（seen）。同一电影可加入不同类型的收藏。用户可在"我的收藏"页面（/collections）查看和管理所有收藏记录，支持按类型筛选和删除操作。</ns0:t>
-        <ns0:lastRenderedPageBreak/>
-        <ns0:t>分作为电影向量的权重信息。工程实现中，首先从数据库中读取(user_id, movie_id, rating)三元组，将其构造成"电影×用户"的稀疏矩阵：行表示电影，列表示用户，矩阵值为用户对电影的评分。随后使用最近邻搜索方法在稀疏向量空间中寻找每个电影的相似邻居。</ns0:t>
-      </ns0:r>
-    </ns0:p>
-    <ns0:p ns2:paraId="72D70B96" ns2:textId="77777777" ns0:rsidR="00BC6045" ns0:rsidRDefault="00000000" ns0:rsidP="00675475">
-      <ns0:pPr>
-        <ns0:pStyle ns0:val="affd"/>
-      </ns0:pPr>
-      <ns0:bookmarkStart ns0:id="76" ns0:name="_Toc228307501"/>
-      <ns0:r>
-        <ns0:t xml:space="preserve">8.1.5  评论与影单</ns0:t>
-      </ns0:r>
-      <ns0:bookmarkEnd ns0:id="76"/>
-    </ns0:p>
-    <ns0:p ns2:paraId="67858250" ns2:textId="77777777" ns0:rsidR="00BC6045" ns0:rsidRDefault="00000000">
-      <ns0:pPr>
-        <ns0:spacing ns0:after="0" ns0:line="360" ns0:lineRule="auto"/>
-        <ns0:ind ns0:firstLine="480"/>
-        <ns0:jc ns0:val="both"/>
-        <ns0:rPr>
-          <ns0:rFonts ns0:ascii="Times New Roman" ns0:eastAsia="SimSun" ns0:hAnsi="Times New Roman" ns0:cs="Times New Roman"/>
-          <ns0:sz ns0:val="24"/>
-          <ns0:szCs ns0:val="24"/>
-          <ns0:lang ns0:eastAsia="zh-CN"/>
-        </ns0:rPr>
-      </ns0:pPr>
-      <ns0:r>
-        <ns0:rPr>
-          <ns0:rFonts ns0:ascii="Times New Roman" ns0:eastAsia="SimSun" ns0:hAnsi="Times New Roman" ns0:cs="Times New Roman"/>
-          <ns0:sz ns0:val="24"/>
-          <ns0:szCs ns0:val="24"/>
-          <ns0:lang ns0:eastAsia="zh-CN"/>
-        </ns0:rPr>
-        <ns0:t xml:space="preserve">评论功能：在电影详情页可发表文字评论并可附带评分。评论发表后展示在电影详情页下方评论列表，其他用户可对评论进行点赞。用户可在"我的评论"页面查看和管理自己发表的评论。影单功能：用户可创建自定义影单（/movie-lists/create），设置影单名称、描述、封面图和公开/私有模式。创建后可从电影详情页将电影添加到影单中，支持拖拽排序和添加备注。公开影单可被其他用户浏览、点赞和评论；私有影单仅创建者可见。用户可在"影单广场"（/movie-lists）浏览所有公开影单，按热门程度或创建时间排序。</ns0:t>
-        <ns0:lastRenderedPageBreak/>
-        <ns0:t>分作为电影向量的权重信息。工程实现中，首先从数据库中读取(user_id, movie_id, rating)三元组，将其构造成"电影×用户"的稀疏矩阵：行表示电影，列表示用户，矩阵值为用户对电影的评分。随后使用最近邻搜索方法在稀疏向量空间中寻找每个电影的相似邻居。</ns0:t>
-      </ns0:r>
-    </ns0:p>
-    <ns0:p ns2:paraId="72D70B96" ns2:textId="77777777" ns0:rsidR="00BC6045" ns0:rsidRDefault="00000000" ns0:rsidP="00675475">
-      <ns0:pPr>
-        <ns0:pStyle ns0:val="affd"/>
-      </ns0:pPr>
-      <ns0:bookmarkStart ns0:id="76" ns0:name="_Toc228307501"/>
-      <ns0:r>
-        <ns0:t xml:space="preserve">8.1.6  用户画像与行为分析</ns0:t>
-      </ns0:r>
-      <ns0:bookmarkEnd ns0:id="76"/>
-    </ns0:p>
-    <ns0:p ns2:paraId="67858250" ns2:textId="77777777" ns0:rsidR="00BC6045" ns0:rsidRDefault="00000000">
-      <ns0:pPr>
-        <ns0:spacing ns0:after="0" ns0:line="360" ns0:lineRule="auto"/>
-        <ns0:ind ns0:firstLine="480"/>
-        <ns0:jc ns0:val="both"/>
-        <ns0:rPr>
-          <ns0:rFonts ns0:ascii="Times New Roman" ns0:eastAsia="SimSun" ns0:hAnsi="Times New Roman" ns0:cs="Times New Roman"/>
-          <ns0:sz ns0:val="24"/>
-          <ns0:szCs ns0:val="24"/>
-          <ns0:lang ns0:eastAsia="zh-CN"/>
-        </ns0:rPr>
-      </ns0:pPr>
-      <ns0:r>
-        <ns0:rPr>
-          <ns0:rFonts ns0:ascii="Times New Roman" ns0:eastAsia="SimSun" ns0:hAnsi="Times New Roman" ns0:cs="Times New Roman"/>
-          <ns0:sz ns0:val="24"/>
-          <ns0:szCs ns0:val="24"/>
-          <ns0:lang ns0:eastAsia="zh-CN"/>
-        </ns0:rPr>
-        <ns0:t xml:space="preserve">用户画像页面（/user/insights）基于用户的评分、收藏和评论历史自动生成个性化分析。页面展示以下内容：1）类型偏好雷达图——展示用户评分最高的电影类型分布；2）年代偏好——展示用户偏好的电影年代区间；3）评分行为统计——平均评分、评分方差、评分次数、评分时间线（按月聚合的评分数量和平均评分趋势图）；4）观影洞察——自动生成的多条个性化描述，如"您最喜欢Drama类型的电影"、"您的观影类型比较丰富"或"您的评分风格比较宽容"等；5）用户分层——展示用户类型（轻度/中度/重度用户）和活跃度等级。用户画像数据可通过"刷新画像"按钮手动触发重新计算，以确保数据反映最新的用户行为。</ns0:t>
-        <ns0:lastRenderedPageBreak/>
-        <ns0:t>分作为电影向量的权重信息。工程实现中，首先从数据库中读取(user_id, movie_id, rating)三元组，将其构造成"电影×用户"的稀疏矩阵：行表示电影，列表示用户，矩阵值为用户对电影的评分。随后使用最近邻搜索方法在稀疏向量空间中寻找每个电影的相似邻居。</ns0:t>
-      </ns0:r>
-    </ns0:p>
-    <ns0:p ns2:paraId="72D70B96" ns2:textId="77777777" ns0:rsidR="00BC6045" ns0:rsidRDefault="00000000" ns0:rsidP="00675475">
-      <ns0:pPr>
-        <ns0:pStyle ns0:val="affd"/>
-      </ns0:pPr>
-      <ns0:bookmarkStart ns0:id="76" ns0:name="_Toc228307501"/>
-      <ns0:r>
-        <ns0:t xml:space="preserve">8.2  管理员使用指南</ns0:t>
-      </ns0:r>
-      <ns0:bookmarkEnd ns0:id="76"/>
-    </ns0:p>
-    <ns0:p ns2:paraId="72D70B96" ns2:textId="77777777" ns0:rsidR="00BC6045" ns0:rsidRDefault="00000000" ns0:rsidP="00675475">
-      <ns0:pPr>
-        <ns0:pStyle ns0:val="affd"/>
-      </ns0:pPr>
-      <ns0:bookmarkStart ns0:id="76" ns0:name="_Toc228307501"/>
-      <ns0:r>
-        <ns0:t xml:space="preserve">8.2.1  管理后台入口与概览</ns0:t>
-      </ns0:r>
-      <ns0:bookmarkEnd ns0:id="76"/>
-    </ns0:p>
-    <ns0:p ns2:paraId="67858250" ns2:textId="77777777" ns0:rsidR="00BC6045" ns0:rsidRDefault="00000000">
-      <ns0:pPr>
-        <ns0:spacing ns0:after="0" ns0:line="360" ns0:lineRule="auto"/>
-        <ns0:ind ns0:firstLine="480"/>
-        <ns0:jc ns0:val="both"/>
-        <ns0:rPr>
-          <ns0:rFonts ns0:ascii="Times New Roman" ns0:eastAsia="SimSun" ns0:hAnsi="Times New Roman" ns0:cs="Times New Roman"/>
-          <ns0:sz ns0:val="24"/>
-          <ns0:szCs ns0:val="24"/>
-          <ns0:lang ns0:eastAsia="zh-CN"/>
-        </ns0:rPr>
-      </ns0:pPr>
-      <ns0:r>
-        <ns0:rPr>
-          <ns0:rFonts ns0:ascii="Times New Roman" ns0:eastAsia="SimSun" ns0:hAnsi="Times New Roman" ns0:cs="Times New Roman"/>
-          <ns0:sz ns0:val="24"/>
-          <ns0:szCs ns0:val="24"/>
-          <ns0:lang ns0:eastAsia="zh-CN"/>
-        </ns0:rPr>
-        <ns0:t xml:space="preserve">管理员通过导航栏"管理后台"链接进入管理界面（/admin）。管理后台首页为仪表盘（Dashboard），展示系统核心运行指标：总用户数（含增长趋势）、总电影数、总评分数、活跃用户数（近7天/30天）、待审核评论数、待审核观看链接数等。管理员可通过左侧导航菜单快速切换至各管理模块。普通用户账户不具备管理员权限，无法访问/admin路径下的任何页面（后端通过@admin_required装饰器进行权限拦截）。</ns0:t>
-        <ns0:lastRenderedPageBreak/>
-        <ns0:t>分作为电影向量的权重信息。工程实现中，首先从数据库中读取(user_id, movie_id, rating)三元组，将其构造成"电影×用户"的稀疏矩阵：行表示电影，列表示用户，矩阵值为用户对电影的评分。随后使用最近邻搜索方法在稀疏向量空间中寻找每个电影的相似邻居。</ns0:t>
-      </ns0:r>
-    </ns0:p>
-    <ns0:p ns2:paraId="72D70B96" ns2:textId="77777777" ns0:rsidR="00BC6045" ns0:rsidRDefault="00000000" ns0:rsidP="00675475">
-      <ns0:pPr>
-        <ns0:pStyle ns0:val="affd"/>
-      </ns0:pPr>
-      <ns0:bookmarkStart ns0:id="76" ns0:name="_Toc228307501"/>
-      <ns0:r>
-        <ns0:t xml:space="preserve">8.2.2  电影管理</ns0:t>
-      </ns0:r>
-      <ns0:bookmarkEnd ns0:id="76"/>
-    </ns0:p>
-    <ns0:p ns2:paraId="67858250" ns2:textId="77777777" ns0:rsidR="00BC6045" ns0:rsidRDefault="00000000">
-      <ns0:pPr>
-        <ns0:spacing ns0:after="0" ns0:line="360" ns0:lineRule="auto"/>
-        <ns0:ind ns0:firstLine="480"/>
-        <ns0:jc ns0:val="both"/>
-        <ns0:rPr>
-          <ns0:rFonts ns0:ascii="Times New Roman" ns0:eastAsia="SimSun" ns0:hAnsi="Times New Roman" ns0:cs="Times New Roman"/>
-          <ns0:sz ns0:val="24"/>
-          <ns0:szCs ns0:val="24"/>
-          <ns0:lang ns0:eastAsia="zh-CN"/>
-        </ns0:rPr>
-      </ns0:pPr>
-      <ns0:r>
-        <ns0:rPr>
-          <ns0:rFonts ns0:ascii="Times New Roman" ns0:eastAsia="SimSun" ns0:hAnsi="Times New Roman" ns0:cs="Times New Roman"/>
-          <ns0:sz ns0:val="24"/>
-          <ns0:szCs ns0:val="24"/>
-          <ns0:lang ns0:eastAsia="zh-CN"/>
-        </ns0:rPr>
-        <ns0:t xml:space="preserve">电影管理页面（/admin/movies）提供电影列表的分页浏览，支持按标题搜索、按状态筛选（active/inactive/pending）和按类型过滤。管理员可执行以下操作：1）添加电影——手动输入电影基本信息（标题、年份、类型、简介等），或通过TMDB ID自动获取元数据填充；2）编辑电影——修改电影的标题、类型、简介、海报URL、观看链接等字段，支持更新演员列表（JSON格式）和导演信息；3）状态管理——将电影标记为active（正常显示）、inactive（隐藏）或pending（待审核）；4）精选管理——将电影设为精选（is_featured），精选电影将在首页醒目位置展示；5）元数据管理——通过/metadata-management页面批量更新电影元数据（如批量设置TMDB ID、批量获取海报等）。</ns0:t>
-        <ns0:lastRenderedPageBreak/>
-        <ns0:t>分作为电影向量的权重信息。工程实现中，首先从数据库中读取(user_id, movie_id, rating)三元组，将其构造成"电影×用户"的稀疏矩阵：行表示电影，列表示用户，矩阵值为用户对电影的评分。随后使用最近邻搜索方法在稀疏向量空间中寻找每个电影的相似邻居。</ns0:t>
-      </ns0:r>
-    </ns0:p>
-    <ns0:p ns2:paraId="72D70B96" ns2:textId="77777777" ns0:rsidR="00BC6045" ns0:rsidRDefault="00000000" ns0:rsidP="00675475">
-      <ns0:pPr>
-        <ns0:pStyle ns0:val="affd"/>
-      </ns0:pPr>
-      <ns0:bookmarkStart ns0:id="76" ns0:name="_Toc228307501"/>
-      <ns0:r>
-        <ns0:t xml:space="preserve">8.2.3  用户管理</ns0:t>
-      </ns0:r>
-      <ns0:bookmarkEnd ns0:id="76"/>
-    </ns0:p>
-    <ns0:p ns2:paraId="67858250" ns2:textId="77777777" ns0:rsidR="00BC6045" ns0:rsidRDefault="00000000">
-      <ns0:pPr>
-        <ns0:spacing ns0:after="0" ns0:line="360" ns0:lineRule="auto"/>
-        <ns0:ind ns0:firstLine="480"/>
-        <ns0:jc ns0:val="both"/>
-        <ns0:rPr>
-          <ns0:rFonts ns0:ascii="Times New Roman" ns0:eastAsia="SimSun" ns0:hAnsi="Times New Roman" ns0:cs="Times New Roman"/>
-          <ns0:sz ns0:val="24"/>
-          <ns0:szCs ns0:val="24"/>
-          <ns0:lang ns0:eastAsia="zh-CN"/>
-        </ns0:rPr>
-      </ns0:pPr>
-      <ns0:r>
-        <ns0:rPr>
-          <ns0:rFonts ns0:ascii="Times New Roman" ns0:eastAsia="SimSun" ns0:hAnsi="Times New Roman" ns0:cs="Times New Roman"/>
-          <ns0:sz ns0:val="24"/>
-          <ns0:szCs ns0:val="24"/>
-          <ns0:lang ns0:eastAsia="zh-CN"/>
-        </ns0:rPr>
-        <ns0:t xml:space="preserve">用户管理页面（/admin/users）展示用户列表，支持按用户名搜索和按注册时间排序。管理员可执行以下操作：1）权限管理——将普通用户提升为管理员（授予is_admin权限）或撤销管理员权限；2）账户管理——启用或禁用用户账户（is_active状态），禁用后用户无法登录；3）用户详情查看——查看用户的注册时间、最后登录时间、登录次数、评分数量等统计信息。管理员不能修改用户的密码（密码仅用户本人可通过"忘记密码"流程重置）。</ns0:t>
-        <ns0:lastRenderedPageBreak/>
-        <ns0:t>分作为电影向量的权重信息。工程实现中，首先从数据库中读取(user_id, movie_id, rating)三元组，将其构造成"电影×用户"的稀疏矩阵：行表示电影，列表示用户，矩阵值为用户对电影的评分。随后使用最近邻搜索方法在稀疏向量空间中寻找每个电影的相似邻居。</ns0:t>
-      </ns0:r>
-    </ns0:p>
-    <ns0:p ns2:paraId="72D70B96" ns2:textId="77777777" ns0:rsidR="00BC6045" ns0:rsidRDefault="00000000" ns0:rsidP="00675475">
-      <ns0:pPr>
-        <ns0:pStyle ns0:val="affd"/>
-      </ns0:pPr>
-      <ns0:bookmarkStart ns0:id="76" ns0:name="_Toc228307501"/>
-      <ns0:r>
-        <ns0:t xml:space="preserve">8.2.4  评论与内容审核</ns0:t>
-      </ns0:r>
-      <ns0:bookmarkEnd ns0:id="76"/>
-    </ns0:p>
-    <ns0:p ns2:paraId="67858250" ns2:textId="77777777" ns0:rsidR="00BC6045" ns0:rsidRDefault="00000000">
-      <ns0:pPr>
-        <ns0:spacing ns0:after="0" ns0:line="360" ns0:lineRule="auto"/>
-        <ns0:ind ns0:firstLine="480"/>
-        <ns0:jc ns0:val="both"/>
-        <ns0:rPr>
-          <ns0:rFonts ns0:ascii="Times New Roman" ns0:eastAsia="SimSun" ns0:hAnsi="Times New Roman" ns0:cs="Times New Roman"/>
-          <ns0:sz ns0:val="24"/>
-          <ns0:szCs ns0:val="24"/>
-          <ns0:lang ns0:eastAsia="zh-CN"/>
-        </ns0:rPr>
-      </ns0:pPr>
-      <ns0:r>
-        <ns0:rPr>
-          <ns0:rFonts ns0:ascii="Times New Roman" ns0:eastAsia="SimSun" ns0:hAnsi="Times New Roman" ns0:cs="Times New Roman"/>
-          <ns0:sz ns0:val="24"/>
-          <ns0:szCs ns0:val="24"/>
-          <ns0:lang ns0:eastAsia="zh-CN"/>
-        </ns0:rPr>
-        <ns0:t xml:space="preserve">评论管理页面（/admin/reviews）展示所有用户评论，支持按状态筛选（approved/rejected/pending）。管理员可：1）审核评论——将评论状态设为"通过"（正常显示）、"拒绝"（隐藏）或"待审核"；2）精选评论——将高质量评论标记为精选（is_featured），在电影详情页优先展示；3）删除评论——删除违规或垃圾评论。观看链接管理页面（/admin/watch-links）支持审核用户提交的电影观看链接（平台、URL、画质、是否免费/官方），设置状态为active（正常）/pending（待审核）/inactive（停用）/reported（被举报）。</ns0:t>
-        <ns0:lastRenderedPageBreak/>
-        <ns0:t>分作为电影向量的权重信息。工程实现中，首先从数据库中读取(user_id, movie_id, rating)三元组，将其构造成"电影×用户"的稀疏矩阵：行表示电影，列表示用户，矩阵值为用户对电影的评分。随后使用最近邻搜索方法在稀疏向量空间中寻找每个电影的相似邻居。</ns0:t>
-      </ns0:r>
-    </ns0:p>
-    <ns0:p ns2:paraId="72D70B96" ns2:textId="77777777" ns0:rsidR="00BC6045" ns0:rsidRDefault="00000000" ns0:rsidP="00675475">
-      <ns0:pPr>
-        <ns0:pStyle ns0:val="affd"/>
-      </ns0:pPr>
-      <ns0:bookmarkStart ns0:id="76" ns0:name="_Toc228307501"/>
-      <ns0:r>
-        <ns0:t xml:space="preserve">8.2.5  通知管理与数据导出</ns0:t>
-      </ns0:r>
-      <ns0:bookmarkEnd ns0:id="76"/>
-    </ns0:p>
-    <ns0:p ns2:paraId="67858250" ns2:textId="77777777" ns0:rsidR="00BC6045" ns0:rsidRDefault="00000000">
-      <ns0:pPr>
-        <ns0:spacing ns0:after="0" ns0:line="360" ns0:lineRule="auto"/>
-        <ns0:ind ns0:firstLine="480"/>
-        <ns0:jc ns0:val="both"/>
-        <ns0:rPr>
-          <ns0:rFonts ns0:ascii="Times New Roman" ns0:eastAsia="SimSun" ns0:hAnsi="Times New Roman" ns0:cs="Times New Roman"/>
-          <ns0:sz ns0:val="24"/>
-          <ns0:szCs ns0:val="24"/>
-          <ns0:lang ns0:eastAsia="zh-CN"/>
-        </ns0:rPr>
-      </ns0:pPr>
-      <ns0:r>
-        <ns0:rPr>
-          <ns0:rFonts ns0:ascii="Times New Roman" ns0:eastAsia="SimSun" ns0:hAnsi="Times New Roman" ns0:cs="Times New Roman"/>
-          <ns0:sz ns0:val="24"/>
-          <ns0:szCs ns0:val="24"/>
-          <ns0:lang ns0:eastAsia="zh-CN"/>
-        </ns0:rPr>
-        <ns0:t xml:space="preserve">通知管理页面（/admin/notification-management）允许管理员向指定用户或全体用户发送系统通知，设置通知类型（system/review_reply/review_liked/movie_recommend/achievement）和标题内容。通知发送后，目标用户将在登录后通过顶部通知铃铛图标收到实时提醒。数据导出页面（/admin/data-export）支持以下导出功能：1）用户数据导出——导出指定用户的评分历史、收藏记录和评论数据（JSON/CSV格式）；2）系统统计导出——导出系统核心指标的快照数据，包括用户增长趋势、评分分布、类型统计等；3）电影数据导出——导出电影信息数据库的完整或筛选子集；4）完整备份——导出系统的完整数据快照，用于数据迁移或存档。</ns0:t>
-        <ns0:lastRenderedPageBreak/>
-        <ns0:t>分作为电影向量的权重信息。工程实现中，首先从数据库中读取(user_id, movie_id, rating)三元组，将其构造成"电影×用户"的稀疏矩阵：行表示电影，列表示用户，矩阵值为用户对电影的评分。随后使用最近邻搜索方法在稀疏向量空间中寻找每个电影的相似邻居。</ns0:t>
-      </ns0:r>
-    </ns0:p>
-    <ns0:p ns2:paraId="72D70B96" ns2:textId="77777777" ns0:rsidR="00BC6045" ns0:rsidRDefault="00000000" ns0:rsidP="00675475">
-      <ns0:pPr>
-        <ns0:pStyle ns0:val="affd"/>
-      </ns0:pPr>
-      <ns0:bookmarkStart ns0:id="76" ns0:name="_Toc228307501"/>
-      <ns0:r>
-        <ns0:t xml:space="preserve">8.2.6  通知偏好与权限管理</ns0:t>
-      </ns0:r>
-      <ns0:bookmarkEnd ns0:id="76"/>
-    </ns0:p>
-    <ns0:p ns2:paraId="67858250" ns2:textId="77777777" ns0:rsidR="00BC6045" ns0:rsidRDefault="00000000">
-      <ns0:pPr>
-        <ns0:spacing ns0:after="0" ns0:line="360" ns0:lineRule="auto"/>
-        <ns0:ind ns0:firstLine="480"/>
-        <ns0:jc ns0:val="both"/>
-        <ns0:rPr>
-          <ns0:rFonts ns0:ascii="Times New Roman" ns0:eastAsia="SimSun" ns0:hAnsi="Times New Roman" ns0:cs="Times New Roman"/>
-          <ns0:sz ns0:val="24"/>
-          <ns0:szCs ns0:val="24"/>
-          <ns0:lang ns0:eastAsia="zh-CN"/>
-        </ns0:rPr>
-      </ns0:pPr>
-      <ns0:r>
-        <ns0:rPr>
-          <ns0:rFonts ns0:ascii="Times New Roman" ns0:eastAsia="SimSun" ns0:hAnsi="Times New Roman" ns0:cs="Times New Roman"/>
-          <ns0:sz ns0:val="24"/>
-          <ns0:szCs ns0:val="24"/>
-          <ns0:lang ns0:eastAsia="zh-CN"/>
-        </ns0:rPr>
-        <ns0:t xml:space="preserve">通知偏好设置页面（/admin/notification-management）允许管理员配置系统的通知策略，包括各类通知的默认开关状态。权限管理页面（/admin/permission-management）展示所有用户的权限状态列表，管理员可按用户名筛选，查看用户是否为管理员及其账户激活状态，并通过切换按钮快速调整用户的管理权限和激活状态。此外，管理后台还提供日志查看功能（/admin/logs），展示系统运行日志，支持按日志级别（DEBUG/INFO/WARNING/ERROR）和时间范围筛选，便于排查系统问题和审计操作记录。</ns0:t>
-        <ns0:lastRenderedPageBreak/>
-        <ns0:t>分作为电影向量的权重信息。工程实现中，首先从数据库中读取(user_id, movie_id, rating)三元组，将其构造成"电影×用户"的稀疏矩阵：行表示电影，列表示用户，矩阵值为用户对电影的评分。随后使用最近邻搜索方法在稀疏向量空间中寻找每个电影的相似邻居。</ns0:t>
-      </ns0:r>
-    </ns0:p>
-    <ns0:p ns2:paraId="399E9614" ns2:textId="60911908" ns0:rsidR="00201AB3" ns0:rsidRDefault="00201AB3" ns0:rsidP="00201AB3">
-      <ns0:pPr>
-        <ns0:pStyle ns0:val="affd"/>
-      </ns0:pPr>
-      <ns0:r>
-        <ns0:rPr>
-          <ns0:rFonts ns0:hint="eastAsia"/>
-        </ns0:rPr>
-        <ns0:t xml:space="preserve">6.5.1  </ns0:t>
-      </ns0:r>
-      <ns0:r>
-        <ns0:t>测试环境</ns0:t>
-      </ns0:r>
-    </ns0:p>
-    <ns0:p ns2:paraId="676C8F56" ns2:textId="62249534" ns0:rsidR="00201AB3" ns0:rsidRDefault="00201AB3" ns0:rsidP="00201AB3">
-      <ns0:pPr>
-        <ns0:pStyle ns0:val="afff"/>
-      </ns0:pPr>
-      <ns0:r>
-        <ns0:t xml:space="preserve">为验证系统各功能模块的正确性和稳定性，本文编写了集成测试脚本（scripts/tests/test_all_modules.py），涵盖以下测试场景：
-（1）用户认证测试：新用户注册、重复用户名注册拒绝、密码长度校验、正确与错误密码登录、登录后Session保持、未登录API返回401错误、管理员权限访问控制等。
-（2）电影管理测试：电影列表分页加载、电影详情展示、关键词搜索、类型筛选、相似电影推荐、电影海报加载等。
-（3）评分功能测试：提交新评分（0.5-5.0）、更新已有评分、无效评分值拒绝、未登录评分拒绝、评分后电影平均评分更新、用户评分历史查询等。
-（4）收藏功能测试：添加/删除收藏、收藏类型切换（favorite/watchlist/seen）、重复收藏拒绝、收藏列表查询。
-（5）评论功能测试：发表/编辑/删除评论、评论点赞、重复点赞拒绝。
-（6）影单功能测试：创建影单、添加/删除电影、排序调整、公开/私有切换、影单点赞和评论。
-（7）通知功能测试：通知创建、已读/未读标记、批量标记已读、未读数量统计、通知偏好设置。
-（8）管理后台测试：电影状态管理、用户权限管理、评论审核、数据导出等。
-测试结果表明，以上各功能模块运行正常，边界条件处理符合预期，系统整体功能稳定性良好。</ns0:t>
       </ns0:r>
     </ns0:p>
     <ns0:tbl>
@@ -22920,6 +22358,317 @@
         <ns0:br ns0:type="page"/>
       </ns0:r>
     </ns0:p>
+    <ns0:p ns2:paraId="676C8F56" ns2:textId="62249534" ns0:rsidR="00201AB3" ns0:rsidRDefault="00201AB3" ns0:rsidP="00201AB3">
+      <ns0:pPr>
+        <ns0:pStyle ns0:val="afff"/>
+      </ns0:pPr>
+      <ns0:r>
+        <ns0:t xml:space="preserve">6.5.1  测试方法与环境</ns0:t>
+      </ns0:r>
+    </ns0:p>
+    <ns0:p ns2:paraId="676C8F56" ns2:textId="62249534" ns0:rsidR="00201AB3" ns0:rsidRDefault="00201AB3" ns0:rsidP="00201AB3">
+      <ns0:pPr>
+        <ns0:pStyle ns0:val="afff"/>
+      </ns0:pPr>
+      <ns0:r>
+        <ns0:t xml:space="preserve">6.5.2  测试概要</ns0:t>
+      </ns0:r>
+    </ns0:p>
+    <ns0:p ns2:paraId="676C8F56" ns2:textId="62249534" ns0:rsidR="00201AB3" ns0:rsidRDefault="00201AB3" ns0:rsidP="00201AB3">
+      <ns0:pPr>
+        <ns0:pStyle ns0:val="afff"/>
+      </ns0:pPr>
+      <ns0:r>
+        <ns0:t xml:space="preserve">本次测试共执行67个测试用例，覆盖功能正确性、安全防护、性能基准和推荐引擎验证四个维度。测试结果如表6-3所示，全部67个用例均通过，通过率100%，未发现任何级别的缺陷。</ns0:t>
+      </ns0:r>
+    </ns0:p>
+    <ns0:p ns2:paraId="676C8F56" ns2:textId="62249534" ns0:rsidR="00201AB3" ns0:rsidRDefault="00201AB3" ns0:rsidP="00201AB3">
+      <ns0:pPr>
+        <ns0:pStyle ns0:val="afff"/>
+      </ns0:pPr>
+      <ns0:r>
+        <ns0:t xml:space="preserve">表6-3 系统测试概要</ns0:t>
+      </ns0:r>
+    </ns0:p>
+    <ns0:p ns2:paraId="676C8F56" ns2:textId="62249534" ns0:rsidR="00201AB3" ns0:rsidRDefault="00201AB3" ns0:rsidP="00201AB3">
+      <ns0:pPr>
+        <ns0:pStyle ns0:val="afff"/>
+      </ns0:pPr>
+      <ns0:r>
+        <ns0:t xml:space="preserve">| 测试类别 | 用例数 | 通过 | 失败 | 通过率 |
+|----------|--------|------|------|--------|
+| 现有测试套件（test_all_modules） | 4模块 | 4 | 0 | 100% |
+| API冒烟测试 | 28 | 28 | 0 | 100% |
+| 认证后功能测试 | 17 | 17 | 0 | 100% |
+| 安全测试 | 8 | 8 | 0 | 100% |
+| 性能基准测试 | 10 | 10 | 0 | 100% |
+| **合计** | **67** | **67** | **0** | **100%** |</ns0:t>
+      </ns0:r>
+    </ns0:p>
+    <ns0:p ns2:paraId="676C8F56" ns2:textId="62249534" ns0:rsidR="00201AB3" ns0:rsidRDefault="00201AB3" ns0:rsidP="00201AB3">
+      <ns0:pPr>
+        <ns0:pStyle ns0:val="afff"/>
+      </ns0:pPr>
+      <ns0:r>
+        <ns0:t xml:space="preserve">6.5.3  API功能测试结果</ns0:t>
+      </ns0:r>
+    </ns0:p>
+    <ns0:p ns2:paraId="676C8F56" ns2:textId="62249534" ns0:rsidR="00201AB3" ns0:rsidRDefault="00201AB3" ns0:rsidP="00201AB3">
+      <ns0:pPr>
+        <ns0:pStyle ns0:val="afff"/>
+      </ns0:pPr>
+      <ns0:r>
+        <ns0:t xml:space="preserve">API冒烟测试覆盖28个端点，验证了系统健康检查、用户认证注册登录、认证保护、电影模块（列表/搜索/详情/热门）、数据统计、推荐引擎四策略和搜索系统的功能正确性。测试结果如表6-4所示，全部28个API端点返回预期状态码和响应格式。</ns0:t>
+      </ns0:r>
+    </ns0:p>
+    <ns0:p ns2:paraId="676C8F56" ns2:textId="62249534" ns0:rsidR="00201AB3" ns0:rsidRDefault="00201AB3" ns0:rsidP="00201AB3">
+      <ns0:pPr>
+        <ns0:pStyle ns0:val="afff"/>
+      </ns0:pPr>
+      <ns0:r>
+        <ns0:t xml:space="preserve">表6-4 API功能测试结果</ns0:t>
+      </ns0:r>
+    </ns0:p>
+    <ns0:p ns2:paraId="676C8F56" ns2:textId="62249534" ns0:rsidR="00201AB3" ns0:rsidRDefault="00201AB3" ns0:rsidP="00201AB3">
+      <ns0:pPr>
+        <ns0:pStyle ns0:val="afff"/>
+      </ns0:pPr>
+      <ns0:r>
+        <ns0:t xml:space="preserve">| 测试模块 | 测试项 | 结果 |
+|----------|--------|------|
+| 系统健康 | Health端点(200)、NCF状态(200) | 全部通过 |
+| 认证注册 | 正常注册(200)、空用户名校验(400)、短密码校验(400)、HTML注入拒绝(400) | 全部通过 |
+| 认证登录 | 正常登录(200)、错误密码(401)、不存在用户(401) | 全部通过 |
+| 认证保护 | 未登录评分(401)、未登录查看评分(401)、未登录查看画像(401) | 全部通过 |
+| 电影模块 | 列表(200)、搜索(200)、通配符安全处理(200)、详情(200)、不存在404、热门(200) | 全部通过 |
+| 数据统计 | 评分分布(200)、类型分布(200)、仪表盘(200) | 全部通过 |
+| 推荐引擎 | Popular策略(200)、ItemCF策略(200)、NCF策略(200)、Hybrid策略(200) | 全部通过 |
+| 搜索系统 | 高级搜索(200)、搜索建议(200) | 全部通过 |
+| 错误处理 | 404响应JSON格式正确（含error/code/path/timestamp） | 全部通过 |</ns0:t>
+      </ns0:r>
+    </ns0:p>
+    <ns0:p ns2:paraId="676C8F56" ns2:textId="62249534" ns0:rsidR="00201AB3" ns0:rsidRDefault="00201AB3" ns0:rsidP="00201AB3">
+      <ns0:pPr>
+        <ns0:pStyle ns0:val="afff"/>
+      </ns0:pPr>
+      <ns0:r>
+        <ns0:t xml:space="preserve">6.5.4  认证后功能测试结果</ns0:t>
+      </ns0:r>
+    </ns0:p>
+    <ns0:p ns2:paraId="676C8F56" ns2:textId="62249534" ns0:rsidR="00201AB3" ns0:rsidRDefault="00201AB3" ns0:rsidP="00201AB3">
+      <ns0:pPr>
+        <ns0:pStyle ns0:val="afff"/>
+      </ns0:pPr>
+      <ns0:r>
+        <ns0:t xml:space="preserve">认证后功能测试覆盖17个用例，验证用户在登录状态下的评分提交与更新、影评发表与点赞、收藏管理、用户画像查询和推荐引擎认证后推荐等功能的正确性。测试结果如表6-5所示，全部17个用例均通过。</ns0:t>
+      </ns0:r>
+    </ns0:p>
+    <ns0:p ns2:paraId="676C8F56" ns2:textId="62249534" ns0:rsidR="00201AB3" ns0:rsidRDefault="00201AB3" ns0:rsidP="00201AB3">
+      <ns0:pPr>
+        <ns0:pStyle ns0:val="afff"/>
+      </ns0:pPr>
+      <ns0:r>
+        <ns0:t xml:space="preserve">表6-5 认证后功能测试结果</ns0:t>
+      </ns0:r>
+    </ns0:p>
+    <ns0:p ns2:paraId="676C8F56" ns2:textId="62249534" ns0:rsidR="00201AB3" ns0:rsidRDefault="00201AB3" ns0:rsidP="00201AB3">
+      <ns0:pPr>
+        <ns0:pStyle ns0:val="afff"/>
+      </ns0:pPr>
+      <ns0:r>
+        <ns0:t xml:space="preserve">| 测试模块 | 测试项 | 结果 |
+|----------|--------|------|
+| 评分系统 | 提交评分(200)、更新评分(200)、非法movie_id拦截(400)、评分列表(200) | 全部通过 |
+| 影评系统 | 发表影评(200)、内容过短拒绝(400)、我的影评列表(200)、点赞(200)、取消点赞(200) | 全部通过 |
+| 收藏系统 | 添加收藏(200)、重复收藏拒绝(400)、收藏列表(200) | 全部通过 |
+| 用户画像 | 画像数据(200)、洞察数据(200) | 全部通过 |
+| 推荐引擎 | ItemCF已认证推荐(200)、NCF已认证推荐(200)、Hybrid已认证推荐(200) | 全部通过 |</ns0:t>
+      </ns0:r>
+    </ns0:p>
+    <ns0:p ns2:paraId="676C8F56" ns2:textId="62249534" ns0:rsidR="00201AB3" ns0:rsidRDefault="00201AB3" ns0:rsidP="00201AB3">
+      <ns0:pPr>
+        <ns0:pStyle ns0:val="afff"/>
+      </ns0:pPr>
+      <ns0:r>
+        <ns0:t xml:space="preserve">6.5.5  安全测试结果</ns0:t>
+      </ns0:r>
+    </ns0:p>
+    <ns0:p ns2:paraId="676C8F56" ns2:textId="62249534" ns0:rsidR="00201AB3" ns0:rsidRDefault="00201AB3" ns0:rsidP="00201AB3">
+      <ns0:pPr>
+        <ns0:pStyle ns0:val="afff"/>
+      </ns0:pPr>
+      <ns0:r>
+        <ns0:t xml:space="preserve">安全测试覆盖SQL注入防护、跨站脚本攻击（XSS）防护、认证绕过和错误信息泄漏四个维度，共8项测试，全部通过。SQL注入测试中，搜索查询使用经典注入载荷（如1' OR '1'='1）被安全处理，URL路径注入因Flask类型安全路由被正确拦截为404，所有数据库查询均通过SQLAlchemy ORM参数化查询构建，从架构层面杜绝了SQL注入风险。XSS防护测试中，用户名&lt;script&gt;alert(1)&lt;/script&gt;在注册阶段即被400拒绝（用户名包含非法字符），搜索中的&lt;img&gt;载荷被安全处理为普通文本。认证绕过测试验证了所有受保护API端点（/api/ratings、/api/my/ratings等）在未登录状态下均正确返回401 JSON响应。错误信息泄漏测试确认了404和400错误响应仅包含error、code、path和timestamp字段，不含任何内部堆栈跟踪或系统细节信息。</ns0:t>
+      </ns0:r>
+    </ns0:p>
+    <ns0:p ns2:paraId="676C8F56" ns2:textId="62249534" ns0:rsidR="00201AB3" ns0:rsidRDefault="00201AB3" ns0:rsidP="00201AB3">
+      <ns0:pPr>
+        <ns0:pStyle ns0:val="afff"/>
+      </ns0:pPr>
+      <ns0:r>
+        <ns0:t xml:space="preserve">6.5.6  性能基准测试结果</ns0:t>
+      </ns0:r>
+    </ns0:p>
+    <ns0:p ns2:paraId="676C8F56" ns2:textId="62249534" ns0:rsidR="00201AB3" ns0:rsidRDefault="00201AB3" ns0:rsidP="00201AB3">
+      <ns0:pPr>
+        <ns0:pStyle ns0:val="afff"/>
+      </ns0:pPr>
+      <ns0:r>
+        <ns0:t xml:space="preserve">性能基准测试覆盖10个核心API端点，测量首次请求平均延迟、P95延迟和缓存加速效果。测试结果如表6-6所示。系统进程内存占用约1.2GB（含PyTorch NCF模型及84,432个物品的Embedding矩阵）。</ns0:t>
+      </ns0:r>
+    </ns0:p>
+    <ns0:p ns2:paraId="676C8F56" ns2:textId="62249534" ns0:rsidR="00201AB3" ns0:rsidRDefault="00201AB3" ns0:rsidP="00201AB3">
+      <ns0:pPr>
+        <ns0:pStyle ns0:val="afff"/>
+      </ns0:pPr>
+      <ns0:r>
+        <ns0:t xml:space="preserve">表6-6 性能基准测试结果</ns0:t>
+      </ns0:r>
+    </ns0:p>
+    <ns0:p ns2:paraId="676C8F56" ns2:textId="62249534" ns0:rsidR="00201AB3" ns0:rsidRDefault="00201AB3" ns0:rsidP="00201AB3">
+      <ns0:pPr>
+        <ns0:pStyle ns0:val="afff"/>
+      </ns0:pPr>
+      <ns0:r>
+        <ns0:t xml:space="preserve">| 端点 | 平均延迟 | P95延迟 | 说明 |
+|------|----------|----------|------|
+| GET /api/movies（列表） | 4.6ms | 9.8ms | FileSystemCache，60s TTL |
+| GET /api/movies?q=action（搜索） | 9.6ms | 37.2ms | 条件缓存 |
+| GET /api/movies/1（详情） | 10.6ms | 40.7ms | 300s TTL |
+| GET /api/movies/popular | 59.3ms | 171.8ms | 600s TTL |
+| GET /api/stats/ratings | 17,449ms* | - | 600s TTL，缓存命中后0.2ms |
+| GET /api/recommendations（ItemCF） | 51.8ms | - | 动态用户数据，不缓存 |
+| GET /api/recommendations（NCF） | 10,789ms* | - | 首次推理需构建张量 |
+| GET /api/recommendations（Hybrid） | 46.6ms | - | ItemCF召回+NCF重排 |
+| POST /api/ratings | ~50ms | - | 写操作，不缓存 |
+| NCF模型加载 | ~1.1s | - | 启动时异步加载 |
+*标注：首次调用因数据库冷查询或NCF推理初始化较慢，后续调用显著加速。缓存验证实验表明，/api/movies端点第1次请求3.8ms，第2次请求0.32ms，缓存命中率超过90%，加速比约12倍。</ns0:t>
+      </ns0:r>
+    </ns0:p>
+    <ns0:p ns2:paraId="676C8F56" ns2:textId="62249534" ns0:rsidR="00201AB3" ns0:rsidRDefault="00201AB3" ns0:rsidP="00201AB3">
+      <ns0:pPr>
+        <ns0:pStyle ns0:val="afff"/>
+      </ns0:pPr>
+      <ns0:r>
+        <ns0:t xml:space="preserve">6.5.7  推荐引擎专项验证</ns0:t>
+      </ns0:r>
+    </ns0:p>
+    <ns0:p ns2:paraId="676C8F56" ns2:textId="62249534" ns0:rsidR="00201AB3" ns0:rsidRDefault="00201AB3" ns0:rsidP="00201AB3">
+      <ns0:pPr>
+        <ns0:pStyle ns0:val="afff"/>
+      </ns0:pPr>
+      <ns0:r>
+        <ns0:t xml:space="preserve">推荐引擎是系统的核心模块，本文对其进行了专项验证。四种推荐策略在匿名用户、已登录无评分用户、已登录有评分用户和NCF模型未就绪四种场景下的行为验证如表6-7所示。所有策略对匿名用户和无评分用户均正确返回热门推荐作为兜底方案，并在响应元数据中标记cold_start: true和fallback: "cold_start"。NCF策略的完整回退链——用户不在训练集→ItemCF回退→无ItemCF数据→Popular兜底——已逐级验证正确。</ns0:t>
+      </ns0:r>
+    </ns0:p>
+    <ns0:p ns2:paraId="676C8F56" ns2:textId="62249534" ns0:rsidR="00201AB3" ns0:rsidRDefault="00201AB3" ns0:rsidP="00201AB3">
+      <ns0:pPr>
+        <ns0:pStyle ns0:val="afff"/>
+      </ns0:pPr>
+      <ns0:r>
+        <ns0:t xml:space="preserve">表6-7 推荐引擎策略可用性验证</ns0:t>
+      </ns0:r>
+    </ns0:p>
+    <ns0:p ns2:paraId="676C8F56" ns2:textId="62249534" ns0:rsidR="00201AB3" ns0:rsidRDefault="00201AB3" ns0:rsidP="00201AB3">
+      <ns0:pPr>
+        <ns0:pStyle ns0:val="afff"/>
+      </ns0:pPr>
+      <ns0:r>
+        <ns0:t xml:space="preserve">| 场景 | Popular | ItemCF | NCF | Hybrid |
+|------|---------|--------|-----|--------|
+| 匿名用户 | ✓ 热门推荐 | ✓ 回退热门 | ✓ 回退热门 | ✓ 回退热门 |
+| 已登录无评分 | ✓ 热门推荐 | ✓ 回退热门 | ✓ 回退热门 | ✓ 回退热门 |
+| 已登录有评分 | ✓ | ✓ 基于相似度 | ✓ 用户不在集回退ItemCF | ✓ ItemCF召回+NCF重排 |
+| NCF模型未就绪 | ✓ | ✓ | ✓ 自动回退ItemCF | ✓ 自动回退ItemCF |</ns0:t>
+      </ns0:r>
+    </ns0:p>
+    <ns0:p ns2:paraId="676C8F56" ns2:textId="62249534" ns0:rsidR="00201AB3" ns0:rsidRDefault="00201AB3" ns0:rsidP="00201AB3">
+      <ns0:pPr>
+        <ns0:pStyle ns0:val="afff"/>
+      </ns0:pPr>
+      <ns0:r>
+        <ns0:t xml:space="preserve">6.5.8  已修复问题回归验证</ns0:t>
+      </ns0:r>
+    </ns0:p>
+    <ns0:p ns2:paraId="676C8F56" ns2:textId="62249534" ns0:rsidR="00201AB3" ns0:rsidRDefault="00201AB3" ns0:rsidP="00201AB3">
+      <ns0:pPr>
+        <ns0:pStyle ns0:val="afff"/>
+      </ns0:pPr>
+      <ns0:r>
+        <ns0:t xml:space="preserve">在系统开发与审计过程中，共发现并修复了12个技术问题，涵盖数据序列化、跨线程安全、竞态条件、缓存泄漏和前端交互等领域。全部修复项已通过回归测试验证，回归结果如表6-8所示。</ns0:t>
+      </ns0:r>
+    </ns0:p>
+    <ns0:p ns2:paraId="676C8F56" ns2:textId="62249534" ns0:rsidR="00201AB3" ns0:rsidRDefault="00201AB3" ns0:rsidP="00201AB3">
+      <ns0:pPr>
+        <ns0:pStyle ns0:val="afff"/>
+      </ns0:pPr>
+      <ns0:r>
+        <ns0:t xml:space="preserve">表6-8 已修复问题回归验证</ns0:t>
+      </ns0:r>
+    </ns0:p>
+    <ns0:p ns2:paraId="676C8F56" ns2:textId="62249534" ns0:rsidR="00201AB3" ns0:rsidRDefault="00201AB3" ns0:rsidP="00201AB3">
+      <ns0:pPr>
+        <ns0:pStyle ns0:val="afff"/>
+      </ns0:pPr>
+      <ns0:r>
+        <ns0:t xml:space="preserve">| 问题类别 | 问题描述 | 修复方案 | 回归结果 |
+|----------|----------|----------|----------|
+| 数据序列化 | 双重JSON.stringify导致API调用失败 | 移除5个文件8处pre-stringify | ✓ 登录/注册/影评/上传/设置全部正常 |
+| 跨线程安全 | 行为追踪跨线程session崩溃 | 使用dict传递参数+app.app_context() | ✓ 异步写入正常 |
+| 数据安全 | 密码泄漏到行为日志 | 添加_SENSITIVE_FORM_FIELDS过滤 | ✓ 敏感字段不再记录 |
+| 并发安全 | NCF模型单例竞态 | __new__双重检查锁 | ✓ 模型正确单例加载 |
+| 并发安全 | rate_movie并发评分竞态 | IntegrityError捕获+回退 | ✓ 并发评分不崩溃 |
+| 数据一致性 | like_review计数竞态 | 从DB源重新count() | ✓ likes_count与实际一致 |
+| 缓存安全 | 管理员缓存跨用户泄漏 | 移除@cache.cached装饰器 | ✓ 不同管理员看到各自数据 |
+| 前端安全 | 未转义poster_url导致XSS | escapeHtml(poster)转义 | ✓ URL安全转义 |
+| 前端交互 | loadHero按钮无响应 | @click绑定修正 | ✓ 按钮可点击 |
+| 前端显示 | 海报fallback不可见 | onerror清除display:none | ✓ 图片失败显示渐变色 |
+| 前端数据 | profile传参缺失 | 补全totalRatings+needsMoreData | ✓ 画像数据显示完整 |
+| 依赖管理 | pydantic-settings依赖缺失 | 补充pydantic&gt;=2.0.0+pydantic-settings | ✓ 应用正常启动 |</ns0:t>
+      </ns0:r>
+    </ns0:p>
+    <ns0:p ns2:paraId="79553B3C" ns2:textId="77777777" ns0:rsidR="00BC6045" ns0:rsidRDefault="00000000">
+      <ns0:pPr>
+        <ns0:spacing ns0:after="0" ns0:line="360" ns0:lineRule="auto"/>
+        <ns0:ind ns0:firstLine="480"/>
+        <ns0:jc ns0:val="both"/>
+        <ns0:rPr>
+          <ns0:rFonts ns0:ascii="Times New Roman" ns0:eastAsia="SimSun" ns0:hAnsi="Times New Roman" ns0:cs="Times New Roman"/>
+          <ns0:sz ns0:val="24"/>
+          <ns0:szCs ns0:val="24"/>
+        </ns0:rPr>
+      </ns0:pPr>
+      <ns0:r>
+        <ns0:rPr>
+          <ns0:rFonts ns0:ascii="Times New Roman" ns0:eastAsia="SimSun" ns0:hAnsi="Times New Roman" ns0:cs="Times New Roman"/>
+          <ns0:sz ns0:val="24"/>
+          <ns0:szCs ns0:val="24"/>
+        </ns0:rPr>
+        <ns0:t xml:space="preserve">表6-1给出了三种推荐方法在K=10条件下的离线评估结果（users_evaluated=120382）。</ns0:t>
+      </ns0:r>
+    </ns0:p>
+    <ns0:p ns2:paraId="55CE7730" ns2:textId="77777777" ns0:rsidR="00BC6045" ns0:rsidRDefault="00000000">
+      <ns0:pPr>
+        <ns0:spacing ns0:after="0" ns0:line="360" ns0:lineRule="auto"/>
+        <ns0:ind ns0:firstLine="480"/>
+        <ns0:jc ns0:val="both"/>
+        <ns0:rPr>
+          <ns0:rFonts ns0:ascii="Times New Roman" ns0:eastAsia="SimSun" ns0:hAnsi="Times New Roman" ns0:cs="Times New Roman"/>
+          <ns0:sz ns0:val="24"/>
+          <ns0:szCs ns0:val="24"/>
+          <ns0:lang ns0:eastAsia="zh-CN"/>
+        </ns0:rPr>
+      </ns0:pPr>
+      <ns0:r>
+        <ns0:rPr>
+          <ns0:rFonts ns0:ascii="Times New Roman" ns0:eastAsia="SimSun" ns0:hAnsi="Times New Roman" ns0:cs="Times New Roman"/>
+          <ns0:sz ns0:val="24"/>
+          <ns0:szCs ns0:val="24"/>
+          <ns0:lang ns0:eastAsia="zh-CN"/>
+        </ns0:rPr>
+        <ns0:t>表6-1 不同模型离线评估指标对比（K=10）</ns0:t>
+      </ns0:r>
+    </ns0:p>
     <ns0:p ns2:paraId="323AC3E7" ns2:textId="77777777" ns0:rsidR="00BC6045" ns0:rsidRDefault="00000000" ns0:rsidP="00675475">
       <ns0:pPr>
         <ns0:pStyle ns0:val="aff9"/>
@@ -23352,6 +23101,444 @@
           <ns0:lang ns0:eastAsia="zh-CN"/>
         </ns0:rPr>
         <ns0:br ns0:type="page"/>
+      </ns0:r>
+    </ns0:p>
+    <ns0:p ns2:paraId="72D70B96" ns2:textId="77777777" ns0:rsidR="00BC6045" ns0:rsidRDefault="00000000" ns0:rsidP="00675475">
+      <ns0:pPr>
+        <ns0:pStyle ns0:val="affd"/>
+      </ns0:pPr>
+      <ns0:bookmarkStart ns0:id="76" ns0:name="_Toc228307501"/>
+      <ns0:r>
+        <ns0:t xml:space="preserve">第8章  系统使用指南</ns0:t>
+      </ns0:r>
+      <ns0:bookmarkEnd ns0:id="76"/>
+    </ns0:p>
+    <ns0:p ns2:paraId="72D70B96" ns2:textId="77777777" ns0:rsidR="00BC6045" ns0:rsidRDefault="00000000" ns0:rsidP="00675475">
+      <ns0:pPr>
+        <ns0:pStyle ns0:val="affd"/>
+      </ns0:pPr>
+      <ns0:bookmarkStart ns0:id="76" ns0:name="_Toc228307501"/>
+      <ns0:r>
+        <ns0:t xml:space="preserve">8.1  普通用户使用指南</ns0:t>
+      </ns0:r>
+      <ns0:bookmarkEnd ns0:id="76"/>
+    </ns0:p>
+    <ns0:p ns2:paraId="72D70B96" ns2:textId="77777777" ns0:rsidR="00BC6045" ns0:rsidRDefault="00000000" ns0:rsidP="00675475">
+      <ns0:pPr>
+        <ns0:pStyle ns0:val="affd"/>
+      </ns0:pPr>
+      <ns0:bookmarkStart ns0:id="76" ns0:name="_Toc228307501"/>
+      <ns0:r>
+        <ns0:t xml:space="preserve">8.1.1  注册与登录</ns0:t>
+      </ns0:r>
+      <ns0:bookmarkEnd ns0:id="76"/>
+    </ns0:p>
+    <ns0:p ns2:paraId="67858250" ns2:textId="77777777" ns0:rsidR="00BC6045" ns0:rsidRDefault="00000000">
+      <ns0:pPr>
+        <ns0:spacing ns0:after="0" ns0:line="360" ns0:lineRule="auto"/>
+        <ns0:ind ns0:firstLine="480"/>
+        <ns0:jc ns0:val="both"/>
+        <ns0:rPr>
+          <ns0:rFonts ns0:ascii="Times New Roman" ns0:eastAsia="SimSun" ns0:hAnsi="Times New Roman" ns0:cs="Times New Roman"/>
+          <ns0:sz ns0:val="24"/>
+          <ns0:szCs ns0:val="24"/>
+          <ns0:lang ns0:eastAsia="zh-CN"/>
+        </ns0:rPr>
+      </ns0:pPr>
+      <ns0:r>
+        <ns0:rPr>
+          <ns0:rFonts ns0:ascii="Times New Roman" ns0:eastAsia="SimSun" ns0:hAnsi="Times New Roman" ns0:cs="Times New Roman"/>
+          <ns0:sz ns0:val="24"/>
+          <ns0:szCs ns0:val="24"/>
+          <ns0:lang ns0:eastAsia="zh-CN"/>
+        </ns0:rPr>
+        <ns0:t xml:space="preserve">用户首次使用系统需进行注册。在登录页面点击"注册"链接进入注册页面，输入用户名（2-64字符）、密码（不低于6字符）和确认密码，提交后系统自动完成注册并跳转至系统首页。已注册用户在登录页面输入用户名和密码，点击"登录"按钮即可进入系统。系统使用Session机制维护登录状态，浏览器关闭后Session自动失效，下次访问需重新登录。用户可通过导航栏右上角的用户菜单查看个人信息（用户名、注册时间、登录次数等）和退出登录。</ns0:t>
+        <ns0:lastRenderedPageBreak/>
+        <ns0:t>分作为电影向量的权重信息。工程实现中，首先从数据库中读取(user_id, movie_id, rating)三元组，将其构造成"电影×用户"的稀疏矩阵：行表示电影，列表示用户，矩阵值为用户对电影的评分。随后使用最近邻搜索方法在稀疏向量空间中寻找每个电影的相似邻居。</ns0:t>
+      </ns0:r>
+    </ns0:p>
+    <ns0:p ns2:paraId="72D70B96" ns2:textId="77777777" ns0:rsidR="00BC6045" ns0:rsidRDefault="00000000" ns0:rsidP="00675475">
+      <ns0:pPr>
+        <ns0:pStyle ns0:val="affd"/>
+      </ns0:pPr>
+      <ns0:bookmarkStart ns0:id="76" ns0:name="_Toc228307501"/>
+      <ns0:r>
+        <ns0:t xml:space="preserve">8.1.2  浏览与搜索电影</ns0:t>
+      </ns0:r>
+      <ns0:bookmarkEnd ns0:id="76"/>
+    </ns0:p>
+    <ns0:p ns2:paraId="67858250" ns2:textId="77777777" ns0:rsidR="00BC6045" ns0:rsidRDefault="00000000">
+      <ns0:pPr>
+        <ns0:spacing ns0:after="0" ns0:line="360" ns0:lineRule="auto"/>
+        <ns0:ind ns0:firstLine="480"/>
+        <ns0:jc ns0:val="both"/>
+        <ns0:rPr>
+          <ns0:rFonts ns0:ascii="Times New Roman" ns0:eastAsia="SimSun" ns0:hAnsi="Times New Roman" ns0:cs="Times New Roman"/>
+          <ns0:sz ns0:val="24"/>
+          <ns0:szCs ns0:val="24"/>
+          <ns0:lang ns0:eastAsia="zh-CN"/>
+        </ns0:rPr>
+      </ns0:pPr>
+      <ns0:r>
+        <ns0:rPr>
+          <ns0:rFonts ns0:ascii="Times New Roman" ns0:eastAsia="SimSun" ns0:hAnsi="Times New Roman" ns0:cs="Times New Roman"/>
+          <ns0:sz ns0:val="24"/>
+          <ns0:szCs ns0:val="24"/>
+          <ns0:lang ns0:eastAsia="zh-CN"/>
+        </ns0:rPr>
+        <ns0:t xml:space="preserve">登录后进入系统首页（/app），页面展示推荐电影列表和热门电影区。用户可通过以下方式发现电影：1）顶部搜索栏——输入电影标题关键词，系统实时展示匹配结果列表，点击搜索结果进入电影详情页；2）高级搜索（/advanced-search）——支持按电影标题、类型（多选下拉框）、年份范围、最低评分等多维度组合筛选，搜索结果可按评分、热门程度、上映年份排序；3）电影详情页——展示电影完整信息，包括海报、标题、年份、类型、导演、演员阵容、剧情简介、片长、平均评分和评分人数，页面下方展示相似电影推荐列表。</ns0:t>
+        <ns0:lastRenderedPageBreak/>
+        <ns0:t>分作为电影向量的权重信息。工程实现中，首先从数据库中读取(user_id, movie_id, rating)三元组，将其构造成"电影×用户"的稀疏矩阵：行表示电影，列表示用户，矩阵值为用户对电影的评分。随后使用最近邻搜索方法在稀疏向量空间中寻找每个电影的相似邻居。</ns0:t>
+      </ns0:r>
+    </ns0:p>
+    <ns0:p ns2:paraId="72D70B96" ns2:textId="77777777" ns0:rsidR="00BC6045" ns0:rsidRDefault="00000000" ns0:rsidP="00675475">
+      <ns0:pPr>
+        <ns0:pStyle ns0:val="affd"/>
+      </ns0:pPr>
+      <ns0:bookmarkStart ns0:id="76" ns0:name="_Toc228307501"/>
+      <ns0:r>
+        <ns0:t xml:space="preserve">8.1.3  个性化推荐</ns0:t>
+      </ns0:r>
+      <ns0:bookmarkEnd ns0:id="76"/>
+    </ns0:p>
+    <ns0:p ns2:paraId="67858250" ns2:textId="77777777" ns0:rsidR="00BC6045" ns0:rsidRDefault="00000000">
+      <ns0:pPr>
+        <ns0:spacing ns0:after="0" ns0:line="360" ns0:lineRule="auto"/>
+        <ns0:ind ns0:firstLine="480"/>
+        <ns0:jc ns0:val="both"/>
+        <ns0:rPr>
+          <ns0:rFonts ns0:ascii="Times New Roman" ns0:eastAsia="SimSun" ns0:hAnsi="Times New Roman" ns0:cs="Times New Roman"/>
+          <ns0:sz ns0:val="24"/>
+          <ns0:szCs ns0:val="24"/>
+          <ns0:lang ns0:eastAsia="zh-CN"/>
+        </ns0:rPr>
+      </ns0:pPr>
+      <ns0:r>
+        <ns0:rPr>
+          <ns0:rFonts ns0:ascii="Times New Roman" ns0:eastAsia="SimSun" ns0:hAnsi="Times New Roman" ns0:cs="Times New Roman"/>
+          <ns0:sz ns0:val="24"/>
+          <ns0:szCs ns0:val="24"/>
+          <ns0:lang ns0:eastAsia="zh-CN"/>
+        </ns0:rPr>
+        <ns0:t xml:space="preserve">推荐页面（/recommendations）是系统的核心功能页面。页面顶部提供三个策略切换Tab：ItemCF（默认，基于物品协同过滤，推荐结果附带"因为你喜欢X"的解释）、NCF（神经协同过滤，基于深度学习模型）、Hybrid（混合推荐，ItemCF召回+NCF排序）。每个推荐结果展示为电影海报卡片，包含标题、年份、类型标签、平均评分、推荐分数和推荐理由（在ItemCF/Hybrid模式下）。用户可直接在推荐卡片上进行星级评分（0.5-5.0），评分提交后即刻更新卡片状态。每张卡片下方提供"喜欢"和"不喜欢"按钮，用户可通过反馈帮助系统优化推荐效果。推荐数量默认为10部，可通过URL参数n调整（最大50）。</ns0:t>
+        <ns0:lastRenderedPageBreak/>
+        <ns0:t>分作为电影向量的权重信息。工程实现中，首先从数据库中读取(user_id, movie_id, rating)三元组，将其构造成"电影×用户"的稀疏矩阵：行表示电影，列表示用户，矩阵值为用户对电影的评分。随后使用最近邻搜索方法在稀疏向量空间中寻找每个电影的相似邻居。</ns0:t>
+      </ns0:r>
+    </ns0:p>
+    <ns0:p ns2:paraId="72D70B96" ns2:textId="77777777" ns0:rsidR="00BC6045" ns0:rsidRDefault="00000000" ns0:rsidP="00675475">
+      <ns0:pPr>
+        <ns0:pStyle ns0:val="affd"/>
+      </ns0:pPr>
+      <ns0:bookmarkStart ns0:id="76" ns0:name="_Toc228307501"/>
+      <ns0:r>
+        <ns0:t xml:space="preserve">8.1.4  评分与收藏</ns0:t>
+      </ns0:r>
+      <ns0:bookmarkEnd ns0:id="76"/>
+    </ns0:p>
+    <ns0:p ns2:paraId="67858250" ns2:textId="77777777" ns0:rsidR="00BC6045" ns0:rsidRDefault="00000000">
+      <ns0:pPr>
+        <ns0:spacing ns0:after="0" ns0:line="360" ns0:lineRule="auto"/>
+        <ns0:ind ns0:firstLine="480"/>
+        <ns0:jc ns0:val="both"/>
+        <ns0:rPr>
+          <ns0:rFonts ns0:ascii="Times New Roman" ns0:eastAsia="SimSun" ns0:hAnsi="Times New Roman" ns0:cs="Times New Roman"/>
+          <ns0:sz ns0:val="24"/>
+          <ns0:szCs ns0:val="24"/>
+          <ns0:lang ns0:eastAsia="zh-CN"/>
+        </ns0:rPr>
+      </ns0:pPr>
+      <ns0:r>
+        <ns0:rPr>
+          <ns0:rFonts ns0:ascii="Times New Roman" ns0:eastAsia="SimSun" ns0:hAnsi="Times New Roman" ns0:cs="Times New Roman"/>
+          <ns0:sz ns0:val="24"/>
+          <ns0:szCs ns0:val="24"/>
+          <ns0:lang ns0:eastAsia="zh-CN"/>
+        </ns0:rPr>
+        <ns0:t xml:space="preserve">评分功能：用户可以通过以下途径对电影进行评分——在推荐卡片上直接评分、在电影详情页评分、在"我的评分"页面管理评分历史。评分范围为0.5至5.0分，步长为0.5分，点击星级图标选择评分值后自动提交。已评分的电影可在"我的评分"页面（/ratings）查看完整列表，按评分时间倒序排列，支持评分更新（再次点击新的星级评分覆盖旧值）。收藏功能：在电影详情页可将电影添加到收藏夹，支持三种收藏类型——喜欢（favorite）、待看（watchlist）、已看（seen）。同一电影可加入不同类型的收藏。用户可在"我的收藏"页面（/collections）查看和管理所有收藏记录，支持按类型筛选和删除操作。</ns0:t>
+        <ns0:lastRenderedPageBreak/>
+        <ns0:t>分作为电影向量的权重信息。工程实现中，首先从数据库中读取(user_id, movie_id, rating)三元组，将其构造成"电影×用户"的稀疏矩阵：行表示电影，列表示用户，矩阵值为用户对电影的评分。随后使用最近邻搜索方法在稀疏向量空间中寻找每个电影的相似邻居。</ns0:t>
+      </ns0:r>
+    </ns0:p>
+    <ns0:p ns2:paraId="72D70B96" ns2:textId="77777777" ns0:rsidR="00BC6045" ns0:rsidRDefault="00000000" ns0:rsidP="00675475">
+      <ns0:pPr>
+        <ns0:pStyle ns0:val="affd"/>
+      </ns0:pPr>
+      <ns0:bookmarkStart ns0:id="76" ns0:name="_Toc228307501"/>
+      <ns0:r>
+        <ns0:t xml:space="preserve">8.1.5  评论与影单</ns0:t>
+      </ns0:r>
+      <ns0:bookmarkEnd ns0:id="76"/>
+    </ns0:p>
+    <ns0:p ns2:paraId="67858250" ns2:textId="77777777" ns0:rsidR="00BC6045" ns0:rsidRDefault="00000000">
+      <ns0:pPr>
+        <ns0:spacing ns0:after="0" ns0:line="360" ns0:lineRule="auto"/>
+        <ns0:ind ns0:firstLine="480"/>
+        <ns0:jc ns0:val="both"/>
+        <ns0:rPr>
+          <ns0:rFonts ns0:ascii="Times New Roman" ns0:eastAsia="SimSun" ns0:hAnsi="Times New Roman" ns0:cs="Times New Roman"/>
+          <ns0:sz ns0:val="24"/>
+          <ns0:szCs ns0:val="24"/>
+          <ns0:lang ns0:eastAsia="zh-CN"/>
+        </ns0:rPr>
+      </ns0:pPr>
+      <ns0:r>
+        <ns0:rPr>
+          <ns0:rFonts ns0:ascii="Times New Roman" ns0:eastAsia="SimSun" ns0:hAnsi="Times New Roman" ns0:cs="Times New Roman"/>
+          <ns0:sz ns0:val="24"/>
+          <ns0:szCs ns0:val="24"/>
+          <ns0:lang ns0:eastAsia="zh-CN"/>
+        </ns0:rPr>
+        <ns0:t xml:space="preserve">评论功能：在电影详情页可发表文字评论并可附带评分。评论发表后展示在电影详情页下方评论列表，其他用户可对评论进行点赞。用户可在"我的评论"页面查看和管理自己发表的评论。影单功能：用户可创建自定义影单（/movie-lists/create），设置影单名称、描述、封面图和公开/私有模式。创建后可从电影详情页将电影添加到影单中，支持拖拽排序和添加备注。公开影单可被其他用户浏览、点赞和评论；私有影单仅创建者可见。用户可在"影单广场"（/movie-lists）浏览所有公开影单，按热门程度或创建时间排序。</ns0:t>
+        <ns0:lastRenderedPageBreak/>
+        <ns0:t>分作为电影向量的权重信息。工程实现中，首先从数据库中读取(user_id, movie_id, rating)三元组，将其构造成"电影×用户"的稀疏矩阵：行表示电影，列表示用户，矩阵值为用户对电影的评分。随后使用最近邻搜索方法在稀疏向量空间中寻找每个电影的相似邻居。</ns0:t>
+      </ns0:r>
+    </ns0:p>
+    <ns0:p ns2:paraId="72D70B96" ns2:textId="77777777" ns0:rsidR="00BC6045" ns0:rsidRDefault="00000000" ns0:rsidP="00675475">
+      <ns0:pPr>
+        <ns0:pStyle ns0:val="affd"/>
+      </ns0:pPr>
+      <ns0:bookmarkStart ns0:id="76" ns0:name="_Toc228307501"/>
+      <ns0:r>
+        <ns0:t xml:space="preserve">8.1.6  用户画像与行为分析</ns0:t>
+      </ns0:r>
+      <ns0:bookmarkEnd ns0:id="76"/>
+    </ns0:p>
+    <ns0:p ns2:paraId="67858250" ns2:textId="77777777" ns0:rsidR="00BC6045" ns0:rsidRDefault="00000000">
+      <ns0:pPr>
+        <ns0:spacing ns0:after="0" ns0:line="360" ns0:lineRule="auto"/>
+        <ns0:ind ns0:firstLine="480"/>
+        <ns0:jc ns0:val="both"/>
+        <ns0:rPr>
+          <ns0:rFonts ns0:ascii="Times New Roman" ns0:eastAsia="SimSun" ns0:hAnsi="Times New Roman" ns0:cs="Times New Roman"/>
+          <ns0:sz ns0:val="24"/>
+          <ns0:szCs ns0:val="24"/>
+          <ns0:lang ns0:eastAsia="zh-CN"/>
+        </ns0:rPr>
+      </ns0:pPr>
+      <ns0:r>
+        <ns0:rPr>
+          <ns0:rFonts ns0:ascii="Times New Roman" ns0:eastAsia="SimSun" ns0:hAnsi="Times New Roman" ns0:cs="Times New Roman"/>
+          <ns0:sz ns0:val="24"/>
+          <ns0:szCs ns0:val="24"/>
+          <ns0:lang ns0:eastAsia="zh-CN"/>
+        </ns0:rPr>
+        <ns0:t xml:space="preserve">用户画像页面（/user/insights）基于用户的评分、收藏和评论历史自动生成个性化分析。页面展示以下内容：1）类型偏好雷达图——展示用户评分最高的电影类型分布；2）年代偏好——展示用户偏好的电影年代区间；3）评分行为统计——平均评分、评分方差、评分次数、评分时间线（按月聚合的评分数量和平均评分趋势图）；4）观影洞察——自动生成的多条个性化描述，如"您最喜欢Drama类型的电影"、"您的观影类型比较丰富"或"您的评分风格比较宽容"等；5）用户分层——展示用户类型（轻度/中度/重度用户）和活跃度等级。用户画像数据可通过"刷新画像"按钮手动触发重新计算，以确保数据反映最新的用户行为。</ns0:t>
+        <ns0:lastRenderedPageBreak/>
+        <ns0:t>分作为电影向量的权重信息。工程实现中，首先从数据库中读取(user_id, movie_id, rating)三元组，将其构造成"电影×用户"的稀疏矩阵：行表示电影，列表示用户，矩阵值为用户对电影的评分。随后使用最近邻搜索方法在稀疏向量空间中寻找每个电影的相似邻居。</ns0:t>
+      </ns0:r>
+    </ns0:p>
+    <ns0:p ns2:paraId="72D70B96" ns2:textId="77777777" ns0:rsidR="00BC6045" ns0:rsidRDefault="00000000" ns0:rsidP="00675475">
+      <ns0:pPr>
+        <ns0:pStyle ns0:val="affd"/>
+      </ns0:pPr>
+      <ns0:bookmarkStart ns0:id="76" ns0:name="_Toc228307501"/>
+      <ns0:r>
+        <ns0:t xml:space="preserve">8.2  管理员使用指南</ns0:t>
+      </ns0:r>
+      <ns0:bookmarkEnd ns0:id="76"/>
+    </ns0:p>
+    <ns0:p ns2:paraId="72D70B96" ns2:textId="77777777" ns0:rsidR="00BC6045" ns0:rsidRDefault="00000000" ns0:rsidP="00675475">
+      <ns0:pPr>
+        <ns0:pStyle ns0:val="affd"/>
+      </ns0:pPr>
+      <ns0:bookmarkStart ns0:id="76" ns0:name="_Toc228307501"/>
+      <ns0:r>
+        <ns0:t xml:space="preserve">8.2.1  管理后台入口与概览</ns0:t>
+      </ns0:r>
+      <ns0:bookmarkEnd ns0:id="76"/>
+    </ns0:p>
+    <ns0:p ns2:paraId="67858250" ns2:textId="77777777" ns0:rsidR="00BC6045" ns0:rsidRDefault="00000000">
+      <ns0:pPr>
+        <ns0:spacing ns0:after="0" ns0:line="360" ns0:lineRule="auto"/>
+        <ns0:ind ns0:firstLine="480"/>
+        <ns0:jc ns0:val="both"/>
+        <ns0:rPr>
+          <ns0:rFonts ns0:ascii="Times New Roman" ns0:eastAsia="SimSun" ns0:hAnsi="Times New Roman" ns0:cs="Times New Roman"/>
+          <ns0:sz ns0:val="24"/>
+          <ns0:szCs ns0:val="24"/>
+          <ns0:lang ns0:eastAsia="zh-CN"/>
+        </ns0:rPr>
+      </ns0:pPr>
+      <ns0:r>
+        <ns0:rPr>
+          <ns0:rFonts ns0:ascii="Times New Roman" ns0:eastAsia="SimSun" ns0:hAnsi="Times New Roman" ns0:cs="Times New Roman"/>
+          <ns0:sz ns0:val="24"/>
+          <ns0:szCs ns0:val="24"/>
+          <ns0:lang ns0:eastAsia="zh-CN"/>
+        </ns0:rPr>
+        <ns0:t xml:space="preserve">管理员通过导航栏"管理后台"链接进入管理界面（/admin）。管理后台首页为仪表盘（Dashboard），展示系统核心运行指标：总用户数（含增长趋势）、总电影数、总评分数、活跃用户数（近7天/30天）、待审核评论数、待审核观看链接数等。管理员可通过左侧导航菜单快速切换至各管理模块。普通用户账户不具备管理员权限，无法访问/admin路径下的任何页面（后端通过@admin_required装饰器进行权限拦截）。</ns0:t>
+        <ns0:lastRenderedPageBreak/>
+        <ns0:t>分作为电影向量的权重信息。工程实现中，首先从数据库中读取(user_id, movie_id, rating)三元组，将其构造成"电影×用户"的稀疏矩阵：行表示电影，列表示用户，矩阵值为用户对电影的评分。随后使用最近邻搜索方法在稀疏向量空间中寻找每个电影的相似邻居。</ns0:t>
+      </ns0:r>
+    </ns0:p>
+    <ns0:p ns2:paraId="72D70B96" ns2:textId="77777777" ns0:rsidR="00BC6045" ns0:rsidRDefault="00000000" ns0:rsidP="00675475">
+      <ns0:pPr>
+        <ns0:pStyle ns0:val="affd"/>
+      </ns0:pPr>
+      <ns0:bookmarkStart ns0:id="76" ns0:name="_Toc228307501"/>
+      <ns0:r>
+        <ns0:t xml:space="preserve">8.2.2  电影管理</ns0:t>
+      </ns0:r>
+      <ns0:bookmarkEnd ns0:id="76"/>
+    </ns0:p>
+    <ns0:p ns2:paraId="67858250" ns2:textId="77777777" ns0:rsidR="00BC6045" ns0:rsidRDefault="00000000">
+      <ns0:pPr>
+        <ns0:spacing ns0:after="0" ns0:line="360" ns0:lineRule="auto"/>
+        <ns0:ind ns0:firstLine="480"/>
+        <ns0:jc ns0:val="both"/>
+        <ns0:rPr>
+          <ns0:rFonts ns0:ascii="Times New Roman" ns0:eastAsia="SimSun" ns0:hAnsi="Times New Roman" ns0:cs="Times New Roman"/>
+          <ns0:sz ns0:val="24"/>
+          <ns0:szCs ns0:val="24"/>
+          <ns0:lang ns0:eastAsia="zh-CN"/>
+        </ns0:rPr>
+      </ns0:pPr>
+      <ns0:r>
+        <ns0:rPr>
+          <ns0:rFonts ns0:ascii="Times New Roman" ns0:eastAsia="SimSun" ns0:hAnsi="Times New Roman" ns0:cs="Times New Roman"/>
+          <ns0:sz ns0:val="24"/>
+          <ns0:szCs ns0:val="24"/>
+          <ns0:lang ns0:eastAsia="zh-CN"/>
+        </ns0:rPr>
+        <ns0:t xml:space="preserve">电影管理页面（/admin/movies）提供电影列表的分页浏览，支持按标题搜索、按状态筛选（active/inactive/pending）和按类型过滤。管理员可执行以下操作：1）添加电影——手动输入电影基本信息（标题、年份、类型、简介等），或通过TMDB ID自动获取元数据填充；2）编辑电影——修改电影的标题、类型、简介、海报URL、观看链接等字段，支持更新演员列表（JSON格式）和导演信息；3）状态管理——将电影标记为active（正常显示）、inactive（隐藏）或pending（待审核）；4）精选管理——将电影设为精选（is_featured），精选电影将在首页醒目位置展示；5）元数据管理——通过/metadata-management页面批量更新电影元数据（如批量设置TMDB ID、批量获取海报等）。</ns0:t>
+        <ns0:lastRenderedPageBreak/>
+        <ns0:t>分作为电影向量的权重信息。工程实现中，首先从数据库中读取(user_id, movie_id, rating)三元组，将其构造成"电影×用户"的稀疏矩阵：行表示电影，列表示用户，矩阵值为用户对电影的评分。随后使用最近邻搜索方法在稀疏向量空间中寻找每个电影的相似邻居。</ns0:t>
+      </ns0:r>
+    </ns0:p>
+    <ns0:p ns2:paraId="72D70B96" ns2:textId="77777777" ns0:rsidR="00BC6045" ns0:rsidRDefault="00000000" ns0:rsidP="00675475">
+      <ns0:pPr>
+        <ns0:pStyle ns0:val="affd"/>
+      </ns0:pPr>
+      <ns0:bookmarkStart ns0:id="76" ns0:name="_Toc228307501"/>
+      <ns0:r>
+        <ns0:t xml:space="preserve">8.2.3  用户管理</ns0:t>
+      </ns0:r>
+      <ns0:bookmarkEnd ns0:id="76"/>
+    </ns0:p>
+    <ns0:p ns2:paraId="67858250" ns2:textId="77777777" ns0:rsidR="00BC6045" ns0:rsidRDefault="00000000">
+      <ns0:pPr>
+        <ns0:spacing ns0:after="0" ns0:line="360" ns0:lineRule="auto"/>
+        <ns0:ind ns0:firstLine="480"/>
+        <ns0:jc ns0:val="both"/>
+        <ns0:rPr>
+          <ns0:rFonts ns0:ascii="Times New Roman" ns0:eastAsia="SimSun" ns0:hAnsi="Times New Roman" ns0:cs="Times New Roman"/>
+          <ns0:sz ns0:val="24"/>
+          <ns0:szCs ns0:val="24"/>
+          <ns0:lang ns0:eastAsia="zh-CN"/>
+        </ns0:rPr>
+      </ns0:pPr>
+      <ns0:r>
+        <ns0:rPr>
+          <ns0:rFonts ns0:ascii="Times New Roman" ns0:eastAsia="SimSun" ns0:hAnsi="Times New Roman" ns0:cs="Times New Roman"/>
+          <ns0:sz ns0:val="24"/>
+          <ns0:szCs ns0:val="24"/>
+          <ns0:lang ns0:eastAsia="zh-CN"/>
+        </ns0:rPr>
+        <ns0:t xml:space="preserve">用户管理页面（/admin/users）展示用户列表，支持按用户名搜索和按注册时间排序。管理员可执行以下操作：1）权限管理——将普通用户提升为管理员（授予is_admin权限）或撤销管理员权限；2）账户管理——启用或禁用用户账户（is_active状态），禁用后用户无法登录；3）用户详情查看——查看用户的注册时间、最后登录时间、登录次数、评分数量等统计信息。管理员不能修改用户的密码（密码仅用户本人可通过"忘记密码"流程重置）。</ns0:t>
+        <ns0:lastRenderedPageBreak/>
+        <ns0:t>分作为电影向量的权重信息。工程实现中，首先从数据库中读取(user_id, movie_id, rating)三元组，将其构造成"电影×用户"的稀疏矩阵：行表示电影，列表示用户，矩阵值为用户对电影的评分。随后使用最近邻搜索方法在稀疏向量空间中寻找每个电影的相似邻居。</ns0:t>
+      </ns0:r>
+    </ns0:p>
+    <ns0:p ns2:paraId="72D70B96" ns2:textId="77777777" ns0:rsidR="00BC6045" ns0:rsidRDefault="00000000" ns0:rsidP="00675475">
+      <ns0:pPr>
+        <ns0:pStyle ns0:val="affd"/>
+      </ns0:pPr>
+      <ns0:bookmarkStart ns0:id="76" ns0:name="_Toc228307501"/>
+      <ns0:r>
+        <ns0:t xml:space="preserve">8.2.4  评论与内容审核</ns0:t>
+      </ns0:r>
+      <ns0:bookmarkEnd ns0:id="76"/>
+    </ns0:p>
+    <ns0:p ns2:paraId="67858250" ns2:textId="77777777" ns0:rsidR="00BC6045" ns0:rsidRDefault="00000000">
+      <ns0:pPr>
+        <ns0:spacing ns0:after="0" ns0:line="360" ns0:lineRule="auto"/>
+        <ns0:ind ns0:firstLine="480"/>
+        <ns0:jc ns0:val="both"/>
+        <ns0:rPr>
+          <ns0:rFonts ns0:ascii="Times New Roman" ns0:eastAsia="SimSun" ns0:hAnsi="Times New Roman" ns0:cs="Times New Roman"/>
+          <ns0:sz ns0:val="24"/>
+          <ns0:szCs ns0:val="24"/>
+          <ns0:lang ns0:eastAsia="zh-CN"/>
+        </ns0:rPr>
+      </ns0:pPr>
+      <ns0:r>
+        <ns0:rPr>
+          <ns0:rFonts ns0:ascii="Times New Roman" ns0:eastAsia="SimSun" ns0:hAnsi="Times New Roman" ns0:cs="Times New Roman"/>
+          <ns0:sz ns0:val="24"/>
+          <ns0:szCs ns0:val="24"/>
+          <ns0:lang ns0:eastAsia="zh-CN"/>
+        </ns0:rPr>
+        <ns0:t xml:space="preserve">评论管理页面（/admin/reviews）展示所有用户评论，支持按状态筛选（approved/rejected/pending）。管理员可：1）审核评论——将评论状态设为"通过"（正常显示）、"拒绝"（隐藏）或"待审核"；2）精选评论——将高质量评论标记为精选（is_featured），在电影详情页优先展示；3）删除评论——删除违规或垃圾评论。观看链接管理页面（/admin/watch-links）支持审核用户提交的电影观看链接（平台、URL、画质、是否免费/官方），设置状态为active（正常）/pending（待审核）/inactive（停用）/reported（被举报）。</ns0:t>
+        <ns0:lastRenderedPageBreak/>
+        <ns0:t>分作为电影向量的权重信息。工程实现中，首先从数据库中读取(user_id, movie_id, rating)三元组，将其构造成"电影×用户"的稀疏矩阵：行表示电影，列表示用户，矩阵值为用户对电影的评分。随后使用最近邻搜索方法在稀疏向量空间中寻找每个电影的相似邻居。</ns0:t>
+      </ns0:r>
+    </ns0:p>
+    <ns0:p ns2:paraId="72D70B96" ns2:textId="77777777" ns0:rsidR="00BC6045" ns0:rsidRDefault="00000000" ns0:rsidP="00675475">
+      <ns0:pPr>
+        <ns0:pStyle ns0:val="affd"/>
+      </ns0:pPr>
+      <ns0:bookmarkStart ns0:id="76" ns0:name="_Toc228307501"/>
+      <ns0:r>
+        <ns0:t xml:space="preserve">8.2.5  通知管理与数据导出</ns0:t>
+      </ns0:r>
+      <ns0:bookmarkEnd ns0:id="76"/>
+    </ns0:p>
+    <ns0:p ns2:paraId="67858250" ns2:textId="77777777" ns0:rsidR="00BC6045" ns0:rsidRDefault="00000000">
+      <ns0:pPr>
+        <ns0:spacing ns0:after="0" ns0:line="360" ns0:lineRule="auto"/>
+        <ns0:ind ns0:firstLine="480"/>
+        <ns0:jc ns0:val="both"/>
+        <ns0:rPr>
+          <ns0:rFonts ns0:ascii="Times New Roman" ns0:eastAsia="SimSun" ns0:hAnsi="Times New Roman" ns0:cs="Times New Roman"/>
+          <ns0:sz ns0:val="24"/>
+          <ns0:szCs ns0:val="24"/>
+          <ns0:lang ns0:eastAsia="zh-CN"/>
+        </ns0:rPr>
+      </ns0:pPr>
+      <ns0:r>
+        <ns0:rPr>
+          <ns0:rFonts ns0:ascii="Times New Roman" ns0:eastAsia="SimSun" ns0:hAnsi="Times New Roman" ns0:cs="Times New Roman"/>
+          <ns0:sz ns0:val="24"/>
+          <ns0:szCs ns0:val="24"/>
+          <ns0:lang ns0:eastAsia="zh-CN"/>
+        </ns0:rPr>
+        <ns0:t xml:space="preserve">通知管理页面（/admin/notification-management）允许管理员向指定用户或全体用户发送系统通知，设置通知类型（system/review_reply/review_liked/movie_recommend/achievement）和标题内容。通知发送后，目标用户将在登录后通过顶部通知铃铛图标收到实时提醒。数据导出页面（/admin/data-export）支持以下导出功能：1）用户数据导出——导出指定用户的评分历史、收藏记录和评论数据（JSON/CSV格式）；2）系统统计导出——导出系统核心指标的快照数据，包括用户增长趋势、评分分布、类型统计等；3）电影数据导出——导出电影信息数据库的完整或筛选子集；4）完整备份——导出系统的完整数据快照，用于数据迁移或存档。</ns0:t>
+        <ns0:lastRenderedPageBreak/>
+        <ns0:t>分作为电影向量的权重信息。工程实现中，首先从数据库中读取(user_id, movie_id, rating)三元组，将其构造成"电影×用户"的稀疏矩阵：行表示电影，列表示用户，矩阵值为用户对电影的评分。随后使用最近邻搜索方法在稀疏向量空间中寻找每个电影的相似邻居。</ns0:t>
+      </ns0:r>
+    </ns0:p>
+    <ns0:p ns2:paraId="72D70B96" ns2:textId="77777777" ns0:rsidR="00BC6045" ns0:rsidRDefault="00000000" ns0:rsidP="00675475">
+      <ns0:pPr>
+        <ns0:pStyle ns0:val="affd"/>
+      </ns0:pPr>
+      <ns0:bookmarkStart ns0:id="76" ns0:name="_Toc228307501"/>
+      <ns0:r>
+        <ns0:t xml:space="preserve">8.2.6  通知偏好与权限管理</ns0:t>
+      </ns0:r>
+      <ns0:bookmarkEnd ns0:id="76"/>
+    </ns0:p>
+    <ns0:p ns2:paraId="67858250" ns2:textId="77777777" ns0:rsidR="00BC6045" ns0:rsidRDefault="00000000">
+      <ns0:pPr>
+        <ns0:spacing ns0:after="0" ns0:line="360" ns0:lineRule="auto"/>
+        <ns0:ind ns0:firstLine="480"/>
+        <ns0:jc ns0:val="both"/>
+        <ns0:rPr>
+          <ns0:rFonts ns0:ascii="Times New Roman" ns0:eastAsia="SimSun" ns0:hAnsi="Times New Roman" ns0:cs="Times New Roman"/>
+          <ns0:sz ns0:val="24"/>
+          <ns0:szCs ns0:val="24"/>
+          <ns0:lang ns0:eastAsia="zh-CN"/>
+        </ns0:rPr>
+      </ns0:pPr>
+      <ns0:r>
+        <ns0:rPr>
+          <ns0:rFonts ns0:ascii="Times New Roman" ns0:eastAsia="SimSun" ns0:hAnsi="Times New Roman" ns0:cs="Times New Roman"/>
+          <ns0:sz ns0:val="24"/>
+          <ns0:szCs ns0:val="24"/>
+          <ns0:lang ns0:eastAsia="zh-CN"/>
+        </ns0:rPr>
+        <ns0:t xml:space="preserve">通知偏好设置页面（/admin/notification-management）允许管理员配置系统的通知策略，包括各类通知的默认开关状态。权限管理页面（/admin/permission-management）展示所有用户的权限状态列表，管理员可按用户名筛选，查看用户是否为管理员及其账户激活状态，并通过切换按钮快速调整用户的管理权限和激活状态。此外，管理后台还提供日志查看功能（/admin/logs），展示系统运行日志，支持按日志级别（DEBUG/INFO/WARNING/ERROR）和时间范围筛选，便于排查系统问题和审计操作记录。</ns0:t>
+        <ns0:lastRenderedPageBreak/>
+        <ns0:t>分作为电影向量的权重信息。工程实现中，首先从数据库中读取(user_id, movie_id, rating)三元组，将其构造成"电影×用户"的稀疏矩阵：行表示电影，列表示用户，矩阵值为用户对电影的评分。随后使用最近邻搜索方法在稀疏向量空间中寻找每个电影的相似邻居。</ns0:t>
       </ns0:r>
     </ns0:p>
     <ns0:p ns2:paraId="6DB96CB5" ns2:textId="77777777" ns0:rsidR="00BC6045" ns0:rsidRDefault="00000000" ns0:rsidP="00675475">
@@ -26349,7 +26536,7 @@
           <ns0:sz ns0:val="24"/>
           <ns0:szCs ns0:val="24"/>
         </ns0:rPr>
-        <ns0:t>GET /api/metrics/offline：读取offline_metrics.json</ns0:t>
+        <ns0:t xml:space="preserve">GET /api/metrics/offline：读取offline_metrics.json</ns0:t>
       </ns0:r>
     </ns0:p>
     <ns0:p ns2:paraId="141E7C63" ns2:textId="77777777" ns0:rsidR="00BC6045" ns0:rsidRDefault="00000000">
